--- a/resume/template.docx
+++ b/resume/template.docx
@@ -1,6 +1,6 @@
 
 <file path=word/document.xml><?xml version="1.0" encoding="utf-8"?>
-<w:document xmlns:wpc="http://schemas.microsoft.com/office/word/2010/wordprocessingCanvas" xmlns:cx="http://schemas.microsoft.com/office/drawing/2014/chartex" xmlns:cx1="http://schemas.microsoft.com/office/drawing/2015/9/8/chartex" xmlns:cx2="http://schemas.microsoft.com/office/drawing/2015/10/21/chartex" xmlns:cx3="http://schemas.microsoft.com/office/drawing/2016/5/9/chartex" xmlns:cx4="http://schemas.microsoft.com/office/drawing/2016/5/10/chartex" xmlns:cx5="http://schemas.microsoft.com/office/drawing/2016/5/11/chartex" xmlns:cx6="http://schemas.microsoft.com/office/drawing/2016/5/12/chartex" xmlns:cx7="http://schemas.microsoft.com/office/drawing/2016/5/13/chartex" xmlns:cx8="http://schemas.microsoft.com/office/drawing/2016/5/14/chartex" xmlns:mc="http://schemas.openxmlformats.org/markup-compatibility/2006" xmlns:aink="http://schemas.microsoft.com/office/drawing/2016/ink" xmlns:am3d="http://schemas.microsoft.com/office/drawing/2017/model3d" xmlns:o="urn:schemas-microsoft-com:office:office" xmlns:oel="http://schemas.microsoft.com/office/2019/extlst" xmlns:r="http://schemas.openxmlformats.org/officeDocument/2006/relationships" xmlns:m="http://schemas.openxmlformats.org/officeDocument/2006/math" xmlns:v="urn:schemas-microsoft-com:vml" xmlns:wp14="http://schemas.microsoft.com/office/word/2010/wordprocessingDrawing" xmlns:wp="http://schemas.openxmlformats.org/drawingml/2006/wordprocessingDrawing" xmlns:w10="urn:schemas-microsoft-com:office:word" xmlns:w="http://schemas.openxmlformats.org/wordprocessingml/2006/main" xmlns:w14="http://schemas.microsoft.com/office/word/2010/wordml" xmlns:w15="http://schemas.microsoft.com/office/word/2012/wordml" xmlns:w16cex="http://schemas.microsoft.com/office/word/2018/wordml/cex" xmlns:w16cid="http://schemas.microsoft.com/office/word/2016/wordml/cid" xmlns:w16="http://schemas.microsoft.com/office/word/2018/wordml" xmlns:w16sdtdh="http://schemas.microsoft.com/office/word/2020/wordml/sdtdatahash" xmlns:w16se="http://schemas.microsoft.com/office/word/2015/wordml/symex" xmlns:wpg="http://schemas.microsoft.com/office/word/2010/wordprocessingGroup" xmlns:wpi="http://schemas.microsoft.com/office/word/2010/wordprocessingInk" xmlns:wne="http://schemas.microsoft.com/office/word/2006/wordml" xmlns:wps="http://schemas.microsoft.com/office/word/2010/wordprocessingShape" mc:Ignorable="w14 w15 w16se w16cid w16 w16cex w16sdtdh wp14">
+<w:document xmlns:wpc="http://schemas.microsoft.com/office/word/2010/wordprocessingCanvas" xmlns:cx="http://schemas.microsoft.com/office/drawing/2014/chartex" xmlns:cx1="http://schemas.microsoft.com/office/drawing/2015/9/8/chartex" xmlns:cx2="http://schemas.microsoft.com/office/drawing/2015/10/21/chartex" xmlns:cx3="http://schemas.microsoft.com/office/drawing/2016/5/9/chartex" xmlns:cx4="http://schemas.microsoft.com/office/drawing/2016/5/10/chartex" xmlns:cx5="http://schemas.microsoft.com/office/drawing/2016/5/11/chartex" xmlns:cx6="http://schemas.microsoft.com/office/drawing/2016/5/12/chartex" xmlns:cx7="http://schemas.microsoft.com/office/drawing/2016/5/13/chartex" xmlns:cx8="http://schemas.microsoft.com/office/drawing/2016/5/14/chartex" xmlns:mc="http://schemas.openxmlformats.org/markup-compatibility/2006" xmlns:m="http://schemas.openxmlformats.org/officeDocument/2006/math" xmlns:aink="http://schemas.microsoft.com/office/drawing/2016/ink" xmlns:am3d="http://schemas.microsoft.com/office/drawing/2017/model3d" xmlns:oel="http://schemas.microsoft.com/office/2019/extlst" xmlns:r="http://schemas.openxmlformats.org/officeDocument/2006/relationships" xmlns:wp14="http://schemas.microsoft.com/office/word/2010/wordprocessingDrawing" xmlns:wp="http://schemas.openxmlformats.org/drawingml/2006/wordprocessingDrawing" xmlns:wpg="http://schemas.microsoft.com/office/word/2010/wordprocessingGroup" xmlns:wpi="http://schemas.microsoft.com/office/word/2010/wordprocessingInk" xmlns:wps="http://schemas.microsoft.com/office/word/2010/wordprocessingShape" xmlns:o="urn:schemas-microsoft-com:office:office" xmlns:v="urn:schemas-microsoft-com:vml" xmlns:w10="urn:schemas-microsoft-com:office:word" xmlns:w="http://schemas.openxmlformats.org/wordprocessingml/2006/main" xmlns:w14="http://schemas.microsoft.com/office/word/2010/wordml" xmlns:w15="http://schemas.microsoft.com/office/word/2012/wordml" xmlns:w16cei="http://schemas.microsoft.com/office/word/2026/wordml/cei" xmlns:w16cex="http://schemas.microsoft.com/office/word/2018/wordml/cex" xmlns:w16cid="http://schemas.microsoft.com/office/word/2016/wordml/cid" xmlns:w16="http://schemas.microsoft.com/office/word/2018/wordml" xmlns:w16sdtdh="http://schemas.microsoft.com/office/word/2020/wordml/sdtdatahash" xmlns:w16sdtfl="http://schemas.microsoft.com/office/word/2024/wordml/sdtformatlock" xmlns:w16se="http://schemas.microsoft.com/office/word/2015/wordml/symex" xmlns:w16du="http://schemas.microsoft.com/office/word/2023/wordml/word16du" xmlns:wne="http://schemas.microsoft.com/office/word/2006/wordml" mc:Ignorable="w14 w15 w16se w16cid w16 w16cex w16sdtdh w16sdtfl w16du wp14">
   <w:background w:color="FFFFFF" w:themeColor="background1"/>
   <w:body>
     <w:tbl>
@@ -36,20 +36,30 @@
           <w:p>
             <w:pPr>
               <w:rPr>
-                <w:rFonts w:ascii="Roboto Slab" w:hAnsi="Roboto Slab" w:cs="Roboto Slab"/>
+                <w:rFonts w:ascii="Roboto Slab" w:hAnsi="Roboto Slab"/>
                 <w:sz w:val="38"/>
                 <w:szCs w:val="38"/>
               </w:rPr>
             </w:pPr>
             <w:r>
               <w:rPr>
-                <w:rFonts w:ascii="Roboto Slab" w:hAnsi="Roboto Slab" w:cs="Roboto Slab"/>
+                <w:rFonts w:ascii="Roboto Slab" w:hAnsi="Roboto Slab" w:cs="Arimo"/>
                 <w:color w:val="FFFFFF" w:themeColor="background1"/>
                 <w:spacing w:val="20"/>
                 <w:sz w:val="38"/>
                 <w:szCs w:val="38"/>
               </w:rPr>
-              <w:t>Justin Raines</w:t>
+              <w:t xml:space="preserve">Richard </w:t>
+            </w:r>
+            <w:r>
+              <w:rPr>
+                <w:rFonts w:ascii="Roboto Slab" w:hAnsi="Roboto Slab" w:cs="Arimo"/>
+                <w:color w:val="FFFFFF" w:themeColor="background1"/>
+                <w:spacing w:val="20"/>
+                <w:sz w:val="38"/>
+                <w:szCs w:val="38"/>
+              </w:rPr>
+              <w:t>Tang</w:t>
             </w:r>
           </w:p>
         </w:tc>
@@ -64,7 +74,7 @@
           <w:p>
             <w:pPr>
               <w:rPr>
-                <w:rFonts w:ascii="Roboto Slab" w:hAnsi="Roboto Slab" w:cs="Roboto Slab"/>
+                <w:rFonts w:ascii="Roboto Slab" w:hAnsi="Roboto Slab"/>
                 <w:sz w:val="10"/>
                 <w:szCs w:val="10"/>
               </w:rPr>
@@ -85,97 +95,126 @@
           <w:p>
             <w:pPr>
               <w:rPr>
-                <w:rFonts w:ascii="Roboto Slab" w:hAnsi="Roboto Slab" w:cs="Roboto Slab"/>
-                <w:sz w:val="20"/>
-                <w:szCs w:val="20"/>
-              </w:rPr>
-            </w:pPr>
-            <w:r>
-              <w:rPr>
-                <w:rFonts w:ascii="Roboto Slab" w:hAnsi="Roboto Slab" w:cs="Roboto Slab"/>
-                <w:color w:val="000000"/>
-                <w:sz w:val="20"/>
-                <w:szCs w:val="20"/>
-              </w:rPr>
-              <w:t>Corpus Christi</w:t>
-            </w:r>
-            <w:r>
-              <w:rPr>
-                <w:rFonts w:ascii="Roboto Slab" w:hAnsi="Roboto Slab" w:cs="Roboto Slab"/>
-                <w:color w:val="000000"/>
-                <w:sz w:val="20"/>
-                <w:szCs w:val="20"/>
-              </w:rPr>
-              <w:t>, TX 7</w:t>
-            </w:r>
-            <w:r>
-              <w:rPr>
-                <w:rFonts w:ascii="Roboto Slab" w:hAnsi="Roboto Slab" w:cs="Roboto Slab"/>
-                <w:color w:val="000000"/>
-                <w:sz w:val="20"/>
-                <w:szCs w:val="20"/>
-              </w:rPr>
-              <w:t>8415</w:t>
-            </w:r>
-            <w:r>
-              <w:rPr>
-                <w:rFonts w:ascii="Roboto Slab" w:hAnsi="Roboto Slab" w:cs="Roboto Slab"/>
+                <w:rFonts w:ascii="Roboto Slab" w:hAnsi="Roboto Slab"/>
+                <w:sz w:val="20"/>
+                <w:szCs w:val="20"/>
+              </w:rPr>
+            </w:pPr>
+            <w:r>
+              <w:rPr>
+                <w:rFonts w:ascii="Roboto Slab" w:hAnsi="Roboto Slab"/>
+                <w:color w:val="000000"/>
+                <w:sz w:val="20"/>
+                <w:szCs w:val="20"/>
+              </w:rPr>
+              <w:t>Seattle, WA</w:t>
+            </w:r>
+            <w:r>
+              <w:rPr>
+                <w:rFonts w:ascii="Roboto Slab" w:hAnsi="Roboto Slab" w:cs="Times New Roman (Body CS)"/>
                 <w:color w:val="000000" w:themeColor="text1"/>
                 <w:spacing w:val="4"/>
                 <w:sz w:val="20"/>
                 <w:szCs w:val="20"/>
               </w:rPr>
-              <w:t xml:space="preserve"> • </w:t>
-            </w:r>
-            <w:r>
-              <w:rPr>
-                <w:rFonts w:ascii="Roboto Slab" w:hAnsi="Roboto Slab" w:cs="Roboto Slab"/>
-                <w:color w:val="000000"/>
-                <w:sz w:val="20"/>
-                <w:szCs w:val="20"/>
-              </w:rPr>
-              <w:t>justin.raines.dev@gmail.com</w:t>
-            </w:r>
-            <w:r>
-              <w:rPr>
-                <w:rFonts w:ascii="Roboto Slab" w:hAnsi="Roboto Slab" w:cs="Roboto Slab"/>
+              <w:t xml:space="preserve"> </w:t>
+            </w:r>
+            <w:r>
+              <w:rPr>
+                <w:rFonts w:ascii="Roboto Slab" w:hAnsi="Roboto Slab" w:cs="Times New Roman (Body CS)"/>
                 <w:color w:val="000000" w:themeColor="text1"/>
                 <w:spacing w:val="4"/>
                 <w:sz w:val="20"/>
                 <w:szCs w:val="20"/>
               </w:rPr>
-              <w:t xml:space="preserve"> •</w:t>
-            </w:r>
-            <w:r>
-              <w:rPr>
-                <w:rFonts w:ascii="Roboto Slab" w:hAnsi="Roboto Slab" w:cs="Roboto Slab"/>
-                <w:color w:val="000000"/>
-                <w:sz w:val="20"/>
-                <w:szCs w:val="20"/>
-              </w:rPr>
               <w:t xml:space="preserve"> </w:t>
             </w:r>
             <w:r>
               <w:rPr>
-                <w:rFonts w:ascii="Roboto Slab" w:hAnsi="Roboto Slab" w:cs="Roboto Slab"/>
-                <w:color w:val="000000"/>
-                <w:sz w:val="20"/>
-                <w:szCs w:val="20"/>
-              </w:rPr>
-              <w:t>(</w:t>
-            </w:r>
-            <w:r>
-              <w:rPr>
-                <w:rFonts w:ascii="Roboto Slab" w:hAnsi="Roboto Slab" w:cs="Roboto Slab"/>
-                <w:color w:val="000000"/>
-                <w:sz w:val="20"/>
-                <w:szCs w:val="20"/>
-              </w:rPr>
-              <w:t>501</w:t>
-            </w:r>
-            <w:r>
-              <w:rPr>
-                <w:rFonts w:ascii="Roboto Slab" w:hAnsi="Roboto Slab" w:cs="Roboto Slab"/>
+                <w:rFonts w:ascii="Roboto Slab" w:hAnsi="Roboto Slab" w:cs="Times New Roman (Body CS)"/>
+                <w:color w:val="000000" w:themeColor="text1"/>
+                <w:spacing w:val="4"/>
+                <w:sz w:val="20"/>
+                <w:szCs w:val="20"/>
+              </w:rPr>
+              <w:t>•</w:t>
+            </w:r>
+            <w:r>
+              <w:rPr>
+                <w:rFonts w:ascii="Roboto Slab" w:hAnsi="Roboto Slab"/>
+                <w:color w:val="000000"/>
+                <w:sz w:val="20"/>
+                <w:szCs w:val="20"/>
+              </w:rPr>
+              <w:t xml:space="preserve">  </w:t>
+            </w:r>
+            <w:r>
+              <w:rPr>
+                <w:rFonts w:ascii="Roboto Slab" w:hAnsi="Roboto Slab"/>
+                <w:color w:val="000000"/>
+                <w:sz w:val="20"/>
+                <w:szCs w:val="20"/>
+              </w:rPr>
+              <w:t xml:space="preserve"> </w:t>
+            </w:r>
+            <w:r>
+              <w:rPr>
+                <w:rFonts w:ascii="Roboto Slab" w:hAnsi="Roboto Slab"/>
+                <w:color w:val="000000"/>
+                <w:sz w:val="20"/>
+                <w:szCs w:val="20"/>
+              </w:rPr>
+              <w:t>richardtsoft</w:t>
+            </w:r>
+            <w:r>
+              <w:rPr>
+                <w:rFonts w:ascii="Roboto Slab" w:hAnsi="Roboto Slab"/>
+                <w:color w:val="000000"/>
+                <w:sz w:val="20"/>
+                <w:szCs w:val="20"/>
+              </w:rPr>
+              <w:t>@gmail.com</w:t>
+            </w:r>
+            <w:r>
+              <w:rPr>
+                <w:rFonts w:ascii="Roboto Slab" w:hAnsi="Roboto Slab" w:cs="Times New Roman (Body CS)"/>
+                <w:color w:val="000000" w:themeColor="text1"/>
+                <w:spacing w:val="4"/>
+                <w:sz w:val="20"/>
+                <w:szCs w:val="20"/>
+              </w:rPr>
+              <w:t xml:space="preserve">  •</w:t>
+            </w:r>
+            <w:r>
+              <w:rPr>
+                <w:rFonts w:ascii="Roboto Slab" w:hAnsi="Roboto Slab"/>
+                <w:color w:val="000000"/>
+                <w:sz w:val="20"/>
+                <w:szCs w:val="20"/>
+              </w:rPr>
+              <w:t xml:space="preserve">   </w:t>
+            </w:r>
+            <w:r>
+              <w:rPr>
+                <w:rFonts w:ascii="Roboto Slab" w:hAnsi="Roboto Slab"/>
+                <w:color w:val="000000"/>
+                <w:sz w:val="20"/>
+                <w:szCs w:val="20"/>
+              </w:rPr>
+              <w:t>(77</w:t>
+            </w:r>
+            <w:r>
+              <w:rPr>
+                <w:rFonts w:ascii="Roboto Slab" w:hAnsi="Roboto Slab"/>
+                <w:color w:val="000000"/>
+                <w:sz w:val="20"/>
+                <w:szCs w:val="20"/>
+              </w:rPr>
+              <w:t>9</w:t>
+            </w:r>
+            <w:r>
+              <w:rPr>
+                <w:rFonts w:ascii="Roboto Slab" w:hAnsi="Roboto Slab"/>
                 <w:color w:val="000000"/>
                 <w:sz w:val="20"/>
                 <w:szCs w:val="20"/>
@@ -184,16 +223,16 @@
             </w:r>
             <w:r>
               <w:rPr>
-                <w:rFonts w:ascii="Roboto Slab" w:hAnsi="Roboto Slab" w:cs="Roboto Slab"/>
-                <w:color w:val="000000"/>
-                <w:sz w:val="20"/>
-                <w:szCs w:val="20"/>
-              </w:rPr>
-              <w:t>942</w:t>
-            </w:r>
-            <w:r>
-              <w:rPr>
-                <w:rFonts w:ascii="Roboto Slab" w:hAnsi="Roboto Slab" w:cs="Roboto Slab"/>
+                <w:rFonts w:ascii="Roboto Slab" w:hAnsi="Roboto Slab"/>
+                <w:color w:val="000000"/>
+                <w:sz w:val="20"/>
+                <w:szCs w:val="20"/>
+              </w:rPr>
+              <w:t>410</w:t>
+            </w:r>
+            <w:r>
+              <w:rPr>
+                <w:rFonts w:ascii="Roboto Slab" w:hAnsi="Roboto Slab"/>
                 <w:color w:val="000000"/>
                 <w:sz w:val="20"/>
                 <w:szCs w:val="20"/>
@@ -202,78 +241,47 @@
             </w:r>
             <w:r>
               <w:rPr>
-                <w:rFonts w:ascii="Roboto Slab" w:hAnsi="Roboto Slab" w:cs="Roboto Slab"/>
-                <w:color w:val="000000"/>
-                <w:sz w:val="20"/>
-                <w:szCs w:val="20"/>
-              </w:rPr>
-              <w:t>2772</w:t>
-            </w:r>
-            <w:r>
-              <w:rPr>
-                <w:rFonts w:ascii="Roboto Slab" w:hAnsi="Roboto Slab" w:cs="Roboto Slab"/>
-                <w:color w:val="000000"/>
-                <w:sz w:val="20"/>
-                <w:szCs w:val="20"/>
-              </w:rPr>
-              <w:t xml:space="preserve"> •</w:t>
-            </w:r>
-            <w:r>
-              <w:rPr>
-                <w:rFonts w:ascii="Roboto Slab" w:hAnsi="Roboto Slab" w:cs="Roboto Slab"/>
-                <w:color w:val="000000"/>
-                <w:sz w:val="20"/>
-                <w:szCs w:val="20"/>
-              </w:rPr>
-              <w:t xml:space="preserve"> </w:t>
-            </w:r>
-            <w:r>
-              <w:rPr>
-                <w:rFonts w:ascii="Roboto Slab" w:hAnsi="Roboto Slab" w:cs="Roboto Slab"/>
-                <w:color w:val="000000"/>
-                <w:sz w:val="20"/>
-                <w:szCs w:val="20"/>
-              </w:rPr>
-              <w:t>https://linkedin.com/in/</w:t>
-            </w:r>
-            <w:r>
-              <w:t xml:space="preserve"> </w:t>
-            </w:r>
-            <w:r>
-              <w:rPr>
-                <w:rFonts w:ascii="Roboto Slab" w:hAnsi="Roboto Slab" w:cs="Roboto Slab"/>
-                <w:color w:val="000000"/>
-                <w:sz w:val="20"/>
-                <w:szCs w:val="20"/>
-              </w:rPr>
-              <w:t>jay-</w:t>
-            </w:r>
-            <w:proofErr w:type="spellStart"/>
-            <w:r>
-              <w:rPr>
-                <w:rFonts w:ascii="Roboto Slab" w:hAnsi="Roboto Slab" w:cs="Roboto Slab"/>
-                <w:color w:val="000000"/>
-                <w:sz w:val="20"/>
-                <w:szCs w:val="20"/>
-              </w:rPr>
-              <w:t>raines</w:t>
-            </w:r>
-            <w:proofErr w:type="spellEnd"/>
-            <w:r>
-              <w:rPr>
-                <w:rFonts w:ascii="Roboto Slab" w:hAnsi="Roboto Slab" w:cs="Roboto Slab"/>
-                <w:color w:val="000000"/>
-                <w:sz w:val="20"/>
-                <w:szCs w:val="20"/>
-              </w:rPr>
-              <w:t>/</w:t>
+                <w:rFonts w:ascii="Roboto Slab" w:hAnsi="Roboto Slab"/>
+                <w:color w:val="000000"/>
+                <w:sz w:val="20"/>
+                <w:szCs w:val="20"/>
+              </w:rPr>
+              <w:t>1272</w:t>
+            </w:r>
+            <w:r>
+              <w:rPr>
+                <w:rFonts w:ascii="Roboto Slab" w:hAnsi="Roboto Slab" w:cs="Times New Roman (Body CS)"/>
+                <w:color w:val="000000" w:themeColor="text1"/>
+                <w:spacing w:val="4"/>
+                <w:sz w:val="20"/>
+                <w:szCs w:val="20"/>
+              </w:rPr>
+              <w:t xml:space="preserve">  •</w:t>
+            </w:r>
+            <w:r>
+              <w:rPr>
+                <w:rFonts w:ascii="Roboto Slab" w:hAnsi="Roboto Slab"/>
+                <w:color w:val="000000"/>
+                <w:sz w:val="20"/>
+                <w:szCs w:val="20"/>
+              </w:rPr>
+              <w:t xml:space="preserve">   </w:t>
+            </w:r>
+            <w:r>
+              <w:rPr>
+                <w:rFonts w:ascii="Roboto Slab" w:hAnsi="Roboto Slab"/>
+                <w:color w:val="000000"/>
+                <w:sz w:val="20"/>
+                <w:szCs w:val="20"/>
+              </w:rPr>
+              <w:t>https://www.linkedin.com/in/tangrs/</w:t>
             </w:r>
           </w:p>
         </w:tc>
       </w:tr>
       <w:tr>
         <w:trPr>
-          <w:trHeight w:val="87"/>
+          <w:trHeight w:val="73"/>
         </w:trPr>
         <w:tc>
           <w:tcPr>
@@ -284,9 +292,9 @@
           <w:p>
             <w:pPr>
               <w:rPr>
-                <w:rFonts w:ascii="Roboto Slab" w:hAnsi="Roboto Slab" w:cs="Roboto Slab"/>
-                <w:sz w:val="20"/>
-                <w:szCs w:val="20"/>
+                <w:rFonts w:ascii="Roboto Slab" w:hAnsi="Roboto Slab"/>
+                <w:sz w:val="10"/>
+                <w:szCs w:val="10"/>
               </w:rPr>
             </w:pPr>
           </w:p>
@@ -305,33 +313,22 @@
           <w:p>
             <w:pPr>
               <w:rPr>
-                <w:rFonts w:ascii="Roboto Slab" w:hAnsi="Roboto Slab" w:cs="Roboto Slab"/>
+                <w:rFonts w:ascii="Roboto Slab" w:hAnsi="Roboto Slab"/>
                 <w:b/>
                 <w:bCs/>
-                <w:color w:val="3D6AB2"/>
-                <w:sz w:val="20"/>
-                <w:szCs w:val="20"/>
-              </w:rPr>
-            </w:pPr>
-            <w:r>
-              <w:rPr>
-                <w:rFonts w:ascii="Roboto Slab" w:hAnsi="Roboto Slab" w:cs="Roboto Slab"/>
+                <w:sz w:val="20"/>
+                <w:szCs w:val="20"/>
+              </w:rPr>
+            </w:pPr>
+            <w:r>
+              <w:rPr>
+                <w:rFonts w:ascii="Roboto Slab" w:hAnsi="Roboto Slab"/>
                 <w:b/>
                 <w:bCs/>
                 <w:color w:val="3D6AB2"/>
                 <w:spacing w:val="20"/>
               </w:rPr>
-              <w:t>S</w:t>
-            </w:r>
-            <w:r>
-              <w:rPr>
-                <w:rFonts w:ascii="Roboto Slab" w:hAnsi="Roboto Slab" w:cs="Roboto Slab"/>
-                <w:b/>
-                <w:bCs/>
-                <w:color w:val="3D6AB2"/>
-                <w:spacing w:val="20"/>
-              </w:rPr>
-              <w:t>UMMARY</w:t>
+              <w:t>SUMMARY</w:t>
             </w:r>
           </w:p>
         </w:tc>
@@ -349,7 +346,7 @@
           <w:p>
             <w:pPr>
               <w:rPr>
-                <w:rFonts w:ascii="Roboto Slab" w:hAnsi="Roboto Slab" w:cs="Roboto Slab"/>
+                <w:rFonts w:ascii="Roboto Slab" w:hAnsi="Roboto Slab"/>
                 <w:sz w:val="16"/>
                 <w:szCs w:val="16"/>
               </w:rPr>
@@ -358,6 +355,9 @@
         </w:tc>
       </w:tr>
       <w:tr>
+        <w:trPr>
+          <w:trHeight w:val="73"/>
+        </w:trPr>
         <w:tc>
           <w:tcPr>
             <w:tcW w:w="11194" w:type="dxa"/>
@@ -367,14 +367,14 @@
             <w:pPr>
               <w:jc w:val="both"/>
               <w:rPr>
-                <w:rFonts w:ascii="Roboto Slab" w:hAnsi="Roboto Slab" w:cs="Roboto Slab"/>
-                <w:sz w:val="20"/>
-                <w:szCs w:val="20"/>
-              </w:rPr>
-            </w:pPr>
-            <w:r>
-              <w:rPr>
-                <w:rFonts w:ascii="Roboto Slab" w:hAnsi="Roboto Slab" w:cs="Roboto Slab"/>
+                <w:rFonts w:ascii="Roboto Slab" w:hAnsi="Roboto Slab"/>
+                <w:sz w:val="20"/>
+                <w:szCs w:val="20"/>
+              </w:rPr>
+            </w:pPr>
+            <w:r>
+              <w:rPr>
+                <w:rFonts w:ascii="Roboto Slab" w:hAnsi="Roboto Slab" w:cs="Arimo"/>
                 <w:sz w:val="20"/>
                 <w:szCs w:val="20"/>
               </w:rPr>
@@ -395,9 +395,9 @@
           <w:p>
             <w:pPr>
               <w:rPr>
-                <w:rFonts w:ascii="Roboto Slab" w:hAnsi="Roboto Slab" w:cs="Roboto Slab"/>
-                <w:sz w:val="20"/>
-                <w:szCs w:val="20"/>
+                <w:rFonts w:ascii="Roboto Slab" w:hAnsi="Roboto Slab" w:cs="Arimo"/>
+                <w:sz w:val="10"/>
+                <w:szCs w:val="10"/>
               </w:rPr>
             </w:pPr>
           </w:p>
@@ -415,10 +415,9 @@
           <w:p>
             <w:pPr>
               <w:rPr>
-                <w:rFonts w:ascii="Roboto Slab" w:hAnsi="Roboto Slab" w:cs="Roboto Slab"/>
+                <w:rFonts w:ascii="Roboto Slab" w:hAnsi="Roboto Slab" w:cs="Arimo"/>
                 <w:b/>
                 <w:bCs/>
-                <w:color w:val="3D6AB2"/>
                 <w:spacing w:val="20"/>
                 <w:sz w:val="18"/>
                 <w:szCs w:val="18"/>
@@ -426,27 +425,7 @@
             </w:pPr>
             <w:r>
               <w:rPr>
-                <w:rFonts w:ascii="Roboto Slab" w:hAnsi="Roboto Slab" w:cs="Roboto Slab"/>
-                <w:b/>
-                <w:bCs/>
-                <w:color w:val="3D6AB2"/>
-                <w:spacing w:val="20"/>
-              </w:rPr>
-              <w:t>PROFESSIONAL</w:t>
-            </w:r>
-            <w:r>
-              <w:rPr>
-                <w:rFonts w:ascii="Roboto Slab" w:hAnsi="Roboto Slab" w:cs="Roboto Slab"/>
-                <w:b/>
-                <w:bCs/>
-                <w:color w:val="3D6AB2"/>
-                <w:spacing w:val="20"/>
-              </w:rPr>
-              <w:t xml:space="preserve"> </w:t>
-            </w:r>
-            <w:r>
-              <w:rPr>
-                <w:rFonts w:ascii="Roboto Slab" w:hAnsi="Roboto Slab" w:cs="Roboto Slab"/>
+                <w:rFonts w:ascii="Roboto Slab" w:hAnsi="Roboto Slab"/>
                 <w:b/>
                 <w:bCs/>
                 <w:color w:val="3D6AB2"/>
@@ -469,9 +448,9 @@
           <w:p>
             <w:pPr>
               <w:rPr>
-                <w:rFonts w:ascii="Roboto Slab" w:hAnsi="Roboto Slab" w:cs="Roboto Slab"/>
-                <w:sz w:val="16"/>
-                <w:szCs w:val="16"/>
+                <w:rFonts w:ascii="Roboto Slab" w:hAnsi="Roboto Slab" w:cs="Arimo"/>
+                <w:sz w:val="6"/>
+                <w:szCs w:val="8"/>
               </w:rPr>
             </w:pPr>
           </w:p>
@@ -491,41 +470,24 @@
               <w:pStyle w:val="NormalWeb"/>
               <w:spacing w:before="0" w:beforeAutospacing="0" w:after="0" w:afterAutospacing="0"/>
               <w:rPr>
-                <w:rFonts w:ascii="Roboto Slab" w:hAnsi="Roboto Slab" w:cs="Roboto Slab"/>
-                <w:b/>
-                <w:bCs/>
-                <w:color w:val="000000"/>
-                <w:sz w:val="20"/>
-                <w:szCs w:val="20"/>
-              </w:rPr>
-            </w:pPr>
-            <w:r>
-              <w:rPr>
-                <w:rFonts w:ascii="Roboto Slab" w:hAnsi="Roboto Slab" w:cs="Roboto Slab"/>
-                <w:b/>
-                <w:bCs/>
-                <w:color w:val="000000"/>
-                <w:sz w:val="20"/>
-                <w:szCs w:val="20"/>
-              </w:rPr>
-              <w:t xml:space="preserve">Senior </w:t>
-            </w:r>
-            <w:r>
-              <w:rPr>
-                <w:rFonts w:ascii="Roboto Slab" w:hAnsi="Roboto Slab" w:cs="Roboto Slab"/>
-                <w:b/>
-                <w:bCs/>
-                <w:color w:val="000000"/>
-                <w:sz w:val="20"/>
-                <w:szCs w:val="20"/>
-              </w:rPr>
-              <w:t>Software Engineer</w:t>
-            </w:r>
-            <w:r>
-              <w:rPr>
-                <w:rFonts w:ascii="Roboto Slab" w:hAnsi="Roboto Slab" w:cs="Roboto Slab"/>
-                <w:b/>
-                <w:bCs/>
+                <w:rFonts w:ascii="Roboto Slab" w:hAnsi="Roboto Slab"/>
+                <w:color w:val="000000"/>
+                <w:sz w:val="20"/>
+                <w:szCs w:val="20"/>
+              </w:rPr>
+            </w:pPr>
+            <w:r>
+              <w:rPr>
+                <w:rFonts w:ascii="Roboto Slab" w:hAnsi="Roboto Slab"/>
+                <w:color w:val="000000"/>
+                <w:sz w:val="20"/>
+                <w:szCs w:val="20"/>
+              </w:rPr>
+              <w:t>Senior Software engineer</w:t>
+            </w:r>
+            <w:r>
+              <w:rPr>
+                <w:rFonts w:ascii="Roboto Slab" w:hAnsi="Roboto Slab"/>
                 <w:color w:val="000000"/>
                 <w:sz w:val="20"/>
                 <w:szCs w:val="20"/>
@@ -538,21 +500,19 @@
               <w:pStyle w:val="NormalWeb"/>
               <w:spacing w:before="0" w:beforeAutospacing="0" w:after="0" w:afterAutospacing="0"/>
               <w:rPr>
-                <w:rFonts w:ascii="Roboto Slab" w:hAnsi="Roboto Slab" w:cs="Roboto Slab"/>
-                <w:sz w:val="20"/>
-                <w:szCs w:val="20"/>
-              </w:rPr>
-            </w:pPr>
-            <w:r>
-              <w:rPr>
-                <w:rFonts w:ascii="Roboto Slab" w:hAnsi="Roboto Slab" w:cs="Roboto Slab"/>
-                <w:b/>
-                <w:bCs/>
-                <w:color w:val="000000"/>
-                <w:sz w:val="20"/>
-                <w:szCs w:val="20"/>
-              </w:rPr>
-              <w:t>Walmart</w:t>
+                <w:rFonts w:ascii="Roboto Slab" w:hAnsi="Roboto Slab"/>
+                <w:sz w:val="20"/>
+                <w:szCs w:val="20"/>
+              </w:rPr>
+            </w:pPr>
+            <w:r>
+              <w:rPr>
+                <w:rFonts w:ascii="Roboto Slab" w:hAnsi="Roboto Slab"/>
+                <w:color w:val="000000"/>
+                <w:sz w:val="20"/>
+                <w:szCs w:val="20"/>
+              </w:rPr>
+              <w:t>Instacart</w:t>
             </w:r>
           </w:p>
         </w:tc>
@@ -563,56 +523,10 @@
           <w:p>
             <w:pPr>
               <w:pStyle w:val="NormalWeb"/>
-              <w:spacing w:before="0" w:beforeAutospacing="0" w:after="0" w:afterAutospacing="0"/>
+              <w:spacing w:before="0" w:beforeAutospacing="0" w:after="0" w:afterAutospacing="0" w:line="360" w:lineRule="auto"/>
               <w:jc w:val="right"/>
               <w:rPr>
-                <w:rFonts w:ascii="Roboto Slab" w:hAnsi="Roboto Slab" w:cs="Roboto Slab"/>
-                <w:color w:val="000000"/>
-                <w:sz w:val="20"/>
-                <w:szCs w:val="20"/>
-              </w:rPr>
-            </w:pPr>
-            <w:r>
-              <w:rPr>
-                <w:rFonts w:ascii="Roboto Slab" w:hAnsi="Roboto Slab" w:cs="Roboto Slab"/>
-                <w:i/>
-                <w:iCs/>
-                <w:color w:val="000000"/>
-                <w:sz w:val="20"/>
-                <w:szCs w:val="20"/>
-              </w:rPr>
-              <w:t>Bentonville</w:t>
-            </w:r>
-            <w:r>
-              <w:rPr>
-                <w:rFonts w:ascii="Roboto Slab" w:hAnsi="Roboto Slab" w:cs="Roboto Slab"/>
-                <w:i/>
-                <w:iCs/>
-                <w:color w:val="000000"/>
-                <w:sz w:val="20"/>
-                <w:szCs w:val="20"/>
-              </w:rPr>
-              <w:t xml:space="preserve">, </w:t>
-            </w:r>
-            <w:r>
-              <w:rPr>
-                <w:rFonts w:ascii="Roboto Slab" w:hAnsi="Roboto Slab" w:cs="Roboto Slab"/>
-                <w:i/>
-                <w:iCs/>
-                <w:color w:val="000000"/>
-                <w:sz w:val="20"/>
-                <w:szCs w:val="20"/>
-              </w:rPr>
-              <w:t>AR</w:t>
-            </w:r>
-          </w:p>
-          <w:p>
-            <w:pPr>
-              <w:pStyle w:val="NormalWeb"/>
-              <w:spacing w:before="0" w:beforeAutospacing="0" w:after="0" w:afterAutospacing="0"/>
-              <w:jc w:val="right"/>
-              <w:rPr>
-                <w:rFonts w:ascii="Roboto Slab" w:hAnsi="Roboto Slab" w:cs="Roboto Slab"/>
+                <w:rFonts w:ascii="Roboto Slab" w:hAnsi="Roboto Slab"/>
                 <w:b/>
                 <w:bCs/>
                 <w:color w:val="000000"/>
@@ -622,16 +536,16 @@
             </w:pPr>
             <w:r>
               <w:rPr>
-                <w:rFonts w:ascii="Roboto Slab" w:hAnsi="Roboto Slab" w:cs="Roboto Slab"/>
-                <w:color w:val="000000"/>
-                <w:sz w:val="20"/>
-                <w:szCs w:val="20"/>
-              </w:rPr>
-              <w:t>Jan</w:t>
-            </w:r>
-            <w:r>
-              <w:rPr>
-                <w:rFonts w:ascii="Roboto Slab" w:hAnsi="Roboto Slab" w:cs="Roboto Slab"/>
+                <w:rFonts w:ascii="Roboto Slab" w:hAnsi="Roboto Slab"/>
+                <w:color w:val="000000"/>
+                <w:sz w:val="20"/>
+                <w:szCs w:val="20"/>
+              </w:rPr>
+              <w:t>May</w:t>
+            </w:r>
+            <w:r>
+              <w:rPr>
+                <w:rFonts w:ascii="Roboto Slab" w:hAnsi="Roboto Slab"/>
                 <w:color w:val="000000"/>
                 <w:sz w:val="20"/>
                 <w:szCs w:val="20"/>
@@ -640,7 +554,7 @@
             </w:r>
             <w:r>
               <w:rPr>
-                <w:rFonts w:ascii="Roboto Slab" w:hAnsi="Roboto Slab" w:cs="Roboto Slab"/>
+                <w:rFonts w:ascii="Roboto Slab" w:hAnsi="Roboto Slab"/>
                 <w:color w:val="000000"/>
                 <w:sz w:val="20"/>
                 <w:szCs w:val="20"/>
@@ -649,7 +563,7 @@
             </w:r>
             <w:r>
               <w:rPr>
-                <w:rFonts w:ascii="Roboto Slab" w:hAnsi="Roboto Slab" w:cs="Roboto Slab"/>
+                <w:rFonts w:ascii="Roboto Slab" w:hAnsi="Roboto Slab"/>
                 <w:color w:val="000000"/>
                 <w:sz w:val="20"/>
                 <w:szCs w:val="20"/>
@@ -658,7 +572,7 @@
             </w:r>
             <w:r>
               <w:rPr>
-                <w:rFonts w:ascii="Roboto Slab" w:hAnsi="Roboto Slab" w:cs="Roboto Slab"/>
+                <w:rFonts w:ascii="Roboto Slab" w:hAnsi="Roboto Slab"/>
                 <w:color w:val="000000"/>
                 <w:sz w:val="20"/>
                 <w:szCs w:val="20"/>
@@ -667,7 +581,7 @@
             </w:r>
             <w:r>
               <w:rPr>
-                <w:rFonts w:ascii="Roboto Slab" w:hAnsi="Roboto Slab" w:cs="Roboto Slab"/>
+                <w:rFonts w:ascii="Roboto Slab" w:hAnsi="Roboto Slab"/>
                 <w:color w:val="000000"/>
                 <w:sz w:val="20"/>
                 <w:szCs w:val="20"/>
@@ -676,7 +590,7 @@
             </w:r>
             <w:r>
               <w:rPr>
-                <w:rFonts w:ascii="Roboto Slab" w:hAnsi="Roboto Slab" w:cs="Roboto Slab"/>
+                <w:rFonts w:ascii="Roboto Slab" w:hAnsi="Roboto Slab"/>
                 <w:b/>
                 <w:bCs/>
                 <w:color w:val="000000"/>
@@ -690,7 +604,7 @@
       </w:tr>
       <w:tr>
         <w:trPr>
-          <w:trHeight w:val="2040"/>
+          <w:trHeight w:val="73"/>
         </w:trPr>
         <w:tc>
           <w:tcPr>
@@ -699,56 +613,62 @@
           </w:tcPr>
           <w:p>
             <w:pPr>
-              <w:spacing w:after="100"/>
-              <w:ind w:right="15"/>
-              <w:jc w:val="both"/>
-              <w:textAlignment w:val="baseline"/>
-              <w:rPr>
-                <w:rFonts w:ascii="Roboto Slab" w:eastAsia="Times New Roman" w:hAnsi="Roboto Slab" w:cs="Roboto Slab"/>
-                <w:color w:val="000000"/>
-                <w:sz w:val="20"/>
-                <w:szCs w:val="20"/>
-                <w:lang w:eastAsia="en-IN"/>
-              </w:rPr>
-            </w:pPr>
-            <w:r>
-              <w:rPr>
-                <w:rFonts w:ascii="Roboto Slab" w:eastAsia="Times New Roman" w:hAnsi="Roboto Slab" w:cs="Roboto Slab"/>
-                <w:color w:val="000000"/>
-                <w:sz w:val="20"/>
-                <w:szCs w:val="20"/>
-                <w:lang w:eastAsia="en-IN"/>
-              </w:rPr>
-              <w:t>{{ exp1-brief }}</w:t>
-            </w:r>
-          </w:p>
-          <w:p>
-            <w:pPr>
               <w:numPr>
                 <w:ilvl w:val="0"/>
                 <w:numId w:val="2"/>
               </w:numPr>
               <w:spacing w:after="100"/>
-              <w:ind w:right="15"/>
+              <w:ind w:left="253" w:right="10" w:hanging="180"/>
               <w:jc w:val="both"/>
               <w:textAlignment w:val="baseline"/>
               <w:rPr>
-                <w:rFonts w:ascii="Roboto Slab" w:eastAsia="Times New Roman" w:hAnsi="Roboto Slab" w:cs="Roboto Slab"/>
-                <w:color w:val="000000"/>
-                <w:sz w:val="20"/>
-                <w:szCs w:val="20"/>
-                <w:lang w:eastAsia="en-IN"/>
-              </w:rPr>
-            </w:pPr>
-            <w:r>
-              <w:rPr>
-                <w:rFonts w:ascii="Roboto Slab" w:eastAsia="Times New Roman" w:hAnsi="Roboto Slab" w:cs="Roboto Slab"/>
-                <w:color w:val="000000"/>
-                <w:sz w:val="20"/>
-                <w:szCs w:val="20"/>
-                <w:lang w:eastAsia="en-IN"/>
-              </w:rPr>
-              <w:t>{{ exp1-bullet1 }}</w:t>
+                <w:rFonts w:ascii="Roboto Slab" w:hAnsi="Roboto Slab"/>
+                <w:i/>
+                <w:iCs/>
+                <w:color w:val="000000"/>
+                <w:sz w:val="20"/>
+                <w:szCs w:val="20"/>
+              </w:rPr>
+            </w:pPr>
+            <w:r>
+              <w:rPr>
+                <w:rFonts w:ascii="Roboto Slab" w:eastAsia="Times New Roman" w:hAnsi="Roboto Slab" w:cs="Times New Roman"/>
+                <w:color w:val="000000"/>
+                <w:sz w:val="20"/>
+                <w:szCs w:val="20"/>
+                <w:lang w:eastAsia="en-IN"/>
+              </w:rPr>
+              <w:t>{{ exp1</w:t>
+            </w:r>
+            <w:r>
+              <w:rPr>
+                <w:rFonts w:ascii="Roboto Slab" w:eastAsia="Times New Roman" w:hAnsi="Roboto Slab" w:cs="Times New Roman"/>
+                <w:color w:val="000000"/>
+                <w:sz w:val="20"/>
+                <w:szCs w:val="20"/>
+                <w:lang w:eastAsia="en-IN"/>
+              </w:rPr>
+              <w:t>_bullet</w:t>
+            </w:r>
+            <w:r>
+              <w:rPr>
+                <w:rFonts w:ascii="Roboto Slab" w:eastAsia="Times New Roman" w:hAnsi="Roboto Slab" w:cs="Times New Roman"/>
+                <w:color w:val="000000"/>
+                <w:sz w:val="20"/>
+                <w:szCs w:val="20"/>
+                <w:lang w:eastAsia="en-IN"/>
+              </w:rPr>
+              <w:t>1</w:t>
+            </w:r>
+            <w:r>
+              <w:rPr>
+                <w:rFonts w:ascii="Roboto Slab" w:eastAsia="Times New Roman" w:hAnsi="Roboto Slab" w:cs="Times New Roman"/>
+                <w:color w:val="000000"/>
+                <w:sz w:val="20"/>
+                <w:szCs w:val="20"/>
+                <w:lang w:eastAsia="en-IN"/>
+              </w:rPr>
+              <w:t xml:space="preserve"> }}</w:t>
             </w:r>
           </w:p>
           <w:p>
@@ -758,25 +678,27 @@
                 <w:numId w:val="2"/>
               </w:numPr>
               <w:spacing w:after="100"/>
-              <w:ind w:right="15"/>
+              <w:ind w:left="253" w:right="10" w:hanging="180"/>
               <w:jc w:val="both"/>
               <w:textAlignment w:val="baseline"/>
               <w:rPr>
-                <w:rFonts w:ascii="Roboto Slab" w:hAnsi="Roboto Slab" w:cs="Roboto Slab"/>
-                <w:color w:val="000000"/>
-                <w:sz w:val="20"/>
-                <w:szCs w:val="20"/>
-              </w:rPr>
-            </w:pPr>
-            <w:r>
-              <w:rPr>
-                <w:rFonts w:ascii="Roboto Slab" w:eastAsia="Times New Roman" w:hAnsi="Roboto Slab" w:cs="Roboto Slab"/>
-                <w:color w:val="000000"/>
-                <w:sz w:val="20"/>
-                <w:szCs w:val="20"/>
-                <w:lang w:eastAsia="en-IN"/>
-              </w:rPr>
-              <w:t>{{ exp1-bullet2 }}</w:t>
+                <w:rFonts w:ascii="Roboto Slab" w:hAnsi="Roboto Slab"/>
+                <w:i/>
+                <w:iCs/>
+                <w:color w:val="000000"/>
+                <w:sz w:val="20"/>
+                <w:szCs w:val="20"/>
+              </w:rPr>
+            </w:pPr>
+            <w:r>
+              <w:rPr>
+                <w:rFonts w:ascii="Roboto Slab" w:eastAsia="Times New Roman" w:hAnsi="Roboto Slab" w:cs="Times New Roman"/>
+                <w:color w:val="000000"/>
+                <w:sz w:val="20"/>
+                <w:szCs w:val="20"/>
+                <w:lang w:eastAsia="en-IN"/>
+              </w:rPr>
+              <w:t>{{ exp1_bullet2 }}</w:t>
             </w:r>
           </w:p>
         </w:tc>
@@ -793,9 +715,9 @@
           <w:p>
             <w:pPr>
               <w:rPr>
-                <w:rFonts w:ascii="Roboto Slab" w:hAnsi="Roboto Slab" w:cs="Roboto Slab"/>
-                <w:sz w:val="20"/>
-                <w:szCs w:val="20"/>
+                <w:rFonts w:ascii="Roboto Slab" w:hAnsi="Roboto Slab" w:cs="Arimo"/>
+                <w:sz w:val="10"/>
+                <w:szCs w:val="10"/>
               </w:rPr>
             </w:pPr>
           </w:p>
@@ -813,63 +735,53 @@
           <w:p>
             <w:pPr>
               <w:rPr>
-                <w:rFonts w:ascii="Roboto Slab" w:eastAsia="Times New Roman" w:hAnsi="Roboto Slab" w:cs="Roboto Slab"/>
-                <w:b/>
-                <w:bCs/>
-                <w:color w:val="000000"/>
-                <w:sz w:val="20"/>
-                <w:szCs w:val="20"/>
-                <w:lang w:eastAsia="en-IN"/>
-              </w:rPr>
-            </w:pPr>
-            <w:r>
-              <w:rPr>
-                <w:rFonts w:ascii="Roboto Slab" w:eastAsia="Times New Roman" w:hAnsi="Roboto Slab" w:cs="Roboto Slab"/>
-                <w:b/>
-                <w:bCs/>
-                <w:color w:val="000000"/>
-                <w:sz w:val="20"/>
-                <w:szCs w:val="20"/>
-                <w:lang w:eastAsia="en-IN"/>
-              </w:rPr>
-              <w:t xml:space="preserve">Senior </w:t>
-            </w:r>
-            <w:r>
-              <w:rPr>
-                <w:rFonts w:ascii="Roboto Slab" w:eastAsia="Times New Roman" w:hAnsi="Roboto Slab" w:cs="Roboto Slab"/>
-                <w:b/>
-                <w:bCs/>
-                <w:color w:val="000000"/>
-                <w:sz w:val="20"/>
-                <w:szCs w:val="20"/>
-                <w:lang w:eastAsia="en-IN"/>
-              </w:rPr>
-              <w:t xml:space="preserve">Software Engineer </w:t>
-            </w:r>
-          </w:p>
-          <w:p>
-            <w:pPr>
-              <w:rPr>
-                <w:rFonts w:ascii="Roboto Slab" w:eastAsia="Times New Roman" w:hAnsi="Roboto Slab" w:cs="Roboto Slab"/>
-                <w:sz w:val="20"/>
-                <w:szCs w:val="20"/>
-                <w:lang w:eastAsia="en-IN"/>
-              </w:rPr>
-            </w:pPr>
-            <w:proofErr w:type="spellStart"/>
-            <w:r>
-              <w:rPr>
-                <w:rFonts w:ascii="Roboto Slab" w:eastAsia="Times New Roman" w:hAnsi="Roboto Slab" w:cs="Roboto Slab"/>
-                <w:b/>
-                <w:bCs/>
-                <w:color w:val="000000"/>
-                <w:sz w:val="20"/>
-                <w:szCs w:val="20"/>
-                <w:lang w:eastAsia="en-IN"/>
-              </w:rPr>
-              <w:t>Firstsource</w:t>
-            </w:r>
-            <w:proofErr w:type="spellEnd"/>
+                <w:rFonts w:ascii="Roboto Slab" w:eastAsia="Times New Roman" w:hAnsi="Roboto Slab" w:cs="Times New Roman"/>
+                <w:color w:val="000000"/>
+                <w:sz w:val="20"/>
+                <w:szCs w:val="20"/>
+                <w:lang w:eastAsia="en-IN"/>
+              </w:rPr>
+            </w:pPr>
+            <w:r>
+              <w:rPr>
+                <w:rFonts w:ascii="Roboto Slab" w:eastAsia="Times New Roman" w:hAnsi="Roboto Slab" w:cs="Times New Roman"/>
+                <w:color w:val="000000"/>
+                <w:sz w:val="20"/>
+                <w:szCs w:val="20"/>
+                <w:lang w:eastAsia="en-IN"/>
+              </w:rPr>
+              <w:t>Software Engineer II</w:t>
+            </w:r>
+            <w:r>
+              <w:rPr>
+                <w:rFonts w:ascii="Roboto Slab" w:eastAsia="Times New Roman" w:hAnsi="Roboto Slab" w:cs="Times New Roman"/>
+                <w:color w:val="000000"/>
+                <w:sz w:val="20"/>
+                <w:szCs w:val="20"/>
+                <w:lang w:eastAsia="en-IN"/>
+              </w:rPr>
+              <w:t xml:space="preserve"> </w:t>
+            </w:r>
+          </w:p>
+          <w:p>
+            <w:pPr>
+              <w:rPr>
+                <w:rFonts w:ascii="Roboto Slab" w:eastAsia="Times New Roman" w:hAnsi="Roboto Slab" w:cs="Times New Roman"/>
+                <w:sz w:val="20"/>
+                <w:szCs w:val="20"/>
+                <w:lang w:eastAsia="en-IN"/>
+              </w:rPr>
+            </w:pPr>
+            <w:r>
+              <w:rPr>
+                <w:rFonts w:ascii="Roboto Slab" w:eastAsia="Times New Roman" w:hAnsi="Roboto Slab" w:cs="Times New Roman"/>
+                <w:color w:val="000000"/>
+                <w:sz w:val="20"/>
+                <w:szCs w:val="20"/>
+                <w:lang w:eastAsia="en-IN"/>
+              </w:rPr>
+              <w:t>Twitch</w:t>
+            </w:r>
           </w:p>
         </w:tc>
         <w:tc>
@@ -878,72 +790,28 @@
           </w:tcPr>
           <w:p>
             <w:pPr>
+              <w:spacing w:line="360" w:lineRule="auto"/>
               <w:jc w:val="right"/>
               <w:rPr>
-                <w:rFonts w:ascii="Roboto Slab" w:eastAsia="Times New Roman" w:hAnsi="Roboto Slab" w:cs="Roboto Slab"/>
-                <w:color w:val="000000"/>
-                <w:sz w:val="20"/>
-                <w:szCs w:val="20"/>
-                <w:lang w:eastAsia="en-IN"/>
-              </w:rPr>
-            </w:pPr>
-            <w:r>
-              <w:rPr>
-                <w:rFonts w:ascii="Roboto Slab" w:hAnsi="Roboto Slab" w:cs="Roboto Slab"/>
-                <w:i/>
-                <w:iCs/>
-                <w:color w:val="000000"/>
-                <w:sz w:val="20"/>
-                <w:szCs w:val="20"/>
-              </w:rPr>
-              <w:t>Coppell</w:t>
-            </w:r>
-            <w:r>
-              <w:rPr>
-                <w:rFonts w:ascii="Roboto Slab" w:hAnsi="Roboto Slab" w:cs="Roboto Slab"/>
-                <w:i/>
-                <w:iCs/>
-                <w:color w:val="000000"/>
-                <w:sz w:val="20"/>
-                <w:szCs w:val="20"/>
-              </w:rPr>
-              <w:t xml:space="preserve">, </w:t>
-            </w:r>
-            <w:r>
-              <w:rPr>
-                <w:rFonts w:ascii="Roboto Slab" w:hAnsi="Roboto Slab" w:cs="Roboto Slab"/>
-                <w:i/>
-                <w:iCs/>
-                <w:color w:val="000000"/>
-                <w:sz w:val="20"/>
-                <w:szCs w:val="20"/>
-              </w:rPr>
-              <w:t>TX</w:t>
-            </w:r>
-          </w:p>
-          <w:p>
-            <w:pPr>
-              <w:jc w:val="right"/>
-              <w:rPr>
-                <w:rFonts w:ascii="Roboto Slab" w:eastAsia="Times New Roman" w:hAnsi="Roboto Slab" w:cs="Roboto Slab"/>
-                <w:sz w:val="20"/>
-                <w:szCs w:val="20"/>
-                <w:lang w:eastAsia="en-IN"/>
-              </w:rPr>
-            </w:pPr>
-            <w:r>
-              <w:rPr>
-                <w:rFonts w:ascii="Roboto Slab" w:eastAsia="Times New Roman" w:hAnsi="Roboto Slab" w:cs="Roboto Slab"/>
-                <w:color w:val="000000"/>
-                <w:sz w:val="20"/>
-                <w:szCs w:val="20"/>
-                <w:lang w:eastAsia="en-IN"/>
-              </w:rPr>
-              <w:t>Jan</w:t>
-            </w:r>
-            <w:r>
-              <w:rPr>
-                <w:rFonts w:ascii="Roboto Slab" w:eastAsia="Times New Roman" w:hAnsi="Roboto Slab" w:cs="Roboto Slab"/>
+                <w:rFonts w:ascii="Roboto Slab" w:eastAsia="Times New Roman" w:hAnsi="Roboto Slab" w:cs="Times New Roman"/>
+                <w:sz w:val="20"/>
+                <w:szCs w:val="20"/>
+                <w:lang w:eastAsia="en-IN"/>
+              </w:rPr>
+            </w:pPr>
+            <w:r>
+              <w:rPr>
+                <w:rFonts w:ascii="Roboto Slab" w:eastAsia="Times New Roman" w:hAnsi="Roboto Slab" w:cs="Times New Roman"/>
+                <w:color w:val="000000"/>
+                <w:sz w:val="20"/>
+                <w:szCs w:val="20"/>
+                <w:lang w:eastAsia="en-IN"/>
+              </w:rPr>
+              <w:t>Mar</w:t>
+            </w:r>
+            <w:r>
+              <w:rPr>
+                <w:rFonts w:ascii="Roboto Slab" w:eastAsia="Times New Roman" w:hAnsi="Roboto Slab" w:cs="Times New Roman"/>
                 <w:color w:val="000000"/>
                 <w:sz w:val="20"/>
                 <w:szCs w:val="20"/>
@@ -953,27 +821,17 @@
             </w:r>
             <w:r>
               <w:rPr>
-                <w:rFonts w:ascii="Roboto Slab" w:eastAsia="Times New Roman" w:hAnsi="Roboto Slab" w:cs="Roboto Slab"/>
-                <w:color w:val="000000"/>
-                <w:sz w:val="20"/>
-                <w:szCs w:val="20"/>
-                <w:lang w:eastAsia="en-IN"/>
-              </w:rPr>
-              <w:t>9</w:t>
-            </w:r>
-            <w:r>
-              <w:rPr>
-                <w:rFonts w:ascii="Roboto Slab" w:eastAsia="Times New Roman" w:hAnsi="Roboto Slab" w:cs="Roboto Slab"/>
-                <w:color w:val="000000"/>
-                <w:sz w:val="20"/>
-                <w:szCs w:val="20"/>
-                <w:lang w:eastAsia="en-IN"/>
-              </w:rPr>
-              <w:t xml:space="preserve"> </w:t>
-            </w:r>
-            <w:r>
-              <w:rPr>
-                <w:rFonts w:ascii="Roboto Slab" w:eastAsia="Times New Roman" w:hAnsi="Roboto Slab" w:cs="Roboto Slab"/>
+                <w:rFonts w:ascii="Roboto Slab" w:eastAsia="Times New Roman" w:hAnsi="Roboto Slab" w:cs="Times New Roman"/>
+                <w:color w:val="000000"/>
+                <w:sz w:val="20"/>
+                <w:szCs w:val="20"/>
+                <w:lang w:eastAsia="en-IN"/>
+              </w:rPr>
+              <w:t xml:space="preserve">6 </w:t>
+            </w:r>
+            <w:r>
+              <w:rPr>
+                <w:rFonts w:ascii="Roboto Slab" w:eastAsia="Times New Roman" w:hAnsi="Roboto Slab" w:cs="Times New Roman"/>
                 <w:color w:val="000000"/>
                 <w:sz w:val="20"/>
                 <w:szCs w:val="20"/>
@@ -983,27 +841,17 @@
             </w:r>
             <w:r>
               <w:rPr>
-                <w:rFonts w:ascii="Roboto Slab" w:eastAsia="Times New Roman" w:hAnsi="Roboto Slab" w:cs="Roboto Slab"/>
-                <w:color w:val="000000"/>
-                <w:sz w:val="20"/>
-                <w:szCs w:val="20"/>
-                <w:lang w:eastAsia="en-IN"/>
-              </w:rPr>
-              <w:t xml:space="preserve"> </w:t>
-            </w:r>
-            <w:r>
-              <w:rPr>
-                <w:rFonts w:ascii="Roboto Slab" w:eastAsia="Times New Roman" w:hAnsi="Roboto Slab" w:cs="Roboto Slab"/>
-                <w:color w:val="000000"/>
-                <w:sz w:val="20"/>
-                <w:szCs w:val="20"/>
-                <w:lang w:eastAsia="en-IN"/>
-              </w:rPr>
-              <w:t>Dec</w:t>
-            </w:r>
-            <w:r>
-              <w:rPr>
-                <w:rFonts w:ascii="Roboto Slab" w:eastAsia="Times New Roman" w:hAnsi="Roboto Slab" w:cs="Roboto Slab"/>
+                <w:rFonts w:ascii="Roboto Slab" w:eastAsia="Times New Roman" w:hAnsi="Roboto Slab" w:cs="Times New Roman"/>
+                <w:color w:val="000000"/>
+                <w:sz w:val="20"/>
+                <w:szCs w:val="20"/>
+                <w:lang w:eastAsia="en-IN"/>
+              </w:rPr>
+              <w:t xml:space="preserve"> May</w:t>
+            </w:r>
+            <w:r>
+              <w:rPr>
+                <w:rFonts w:ascii="Roboto Slab" w:eastAsia="Times New Roman" w:hAnsi="Roboto Slab" w:cs="Times New Roman"/>
                 <w:color w:val="000000"/>
                 <w:sz w:val="20"/>
                 <w:szCs w:val="20"/>
@@ -1013,33 +861,20 @@
             </w:r>
             <w:r>
               <w:rPr>
-                <w:rFonts w:ascii="Roboto Slab" w:eastAsia="Times New Roman" w:hAnsi="Roboto Slab" w:cs="Roboto Slab"/>
-                <w:color w:val="000000"/>
-                <w:sz w:val="20"/>
-                <w:szCs w:val="20"/>
-                <w:lang w:eastAsia="en-IN"/>
-              </w:rPr>
-              <w:t>1</w:t>
-            </w:r>
-          </w:p>
-          <w:p>
-            <w:pPr>
-              <w:jc w:val="right"/>
-              <w:textAlignment w:val="baseline"/>
-              <w:rPr>
-                <w:rFonts w:ascii="Roboto Slab" w:eastAsia="Times New Roman" w:hAnsi="Roboto Slab" w:cs="Roboto Slab"/>
-                <w:color w:val="000000"/>
-                <w:sz w:val="20"/>
-                <w:szCs w:val="20"/>
-                <w:lang w:eastAsia="en-IN"/>
-              </w:rPr>
-            </w:pPr>
+                <w:rFonts w:ascii="Roboto Slab" w:eastAsia="Times New Roman" w:hAnsi="Roboto Slab" w:cs="Times New Roman"/>
+                <w:color w:val="000000"/>
+                <w:sz w:val="20"/>
+                <w:szCs w:val="20"/>
+                <w:lang w:eastAsia="en-IN"/>
+              </w:rPr>
+              <w:t>2</w:t>
+            </w:r>
           </w:p>
         </w:tc>
       </w:tr>
       <w:tr>
         <w:trPr>
-          <w:trHeight w:val="810"/>
+          <w:trHeight w:val="157"/>
         </w:trPr>
         <w:tc>
           <w:tcPr>
@@ -1048,56 +883,61 @@
           </w:tcPr>
           <w:p>
             <w:pPr>
-              <w:spacing w:after="100"/>
-              <w:ind w:right="15"/>
-              <w:jc w:val="both"/>
-              <w:textAlignment w:val="baseline"/>
-              <w:rPr>
-                <w:rFonts w:ascii="Roboto Slab" w:eastAsia="Times New Roman" w:hAnsi="Roboto Slab" w:cs="Roboto Slab"/>
-                <w:color w:val="000000"/>
-                <w:sz w:val="20"/>
-                <w:szCs w:val="20"/>
-                <w:lang w:eastAsia="en-IN"/>
-              </w:rPr>
-            </w:pPr>
-            <w:r>
-              <w:rPr>
-                <w:rFonts w:ascii="Roboto Slab" w:eastAsia="Times New Roman" w:hAnsi="Roboto Slab" w:cs="Roboto Slab"/>
-                <w:color w:val="000000"/>
-                <w:sz w:val="20"/>
-                <w:szCs w:val="20"/>
-                <w:lang w:eastAsia="en-IN"/>
-              </w:rPr>
-              <w:t>{{ exp2-brief }}</w:t>
-            </w:r>
-          </w:p>
-          <w:p>
-            <w:pPr>
               <w:numPr>
                 <w:ilvl w:val="0"/>
                 <w:numId w:val="3"/>
               </w:numPr>
               <w:spacing w:after="100"/>
-              <w:ind w:right="15"/>
+              <w:ind w:left="253" w:right="10" w:hanging="180"/>
               <w:jc w:val="both"/>
               <w:textAlignment w:val="baseline"/>
               <w:rPr>
-                <w:rFonts w:ascii="Roboto Slab" w:eastAsia="Times New Roman" w:hAnsi="Roboto Slab" w:cs="Roboto Slab"/>
-                <w:color w:val="000000"/>
-                <w:sz w:val="20"/>
-                <w:szCs w:val="20"/>
-                <w:lang w:eastAsia="en-IN"/>
-              </w:rPr>
-            </w:pPr>
-            <w:r>
-              <w:rPr>
-                <w:rFonts w:ascii="Roboto Slab" w:eastAsia="Times New Roman" w:hAnsi="Roboto Slab" w:cs="Roboto Slab"/>
-                <w:color w:val="000000"/>
-                <w:sz w:val="20"/>
-                <w:szCs w:val="20"/>
-                <w:lang w:eastAsia="en-IN"/>
-              </w:rPr>
-              <w:t>{{ exp2-bullet1 }}</w:t>
+                <w:rFonts w:ascii="Roboto Slab" w:eastAsia="Times New Roman" w:hAnsi="Roboto Slab" w:cs="Times New Roman"/>
+                <w:color w:val="000000"/>
+                <w:sz w:val="20"/>
+                <w:szCs w:val="20"/>
+                <w:lang w:eastAsia="en-IN"/>
+              </w:rPr>
+            </w:pPr>
+            <w:r>
+              <w:rPr>
+                <w:rFonts w:ascii="Roboto Slab" w:eastAsia="Times New Roman" w:hAnsi="Roboto Slab" w:cs="Times New Roman"/>
+                <w:color w:val="000000"/>
+                <w:sz w:val="20"/>
+                <w:szCs w:val="20"/>
+                <w:lang w:eastAsia="en-IN"/>
+              </w:rPr>
+              <w:t>{{ exp2</w:t>
+            </w:r>
+            <w:r>
+              <w:rPr>
+                <w:rFonts w:ascii="Roboto Slab" w:eastAsia="Times New Roman" w:hAnsi="Roboto Slab" w:cs="Times New Roman"/>
+                <w:color w:val="000000"/>
+                <w:sz w:val="20"/>
+                <w:szCs w:val="20"/>
+                <w:lang w:eastAsia="en-IN"/>
+              </w:rPr>
+              <w:t>_bullet</w:t>
+            </w:r>
+            <w:r>
+              <w:rPr>
+                <w:rFonts w:ascii="Roboto Slab" w:eastAsia="Times New Roman" w:hAnsi="Roboto Slab" w:cs="Times New Roman"/>
+                <w:color w:val="000000"/>
+                <w:sz w:val="20"/>
+                <w:szCs w:val="20"/>
+                <w:lang w:eastAsia="en-IN"/>
+              </w:rPr>
+              <w:t>1</w:t>
+            </w:r>
+            <w:r>
+              <w:rPr>
+                <w:rFonts w:ascii="Roboto Slab" w:eastAsia="Times New Roman" w:hAnsi="Roboto Slab" w:cs="Times New Roman"/>
+                <w:color w:val="000000"/>
+                <w:sz w:val="20"/>
+                <w:szCs w:val="20"/>
+                <w:lang w:eastAsia="en-IN"/>
+              </w:rPr>
+              <w:t xml:space="preserve"> }}</w:t>
             </w:r>
           </w:p>
           <w:p>
@@ -1107,34 +947,31 @@
                 <w:numId w:val="3"/>
               </w:numPr>
               <w:spacing w:after="100"/>
-              <w:ind w:right="15"/>
+              <w:ind w:left="253" w:right="10" w:hanging="180"/>
               <w:jc w:val="both"/>
               <w:textAlignment w:val="baseline"/>
               <w:rPr>
-                <w:rFonts w:ascii="Roboto Slab" w:eastAsia="Times New Roman" w:hAnsi="Roboto Slab" w:cs="Roboto Slab"/>
-                <w:color w:val="000000"/>
-                <w:sz w:val="20"/>
-                <w:szCs w:val="20"/>
-                <w:lang w:eastAsia="en-IN"/>
-              </w:rPr>
-            </w:pPr>
-            <w:r>
-              <w:rPr>
-                <w:rFonts w:ascii="Roboto Slab" w:eastAsia="Times New Roman" w:hAnsi="Roboto Slab" w:cs="Roboto Slab"/>
-                <w:color w:val="000000"/>
-                <w:sz w:val="20"/>
-                <w:szCs w:val="20"/>
-                <w:lang w:eastAsia="en-IN"/>
-              </w:rPr>
-              <w:t>{{ exp2-bullet2 }}</w:t>
+                <w:rFonts w:ascii="Roboto Slab" w:eastAsia="Times New Roman" w:hAnsi="Roboto Slab" w:cs="Times New Roman"/>
+                <w:color w:val="000000"/>
+                <w:sz w:val="20"/>
+                <w:szCs w:val="20"/>
+                <w:lang w:eastAsia="en-IN"/>
+              </w:rPr>
+            </w:pPr>
+            <w:r>
+              <w:rPr>
+                <w:rFonts w:ascii="Roboto Slab" w:eastAsia="Times New Roman" w:hAnsi="Roboto Slab" w:cs="Times New Roman"/>
+                <w:color w:val="000000"/>
+                <w:sz w:val="20"/>
+                <w:szCs w:val="20"/>
+                <w:lang w:eastAsia="en-IN"/>
+              </w:rPr>
+              <w:t>{{ exp2_bullet2 }}</w:t>
             </w:r>
           </w:p>
         </w:tc>
       </w:tr>
       <w:tr>
-        <w:trPr>
-          <w:trHeight w:val="80"/>
-        </w:trPr>
         <w:tc>
           <w:tcPr>
             <w:tcW w:w="11194" w:type="dxa"/>
@@ -1143,9 +980,9 @@
           <w:p>
             <w:pPr>
               <w:rPr>
-                <w:rFonts w:ascii="Roboto Slab" w:hAnsi="Roboto Slab" w:cs="Roboto Slab"/>
-                <w:sz w:val="20"/>
-                <w:szCs w:val="20"/>
+                <w:rFonts w:ascii="Roboto Slab" w:hAnsi="Roboto Slab" w:cs="Arimo"/>
+                <w:sz w:val="10"/>
+                <w:szCs w:val="10"/>
               </w:rPr>
             </w:pPr>
           </w:p>
@@ -1162,20 +999,16 @@
           <w:p>
             <w:pPr>
               <w:rPr>
-                <w:rFonts w:ascii="Roboto Slab" w:eastAsia="Times New Roman" w:hAnsi="Roboto Slab" w:cs="Roboto Slab"/>
-                <w:b/>
-                <w:bCs/>
-                <w:color w:val="000000"/>
-                <w:sz w:val="20"/>
-                <w:szCs w:val="20"/>
-                <w:lang w:eastAsia="en-IN"/>
-              </w:rPr>
-            </w:pPr>
-            <w:r>
-              <w:rPr>
-                <w:rFonts w:ascii="Roboto Slab" w:eastAsia="Times New Roman" w:hAnsi="Roboto Slab" w:cs="Roboto Slab"/>
-                <w:b/>
-                <w:bCs/>
+                <w:rFonts w:ascii="Roboto Slab" w:eastAsia="Times New Roman" w:hAnsi="Roboto Slab" w:cs="Times New Roman"/>
+                <w:color w:val="000000"/>
+                <w:sz w:val="20"/>
+                <w:szCs w:val="20"/>
+                <w:lang w:eastAsia="en-IN"/>
+              </w:rPr>
+            </w:pPr>
+            <w:r>
+              <w:rPr>
+                <w:rFonts w:ascii="Roboto Slab" w:eastAsia="Times New Roman" w:hAnsi="Roboto Slab" w:cs="Times New Roman"/>
                 <w:color w:val="000000"/>
                 <w:sz w:val="20"/>
                 <w:szCs w:val="20"/>
@@ -1183,27 +1016,35 @@
               </w:rPr>
               <w:t>Software Engineer</w:t>
             </w:r>
-          </w:p>
-          <w:p>
-            <w:pPr>
-              <w:rPr>
-                <w:rFonts w:ascii="Roboto Slab" w:eastAsia="Times New Roman" w:hAnsi="Roboto Slab" w:cs="Roboto Slab"/>
-                <w:sz w:val="20"/>
-                <w:szCs w:val="20"/>
-                <w:lang w:eastAsia="en-IN"/>
-              </w:rPr>
-            </w:pPr>
-            <w:r>
-              <w:rPr>
-                <w:rFonts w:ascii="Roboto Slab" w:eastAsia="Times New Roman" w:hAnsi="Roboto Slab" w:cs="Roboto Slab"/>
-                <w:b/>
-                <w:bCs/>
-                <w:color w:val="000000"/>
-                <w:sz w:val="20"/>
-                <w:szCs w:val="20"/>
-                <w:lang w:eastAsia="en-IN"/>
-              </w:rPr>
-              <w:t>Canva</w:t>
+            <w:r>
+              <w:rPr>
+                <w:rFonts w:ascii="Roboto Slab" w:eastAsia="Times New Roman" w:hAnsi="Roboto Slab" w:cs="Times New Roman"/>
+                <w:color w:val="000000"/>
+                <w:sz w:val="20"/>
+                <w:szCs w:val="20"/>
+                <w:lang w:eastAsia="en-IN"/>
+              </w:rPr>
+              <w:t xml:space="preserve"> </w:t>
+            </w:r>
+          </w:p>
+          <w:p>
+            <w:pPr>
+              <w:rPr>
+                <w:rFonts w:ascii="Roboto Slab" w:eastAsia="Times New Roman" w:hAnsi="Roboto Slab" w:cs="Times New Roman"/>
+                <w:sz w:val="20"/>
+                <w:szCs w:val="20"/>
+                <w:lang w:eastAsia="en-IN"/>
+              </w:rPr>
+            </w:pPr>
+            <w:r>
+              <w:rPr>
+                <w:rFonts w:ascii="Roboto Slab" w:eastAsia="Times New Roman" w:hAnsi="Roboto Slab" w:cs="Times New Roman"/>
+                <w:color w:val="000000"/>
+                <w:sz w:val="20"/>
+                <w:szCs w:val="20"/>
+                <w:lang w:eastAsia="en-IN"/>
+              </w:rPr>
+              <w:t>Amazon</w:t>
             </w:r>
           </w:p>
         </w:tc>
@@ -1214,85 +1055,48 @@
           </w:tcPr>
           <w:p>
             <w:pPr>
+              <w:spacing w:line="360" w:lineRule="auto"/>
               <w:jc w:val="right"/>
               <w:rPr>
-                <w:rFonts w:ascii="Roboto Slab" w:eastAsia="Times New Roman" w:hAnsi="Roboto Slab" w:cs="Roboto Slab"/>
-                <w:color w:val="000000"/>
-                <w:sz w:val="20"/>
-                <w:szCs w:val="20"/>
-                <w:lang w:eastAsia="en-IN"/>
-              </w:rPr>
-            </w:pPr>
-            <w:r>
-              <w:rPr>
-                <w:rFonts w:ascii="Roboto Slab" w:eastAsia="Times New Roman" w:hAnsi="Roboto Slab" w:cs="Roboto Slab"/>
-                <w:i/>
-                <w:iCs/>
-                <w:color w:val="000000"/>
-                <w:sz w:val="20"/>
-                <w:szCs w:val="20"/>
-                <w:lang w:eastAsia="en-IN"/>
-              </w:rPr>
-              <w:t>Austin</w:t>
-            </w:r>
-            <w:r>
-              <w:rPr>
-                <w:rFonts w:ascii="Roboto Slab" w:eastAsia="Times New Roman" w:hAnsi="Roboto Slab" w:cs="Roboto Slab"/>
-                <w:i/>
-                <w:iCs/>
-                <w:color w:val="000000"/>
-                <w:sz w:val="20"/>
-                <w:szCs w:val="20"/>
-                <w:lang w:eastAsia="en-IN"/>
-              </w:rPr>
-              <w:t xml:space="preserve">, </w:t>
-            </w:r>
-            <w:r>
-              <w:rPr>
-                <w:rFonts w:ascii="Roboto Slab" w:eastAsia="Times New Roman" w:hAnsi="Roboto Slab" w:cs="Roboto Slab"/>
-                <w:i/>
-                <w:iCs/>
-                <w:color w:val="000000"/>
-                <w:sz w:val="20"/>
-                <w:szCs w:val="20"/>
-                <w:lang w:eastAsia="en-IN"/>
-              </w:rPr>
-              <w:t>TX</w:t>
-            </w:r>
-          </w:p>
-          <w:p>
-            <w:pPr>
-              <w:jc w:val="right"/>
-              <w:rPr>
-                <w:rFonts w:ascii="Roboto Slab" w:eastAsia="Times New Roman" w:hAnsi="Roboto Slab" w:cs="Roboto Slab"/>
-                <w:sz w:val="20"/>
-                <w:szCs w:val="20"/>
-                <w:lang w:eastAsia="en-IN"/>
-              </w:rPr>
-            </w:pPr>
-            <w:r>
-              <w:rPr>
-                <w:rFonts w:ascii="Roboto Slab" w:eastAsia="Times New Roman" w:hAnsi="Roboto Slab" w:cs="Roboto Slab"/>
-                <w:color w:val="000000"/>
-                <w:sz w:val="20"/>
-                <w:szCs w:val="20"/>
-                <w:lang w:eastAsia="en-IN"/>
-              </w:rPr>
-              <w:t>Jun 201</w:t>
-            </w:r>
-            <w:r>
-              <w:rPr>
-                <w:rFonts w:ascii="Roboto Slab" w:eastAsia="Times New Roman" w:hAnsi="Roboto Slab" w:cs="Roboto Slab"/>
-                <w:color w:val="000000"/>
-                <w:sz w:val="20"/>
-                <w:szCs w:val="20"/>
-                <w:lang w:eastAsia="en-IN"/>
-              </w:rPr>
-              <w:t xml:space="preserve">5 </w:t>
-            </w:r>
-            <w:r>
-              <w:rPr>
-                <w:rFonts w:ascii="Roboto Slab" w:eastAsia="Times New Roman" w:hAnsi="Roboto Slab" w:cs="Roboto Slab"/>
+                <w:rFonts w:ascii="Roboto Slab" w:eastAsia="Times New Roman" w:hAnsi="Roboto Slab" w:cs="Times New Roman"/>
+                <w:sz w:val="20"/>
+                <w:szCs w:val="20"/>
+                <w:lang w:eastAsia="en-IN"/>
+              </w:rPr>
+            </w:pPr>
+            <w:r>
+              <w:rPr>
+                <w:rFonts w:ascii="Roboto Slab" w:eastAsia="Times New Roman" w:hAnsi="Roboto Slab" w:cs="Times New Roman"/>
+                <w:color w:val="000000"/>
+                <w:sz w:val="20"/>
+                <w:szCs w:val="20"/>
+                <w:lang w:eastAsia="en-IN"/>
+              </w:rPr>
+              <w:t>May</w:t>
+            </w:r>
+            <w:r>
+              <w:rPr>
+                <w:rFonts w:ascii="Roboto Slab" w:eastAsia="Times New Roman" w:hAnsi="Roboto Slab" w:cs="Times New Roman"/>
+                <w:color w:val="000000"/>
+                <w:sz w:val="20"/>
+                <w:szCs w:val="20"/>
+                <w:lang w:eastAsia="en-IN"/>
+              </w:rPr>
+              <w:t xml:space="preserve"> 2014</w:t>
+            </w:r>
+            <w:r>
+              <w:rPr>
+                <w:rFonts w:ascii="Roboto Slab" w:eastAsia="Times New Roman" w:hAnsi="Roboto Slab" w:cs="Times New Roman"/>
+                <w:color w:val="000000"/>
+                <w:sz w:val="20"/>
+                <w:szCs w:val="20"/>
+                <w:lang w:eastAsia="en-IN"/>
+              </w:rPr>
+              <w:t xml:space="preserve"> </w:t>
+            </w:r>
+            <w:r>
+              <w:rPr>
+                <w:rFonts w:ascii="Roboto Slab" w:eastAsia="Times New Roman" w:hAnsi="Roboto Slab" w:cs="Times New Roman"/>
                 <w:color w:val="000000"/>
                 <w:sz w:val="20"/>
                 <w:szCs w:val="20"/>
@@ -1302,30 +1106,40 @@
             </w:r>
             <w:r>
               <w:rPr>
-                <w:rFonts w:ascii="Roboto Slab" w:eastAsia="Times New Roman" w:hAnsi="Roboto Slab" w:cs="Roboto Slab"/>
-                <w:color w:val="000000"/>
-                <w:sz w:val="20"/>
-                <w:szCs w:val="20"/>
-                <w:lang w:eastAsia="en-IN"/>
-              </w:rPr>
-              <w:t xml:space="preserve"> </w:t>
-            </w:r>
-            <w:r>
-              <w:rPr>
-                <w:rFonts w:ascii="Roboto Slab" w:eastAsia="Times New Roman" w:hAnsi="Roboto Slab" w:cs="Roboto Slab"/>
-                <w:color w:val="000000"/>
-                <w:sz w:val="20"/>
-                <w:szCs w:val="20"/>
-                <w:lang w:eastAsia="en-IN"/>
-              </w:rPr>
-              <w:t>Dec 2018</w:t>
+                <w:rFonts w:ascii="Roboto Slab" w:eastAsia="Times New Roman" w:hAnsi="Roboto Slab" w:cs="Times New Roman"/>
+                <w:color w:val="000000"/>
+                <w:sz w:val="20"/>
+                <w:szCs w:val="20"/>
+                <w:lang w:eastAsia="en-IN"/>
+              </w:rPr>
+              <w:t xml:space="preserve"> Mar</w:t>
+            </w:r>
+            <w:r>
+              <w:rPr>
+                <w:rFonts w:ascii="Roboto Slab" w:eastAsia="Times New Roman" w:hAnsi="Roboto Slab" w:cs="Times New Roman"/>
+                <w:color w:val="000000"/>
+                <w:sz w:val="20"/>
+                <w:szCs w:val="20"/>
+                <w:lang w:eastAsia="en-IN"/>
+              </w:rPr>
+              <w:t xml:space="preserve"> 201</w:t>
+            </w:r>
+            <w:r>
+              <w:rPr>
+                <w:rFonts w:ascii="Roboto Slab" w:eastAsia="Times New Roman" w:hAnsi="Roboto Slab" w:cs="Times New Roman"/>
+                <w:color w:val="000000"/>
+                <w:sz w:val="20"/>
+                <w:szCs w:val="20"/>
+                <w:lang w:eastAsia="en-IN"/>
+              </w:rPr>
+              <w:t>6</w:t>
             </w:r>
           </w:p>
         </w:tc>
       </w:tr>
       <w:tr>
         <w:trPr>
-          <w:trHeight w:val="669"/>
+          <w:trHeight w:val="121"/>
         </w:trPr>
         <w:tc>
           <w:tcPr>
@@ -1334,58 +1148,61 @@
           </w:tcPr>
           <w:p>
             <w:pPr>
-              <w:tabs>
-                <w:tab w:val="left" w:pos="9255"/>
-              </w:tabs>
-              <w:spacing w:after="100"/>
-              <w:ind w:right="15"/>
-              <w:jc w:val="both"/>
-              <w:textAlignment w:val="baseline"/>
-              <w:rPr>
-                <w:rFonts w:ascii="Roboto Slab" w:eastAsia="Times New Roman" w:hAnsi="Roboto Slab" w:cs="Roboto Slab"/>
-                <w:color w:val="000000"/>
-                <w:sz w:val="20"/>
-                <w:szCs w:val="20"/>
-                <w:lang w:eastAsia="en-IN"/>
-              </w:rPr>
-            </w:pPr>
-            <w:r>
-              <w:rPr>
-                <w:rFonts w:ascii="Roboto Slab" w:eastAsia="Times New Roman" w:hAnsi="Roboto Slab" w:cs="Roboto Slab"/>
-                <w:color w:val="000000" w:themeColor="text1"/>
-                <w:sz w:val="20"/>
-                <w:szCs w:val="20"/>
-              </w:rPr>
-              <w:t>{{ exp3-brief }}</w:t>
-            </w:r>
-          </w:p>
-          <w:p>
-            <w:pPr>
               <w:numPr>
                 <w:ilvl w:val="0"/>
                 <w:numId w:val="5"/>
               </w:numPr>
               <w:spacing w:after="100"/>
-              <w:ind w:right="15"/>
+              <w:ind w:left="253" w:right="10" w:hanging="180"/>
               <w:jc w:val="both"/>
               <w:textAlignment w:val="baseline"/>
               <w:rPr>
-                <w:rFonts w:ascii="Roboto Slab" w:eastAsia="Times New Roman" w:hAnsi="Roboto Slab" w:cs="Roboto Slab"/>
-                <w:color w:val="000000"/>
-                <w:sz w:val="20"/>
-                <w:szCs w:val="20"/>
-                <w:lang w:eastAsia="en-IN"/>
-              </w:rPr>
-            </w:pPr>
-            <w:r>
-              <w:rPr>
-                <w:rFonts w:ascii="Roboto Slab" w:eastAsia="Times New Roman" w:hAnsi="Roboto Slab" w:cs="Roboto Slab"/>
-                <w:color w:val="000000"/>
-                <w:sz w:val="20"/>
-                <w:szCs w:val="20"/>
-                <w:lang w:eastAsia="en-IN"/>
-              </w:rPr>
-              <w:t>{{ exp3-bullet1 }}</w:t>
+                <w:rFonts w:ascii="Roboto Slab" w:eastAsia="Times New Roman" w:hAnsi="Roboto Slab" w:cs="Times New Roman"/>
+                <w:color w:val="000000"/>
+                <w:sz w:val="20"/>
+                <w:szCs w:val="20"/>
+                <w:lang w:eastAsia="en-IN"/>
+              </w:rPr>
+            </w:pPr>
+            <w:r>
+              <w:rPr>
+                <w:rFonts w:ascii="Roboto Slab" w:eastAsia="Times New Roman" w:hAnsi="Roboto Slab" w:cs="Times New Roman"/>
+                <w:color w:val="000000"/>
+                <w:sz w:val="20"/>
+                <w:szCs w:val="20"/>
+                <w:lang w:eastAsia="en-IN"/>
+              </w:rPr>
+              <w:t>{{ exp3</w:t>
+            </w:r>
+            <w:r>
+              <w:rPr>
+                <w:rFonts w:ascii="Roboto Slab" w:eastAsia="Times New Roman" w:hAnsi="Roboto Slab" w:cs="Times New Roman"/>
+                <w:color w:val="000000"/>
+                <w:sz w:val="20"/>
+                <w:szCs w:val="20"/>
+                <w:lang w:eastAsia="en-IN"/>
+              </w:rPr>
+              <w:t>_bullet</w:t>
+            </w:r>
+            <w:r>
+              <w:rPr>
+                <w:rFonts w:ascii="Roboto Slab" w:eastAsia="Times New Roman" w:hAnsi="Roboto Slab" w:cs="Times New Roman"/>
+                <w:color w:val="000000"/>
+                <w:sz w:val="20"/>
+                <w:szCs w:val="20"/>
+                <w:lang w:eastAsia="en-IN"/>
+              </w:rPr>
+              <w:t>1</w:t>
+            </w:r>
+            <w:r>
+              <w:rPr>
+                <w:rFonts w:ascii="Roboto Slab" w:eastAsia="Times New Roman" w:hAnsi="Roboto Slab" w:cs="Times New Roman"/>
+                <w:color w:val="000000"/>
+                <w:sz w:val="20"/>
+                <w:szCs w:val="20"/>
+                <w:lang w:eastAsia="en-IN"/>
+              </w:rPr>
+              <w:t xml:space="preserve"> }}</w:t>
             </w:r>
           </w:p>
           <w:p>
@@ -1395,33 +1212,33 @@
                 <w:numId w:val="5"/>
               </w:numPr>
               <w:spacing w:after="100"/>
-              <w:ind w:right="15"/>
+              <w:ind w:left="253" w:right="10" w:hanging="180"/>
               <w:jc w:val="both"/>
               <w:textAlignment w:val="baseline"/>
               <w:rPr>
-                <w:rFonts w:ascii="Roboto Slab" w:eastAsia="Times New Roman" w:hAnsi="Roboto Slab" w:cs="Roboto Slab"/>
-                <w:color w:val="000000"/>
-                <w:sz w:val="20"/>
-                <w:szCs w:val="20"/>
-                <w:lang w:eastAsia="en-IN"/>
-              </w:rPr>
-            </w:pPr>
-            <w:r>
-              <w:rPr>
-                <w:rFonts w:ascii="Roboto Slab" w:eastAsia="Times New Roman" w:hAnsi="Roboto Slab" w:cs="Roboto Slab"/>
-                <w:color w:val="000000"/>
-                <w:sz w:val="20"/>
-                <w:szCs w:val="20"/>
-                <w:lang w:eastAsia="en-IN"/>
-              </w:rPr>
-              <w:t>{{ exp3-bullet2 }}</w:t>
+                <w:rFonts w:ascii="Roboto Slab" w:eastAsia="Times New Roman" w:hAnsi="Roboto Slab" w:cs="Times New Roman"/>
+                <w:color w:val="000000"/>
+                <w:sz w:val="20"/>
+                <w:szCs w:val="20"/>
+                <w:lang w:eastAsia="en-IN"/>
+              </w:rPr>
+            </w:pPr>
+            <w:r>
+              <w:rPr>
+                <w:rFonts w:ascii="Roboto Slab" w:eastAsia="Times New Roman" w:hAnsi="Roboto Slab" w:cs="Times New Roman"/>
+                <w:color w:val="000000"/>
+                <w:sz w:val="20"/>
+                <w:szCs w:val="20"/>
+                <w:lang w:eastAsia="en-IN"/>
+              </w:rPr>
+              <w:t>{{ exp3_bullet2 }}</w:t>
             </w:r>
           </w:p>
         </w:tc>
       </w:tr>
       <w:tr>
         <w:trPr>
-          <w:trHeight w:val="55"/>
+          <w:trHeight w:val="87"/>
         </w:trPr>
         <w:tc>
           <w:tcPr>
@@ -1431,9 +1248,9 @@
           <w:p>
             <w:pPr>
               <w:rPr>
-                <w:rFonts w:ascii="Roboto Slab" w:hAnsi="Roboto Slab" w:cs="Roboto Slab"/>
-                <w:sz w:val="20"/>
-                <w:szCs w:val="20"/>
+                <w:rFonts w:ascii="Roboto Slab" w:hAnsi="Roboto Slab" w:cs="Arimo"/>
+                <w:sz w:val="10"/>
+                <w:szCs w:val="10"/>
               </w:rPr>
             </w:pPr>
           </w:p>
@@ -1451,7 +1268,9 @@
           <w:p>
             <w:pPr>
               <w:rPr>
-                <w:rFonts w:ascii="Roboto Slab" w:hAnsi="Roboto Slab" w:cs="Roboto Slab"/>
+                <w:rFonts w:ascii="Roboto Slab" w:hAnsi="Roboto Slab" w:cs="Arimo"/>
+                <w:b/>
+                <w:bCs/>
                 <w:color w:val="3D6AB2"/>
                 <w:sz w:val="18"/>
                 <w:szCs w:val="18"/>
@@ -1459,7 +1278,7 @@
             </w:pPr>
             <w:r>
               <w:rPr>
-                <w:rFonts w:ascii="Roboto Slab" w:hAnsi="Roboto Slab" w:cs="Roboto Slab"/>
+                <w:rFonts w:ascii="Roboto Slab" w:hAnsi="Roboto Slab"/>
                 <w:b/>
                 <w:bCs/>
                 <w:color w:val="3D6AB2"/>
@@ -1482,13 +1301,13 @@
           <w:p>
             <w:pPr>
               <w:rPr>
-                <w:rFonts w:ascii="Roboto Slab" w:hAnsi="Roboto Slab" w:cs="Roboto Slab"/>
+                <w:rFonts w:ascii="Roboto Slab" w:hAnsi="Roboto Slab"/>
                 <w:b/>
                 <w:bCs/>
                 <w:color w:val="000000"/>
                 <w:spacing w:val="20"/>
-                <w:sz w:val="18"/>
-                <w:szCs w:val="18"/>
+                <w:sz w:val="6"/>
+                <w:szCs w:val="6"/>
               </w:rPr>
             </w:pPr>
           </w:p>
@@ -1505,23 +1324,37 @@
               <w:pStyle w:val="NormalWeb"/>
               <w:spacing w:before="0" w:beforeAutospacing="0" w:after="0" w:afterAutospacing="0"/>
               <w:rPr>
-                <w:rFonts w:ascii="Roboto Slab" w:hAnsi="Roboto Slab" w:cs="Roboto Slab"/>
-                <w:b/>
-                <w:bCs/>
-                <w:sz w:val="20"/>
-                <w:szCs w:val="20"/>
-              </w:rPr>
-            </w:pPr>
-            <w:r>
-              <w:rPr>
-                <w:rFonts w:ascii="Roboto Slab" w:hAnsi="Roboto Slab" w:cs="Roboto Slab"/>
-                <w:b/>
-                <w:bCs/>
-                <w:color w:val="000000"/>
-                <w:sz w:val="20"/>
-                <w:szCs w:val="20"/>
-              </w:rPr>
-              <w:t>The University of Texas at Dallas</w:t>
+                <w:rFonts w:ascii="Roboto Slab" w:hAnsi="Roboto Slab"/>
+                <w:sz w:val="20"/>
+                <w:szCs w:val="20"/>
+              </w:rPr>
+            </w:pPr>
+            <w:r>
+              <w:rPr>
+                <w:rFonts w:ascii="Roboto Slab" w:hAnsi="Roboto Slab"/>
+                <w:color w:val="000000"/>
+                <w:sz w:val="20"/>
+                <w:szCs w:val="20"/>
+              </w:rPr>
+              <w:t xml:space="preserve">University of </w:t>
+            </w:r>
+            <w:r>
+              <w:rPr>
+                <w:rFonts w:ascii="Roboto Slab" w:hAnsi="Roboto Slab"/>
+                <w:color w:val="000000"/>
+                <w:sz w:val="20"/>
+                <w:szCs w:val="20"/>
+              </w:rPr>
+              <w:t>I</w:t>
+            </w:r>
+            <w:r>
+              <w:rPr>
+                <w:rFonts w:ascii="Roboto Slab" w:hAnsi="Roboto Slab"/>
+                <w:color w:val="000000"/>
+                <w:sz w:val="20"/>
+                <w:szCs w:val="20"/>
+              </w:rPr>
+              <w:t>llinois Urbana-Champaign</w:t>
             </w:r>
           </w:p>
           <w:p>
@@ -1529,19 +1362,37 @@
               <w:pStyle w:val="NormalWeb"/>
               <w:spacing w:before="0" w:beforeAutospacing="0" w:after="0" w:afterAutospacing="0"/>
               <w:rPr>
-                <w:rFonts w:ascii="Roboto Slab" w:hAnsi="Roboto Slab" w:cs="Roboto Slab"/>
-                <w:sz w:val="20"/>
-                <w:szCs w:val="20"/>
-              </w:rPr>
-            </w:pPr>
-            <w:r>
-              <w:rPr>
-                <w:rFonts w:ascii="Roboto Slab" w:hAnsi="Roboto Slab" w:cs="Roboto Slab"/>
-                <w:color w:val="000000"/>
-                <w:sz w:val="20"/>
-                <w:szCs w:val="20"/>
-              </w:rPr>
-              <w:t>Bachelor of Science</w:t>
+                <w:rFonts w:ascii="Roboto Slab" w:hAnsi="Roboto Slab"/>
+                <w:sz w:val="20"/>
+                <w:szCs w:val="20"/>
+              </w:rPr>
+            </w:pPr>
+            <w:r>
+              <w:rPr>
+                <w:rFonts w:ascii="Roboto Slab" w:hAnsi="Roboto Slab"/>
+                <w:color w:val="000000"/>
+                <w:sz w:val="20"/>
+                <w:szCs w:val="20"/>
+              </w:rPr>
+              <w:t xml:space="preserve">Bachelor of Science in </w:t>
+            </w:r>
+            <w:r>
+              <w:rPr>
+                <w:rFonts w:ascii="Roboto Slab" w:hAnsi="Roboto Slab"/>
+                <w:color w:val="000000"/>
+                <w:sz w:val="20"/>
+                <w:szCs w:val="20"/>
+              </w:rPr>
+              <w:t>Computer Science</w:t>
+            </w:r>
+            <w:r>
+              <w:rPr>
+                <w:rFonts w:ascii="Roboto Slab" w:hAnsi="Roboto Slab"/>
+                <w:color w:val="000000"/>
+                <w:sz w:val="20"/>
+                <w:szCs w:val="20"/>
+              </w:rPr>
+              <w:t xml:space="preserve"> </w:t>
             </w:r>
           </w:p>
         </w:tc>
@@ -1555,42 +1406,24 @@
               <w:spacing w:before="0" w:beforeAutospacing="0" w:after="0" w:afterAutospacing="0" w:line="360" w:lineRule="auto"/>
               <w:jc w:val="right"/>
               <w:rPr>
-                <w:rFonts w:ascii="Roboto Slab" w:hAnsi="Roboto Slab" w:cs="Roboto Slab"/>
-                <w:color w:val="000000"/>
-                <w:sz w:val="20"/>
-                <w:szCs w:val="20"/>
-              </w:rPr>
-            </w:pPr>
-            <w:r>
-              <w:rPr>
-                <w:rFonts w:ascii="Roboto Slab" w:hAnsi="Roboto Slab" w:cs="Roboto Slab"/>
-                <w:color w:val="000000"/>
-                <w:sz w:val="20"/>
-                <w:szCs w:val="20"/>
-              </w:rPr>
-              <w:t>Aug</w:t>
-            </w:r>
-            <w:r>
-              <w:rPr>
-                <w:rFonts w:ascii="Roboto Slab" w:hAnsi="Roboto Slab" w:cs="Roboto Slab"/>
-                <w:color w:val="000000"/>
-                <w:sz w:val="20"/>
-                <w:szCs w:val="20"/>
-              </w:rPr>
-              <w:t xml:space="preserve"> 201</w:t>
-            </w:r>
-            <w:r>
-              <w:rPr>
-                <w:rFonts w:ascii="Roboto Slab" w:hAnsi="Roboto Slab" w:cs="Roboto Slab"/>
-                <w:color w:val="000000"/>
-                <w:sz w:val="20"/>
-                <w:szCs w:val="20"/>
-              </w:rPr>
-              <w:t xml:space="preserve">1 </w:t>
-            </w:r>
-            <w:r>
-              <w:rPr>
-                <w:rFonts w:ascii="Roboto Slab" w:hAnsi="Roboto Slab" w:cs="Roboto Slab"/>
+                <w:rFonts w:ascii="Roboto Slab" w:hAnsi="Roboto Slab"/>
+                <w:color w:val="000000"/>
+                <w:sz w:val="20"/>
+                <w:szCs w:val="20"/>
+              </w:rPr>
+            </w:pPr>
+            <w:r>
+              <w:rPr>
+                <w:rFonts w:ascii="Roboto Slab" w:hAnsi="Roboto Slab"/>
+                <w:color w:val="000000"/>
+                <w:sz w:val="20"/>
+                <w:szCs w:val="20"/>
+              </w:rPr>
+              <w:t xml:space="preserve">2011 </w:t>
+            </w:r>
+            <w:r>
+              <w:rPr>
+                <w:rFonts w:ascii="Roboto Slab" w:hAnsi="Roboto Slab"/>
                 <w:color w:val="000000"/>
                 <w:sz w:val="20"/>
                 <w:szCs w:val="20"/>
@@ -1599,46 +1432,19 @@
             </w:r>
             <w:r>
               <w:rPr>
-                <w:rFonts w:ascii="Roboto Slab" w:hAnsi="Roboto Slab" w:cs="Roboto Slab"/>
-                <w:color w:val="000000"/>
-                <w:sz w:val="20"/>
-                <w:szCs w:val="20"/>
-              </w:rPr>
-              <w:t xml:space="preserve"> </w:t>
-            </w:r>
-            <w:r>
-              <w:rPr>
-                <w:rFonts w:ascii="Roboto Slab" w:hAnsi="Roboto Slab" w:cs="Roboto Slab"/>
-                <w:color w:val="000000"/>
-                <w:sz w:val="20"/>
-                <w:szCs w:val="20"/>
-              </w:rPr>
-              <w:t>May</w:t>
-            </w:r>
-            <w:r>
-              <w:rPr>
-                <w:rFonts w:ascii="Roboto Slab" w:hAnsi="Roboto Slab" w:cs="Roboto Slab"/>
-                <w:color w:val="000000"/>
-                <w:sz w:val="20"/>
-                <w:szCs w:val="20"/>
-              </w:rPr>
-              <w:t xml:space="preserve"> 201</w:t>
-            </w:r>
-            <w:r>
-              <w:rPr>
-                <w:rFonts w:ascii="Roboto Slab" w:hAnsi="Roboto Slab" w:cs="Roboto Slab"/>
-                <w:color w:val="000000"/>
-                <w:sz w:val="20"/>
-                <w:szCs w:val="20"/>
-              </w:rPr>
-              <w:t>5</w:t>
+                <w:rFonts w:ascii="Roboto Slab" w:hAnsi="Roboto Slab"/>
+                <w:color w:val="000000"/>
+                <w:sz w:val="20"/>
+                <w:szCs w:val="20"/>
+              </w:rPr>
+              <w:t xml:space="preserve"> 2015</w:t>
             </w:r>
           </w:p>
         </w:tc>
       </w:tr>
       <w:tr>
         <w:trPr>
-          <w:trHeight w:val="250"/>
+          <w:trHeight w:val="73"/>
         </w:trPr>
         <w:tc>
           <w:tcPr>
@@ -1648,13 +1454,13 @@
           <w:p>
             <w:pPr>
               <w:rPr>
-                <w:rFonts w:ascii="Roboto Slab" w:hAnsi="Roboto Slab" w:cs="Roboto Slab"/>
+                <w:rFonts w:ascii="Roboto Slab" w:hAnsi="Roboto Slab"/>
                 <w:b/>
                 <w:bCs/>
                 <w:color w:val="000000"/>
                 <w:spacing w:val="20"/>
-                <w:sz w:val="20"/>
-                <w:szCs w:val="20"/>
+                <w:sz w:val="10"/>
+                <w:szCs w:val="10"/>
               </w:rPr>
             </w:pPr>
           </w:p>
@@ -1672,7 +1478,7 @@
           <w:p>
             <w:pPr>
               <w:rPr>
-                <w:rFonts w:ascii="Roboto Slab" w:hAnsi="Roboto Slab" w:cs="Roboto Slab"/>
+                <w:rFonts w:ascii="Roboto Slab" w:hAnsi="Roboto Slab"/>
                 <w:b/>
                 <w:bCs/>
                 <w:color w:val="3D6AB2"/>
@@ -1683,13 +1489,13 @@
             </w:pPr>
             <w:r>
               <w:rPr>
-                <w:rFonts w:ascii="Roboto Slab" w:hAnsi="Roboto Slab" w:cs="Roboto Slab"/>
+                <w:rFonts w:ascii="Roboto Slab" w:hAnsi="Roboto Slab"/>
                 <w:b/>
                 <w:bCs/>
                 <w:color w:val="3D6AB2"/>
                 <w:spacing w:val="20"/>
               </w:rPr>
-              <w:t>PROFESSIONAL SKILLS</w:t>
+              <w:t>SKILLS</w:t>
             </w:r>
           </w:p>
         </w:tc>
@@ -1706,13 +1512,13 @@
           <w:p>
             <w:pPr>
               <w:rPr>
-                <w:rFonts w:ascii="Roboto Slab" w:hAnsi="Roboto Slab" w:cs="Roboto Slab"/>
+                <w:rFonts w:ascii="Roboto Slab" w:hAnsi="Roboto Slab"/>
                 <w:b/>
                 <w:bCs/>
                 <w:color w:val="000000"/>
                 <w:spacing w:val="20"/>
-                <w:sz w:val="16"/>
-                <w:szCs w:val="16"/>
+                <w:sz w:val="6"/>
+                <w:szCs w:val="6"/>
               </w:rPr>
             </w:pPr>
           </w:p>
@@ -1731,7 +1537,8 @@
                 <w:ilvl w:val="0"/>
                 <w:numId w:val="4"/>
               </w:numPr>
-              <w:spacing w:before="0" w:beforeAutospacing="0" w:after="0" w:afterAutospacing="0" w:line="360" w:lineRule="auto"/>
+              <w:spacing w:before="0" w:beforeAutospacing="0" w:after="0" w:afterAutospacing="0" w:line="276" w:lineRule="auto"/>
+              <w:ind w:left="253" w:hanging="180"/>
               <w:jc w:val="both"/>
               <w:rPr>
                 <w:rFonts w:ascii="Roboto Slab" w:hAnsi="Roboto Slab"/>
@@ -1742,22 +1549,34 @@
             <w:r>
               <w:rPr>
                 <w:rFonts w:ascii="Roboto Slab" w:hAnsi="Roboto Slab"/>
-                <w:sz w:val="20"/>
-                <w:szCs w:val="20"/>
-              </w:rPr>
-              <w:t xml:space="preserve">{{ </w:t>
-            </w:r>
-            <w:r>
-              <w:rPr>
-                <w:rFonts w:ascii="Roboto Slab" w:hAnsi="Roboto Slab"/>
-                <w:sz w:val="20"/>
-                <w:szCs w:val="20"/>
-              </w:rPr>
-              <w:t>skill-cat1</w:t>
-            </w:r>
-            <w:r>
-              <w:rPr>
-                <w:rFonts w:ascii="Roboto Slab" w:hAnsi="Roboto Slab"/>
+                <w:color w:val="000000"/>
+                <w:sz w:val="20"/>
+                <w:szCs w:val="20"/>
+              </w:rPr>
+              <w:t>{{ skill</w:t>
+            </w:r>
+            <w:r>
+              <w:rPr>
+                <w:rFonts w:ascii="Roboto Slab" w:hAnsi="Roboto Slab"/>
+                <w:color w:val="000000"/>
+                <w:sz w:val="20"/>
+                <w:szCs w:val="20"/>
+              </w:rPr>
+              <w:t>_</w:t>
+            </w:r>
+            <w:r>
+              <w:rPr>
+                <w:rFonts w:ascii="Roboto Slab" w:hAnsi="Roboto Slab"/>
+                <w:color w:val="000000"/>
+                <w:sz w:val="20"/>
+                <w:szCs w:val="20"/>
+              </w:rPr>
+              <w:t>cat1</w:t>
+            </w:r>
+            <w:r>
+              <w:rPr>
+                <w:rFonts w:ascii="Roboto Slab" w:hAnsi="Roboto Slab"/>
+                <w:color w:val="000000"/>
                 <w:sz w:val="20"/>
                 <w:szCs w:val="20"/>
               </w:rPr>
@@ -1771,37 +1590,23 @@
                 <w:ilvl w:val="0"/>
                 <w:numId w:val="4"/>
               </w:numPr>
-              <w:spacing w:before="0" w:beforeAutospacing="0" w:after="0" w:afterAutospacing="0" w:line="360" w:lineRule="auto"/>
+              <w:spacing w:before="0" w:beforeAutospacing="0" w:after="0" w:afterAutospacing="0" w:line="276" w:lineRule="auto"/>
+              <w:ind w:left="253" w:hanging="180"/>
               <w:jc w:val="both"/>
               <w:rPr>
-                <w:rFonts w:ascii="Roboto Slab" w:hAnsi="Roboto Slab" w:cs="Roboto Slab"/>
-                <w:sz w:val="20"/>
-                <w:szCs w:val="20"/>
-              </w:rPr>
-            </w:pPr>
-            <w:r>
-              <w:rPr>
-                <w:rFonts w:ascii="Roboto Slab" w:hAnsi="Roboto Slab"/>
-                <w:sz w:val="20"/>
-                <w:szCs w:val="20"/>
-              </w:rPr>
-              <w:t>{{</w:t>
-            </w:r>
-            <w:r>
-              <w:rPr>
-                <w:rFonts w:ascii="Roboto Slab" w:hAnsi="Roboto Slab"/>
-                <w:sz w:val="20"/>
-                <w:szCs w:val="20"/>
-              </w:rPr>
-              <w:t xml:space="preserve"> skill-cat2 </w:t>
-            </w:r>
-            <w:r>
-              <w:rPr>
-                <w:rFonts w:ascii="Roboto Slab" w:hAnsi="Roboto Slab"/>
-                <w:sz w:val="20"/>
-                <w:szCs w:val="20"/>
-              </w:rPr>
-              <w:t>}}</w:t>
+                <w:rFonts w:ascii="Roboto Slab" w:hAnsi="Roboto Slab"/>
+                <w:sz w:val="20"/>
+                <w:szCs w:val="20"/>
+              </w:rPr>
+            </w:pPr>
+            <w:r>
+              <w:rPr>
+                <w:rFonts w:ascii="Roboto Slab" w:hAnsi="Roboto Slab"/>
+                <w:color w:val="000000"/>
+                <w:sz w:val="20"/>
+                <w:szCs w:val="20"/>
+              </w:rPr>
+              <w:t>{{ skill_cat2 }}</w:t>
             </w:r>
           </w:p>
         </w:tc>
@@ -1810,7 +1615,7 @@
     <w:p>
       <w:pPr>
         <w:rPr>
-          <w:rFonts w:ascii="Roboto Slab" w:hAnsi="Roboto Slab" w:cs="Roboto Slab"/>
+          <w:rFonts w:ascii="Poppins" w:hAnsi="Poppins" w:cs="Poppins"/>
           <w:sz w:val="2"/>
           <w:szCs w:val="2"/>
         </w:rPr>
@@ -1824,7 +1629,7 @@
       <w:headerReference w:type="first" r:id="rId11"/>
       <w:footerReference w:type="first" r:id="rId12"/>
       <w:pgSz w:w="12240" w:h="15840" w:code="1"/>
-      <w:pgMar w:top="567" w:right="567" w:bottom="567" w:left="567" w:header="0" w:footer="0" w:gutter="0"/>
+      <w:pgMar w:top="284" w:right="567" w:bottom="567" w:left="567" w:header="283" w:footer="0" w:gutter="0"/>
       <w:cols w:space="708"/>
       <w:docGrid w:linePitch="360"/>
     </w:sectPr>
@@ -1833,7 +1638,7 @@
 </file>
 
 <file path=word/endnotes.xml><?xml version="1.0" encoding="utf-8"?>
-<w:endnotes xmlns:wpc="http://schemas.microsoft.com/office/word/2010/wordprocessingCanvas" xmlns:cx="http://schemas.microsoft.com/office/drawing/2014/chartex" xmlns:cx1="http://schemas.microsoft.com/office/drawing/2015/9/8/chartex" xmlns:cx2="http://schemas.microsoft.com/office/drawing/2015/10/21/chartex" xmlns:cx3="http://schemas.microsoft.com/office/drawing/2016/5/9/chartex" xmlns:cx4="http://schemas.microsoft.com/office/drawing/2016/5/10/chartex" xmlns:cx5="http://schemas.microsoft.com/office/drawing/2016/5/11/chartex" xmlns:cx6="http://schemas.microsoft.com/office/drawing/2016/5/12/chartex" xmlns:cx7="http://schemas.microsoft.com/office/drawing/2016/5/13/chartex" xmlns:cx8="http://schemas.microsoft.com/office/drawing/2016/5/14/chartex" xmlns:mc="http://schemas.openxmlformats.org/markup-compatibility/2006" xmlns:aink="http://schemas.microsoft.com/office/drawing/2016/ink" xmlns:am3d="http://schemas.microsoft.com/office/drawing/2017/model3d" xmlns:o="urn:schemas-microsoft-com:office:office" xmlns:oel="http://schemas.microsoft.com/office/2019/extlst" xmlns:r="http://schemas.openxmlformats.org/officeDocument/2006/relationships" xmlns:m="http://schemas.openxmlformats.org/officeDocument/2006/math" xmlns:v="urn:schemas-microsoft-com:vml" xmlns:wp14="http://schemas.microsoft.com/office/word/2010/wordprocessingDrawing" xmlns:wp="http://schemas.openxmlformats.org/drawingml/2006/wordprocessingDrawing" xmlns:w10="urn:schemas-microsoft-com:office:word" xmlns:w="http://schemas.openxmlformats.org/wordprocessingml/2006/main" xmlns:w14="http://schemas.microsoft.com/office/word/2010/wordml" xmlns:w15="http://schemas.microsoft.com/office/word/2012/wordml" xmlns:w16cex="http://schemas.microsoft.com/office/word/2018/wordml/cex" xmlns:w16cid="http://schemas.microsoft.com/office/word/2016/wordml/cid" xmlns:w16="http://schemas.microsoft.com/office/word/2018/wordml" xmlns:w16sdtdh="http://schemas.microsoft.com/office/word/2020/wordml/sdtdatahash" xmlns:w16se="http://schemas.microsoft.com/office/word/2015/wordml/symex" xmlns:wpg="http://schemas.microsoft.com/office/word/2010/wordprocessingGroup" xmlns:wpi="http://schemas.microsoft.com/office/word/2010/wordprocessingInk" xmlns:wne="http://schemas.microsoft.com/office/word/2006/wordml" xmlns:wps="http://schemas.microsoft.com/office/word/2010/wordprocessingShape" mc:Ignorable="w14 w15 w16se w16cid w16 w16cex w16sdtdh wp14">
+<w:endnotes xmlns:wpc="http://schemas.microsoft.com/office/word/2010/wordprocessingCanvas" xmlns:cx="http://schemas.microsoft.com/office/drawing/2014/chartex" xmlns:cx1="http://schemas.microsoft.com/office/drawing/2015/9/8/chartex" xmlns:cx2="http://schemas.microsoft.com/office/drawing/2015/10/21/chartex" xmlns:cx3="http://schemas.microsoft.com/office/drawing/2016/5/9/chartex" xmlns:cx4="http://schemas.microsoft.com/office/drawing/2016/5/10/chartex" xmlns:cx5="http://schemas.microsoft.com/office/drawing/2016/5/11/chartex" xmlns:cx6="http://schemas.microsoft.com/office/drawing/2016/5/12/chartex" xmlns:cx7="http://schemas.microsoft.com/office/drawing/2016/5/13/chartex" xmlns:cx8="http://schemas.microsoft.com/office/drawing/2016/5/14/chartex" xmlns:mc="http://schemas.openxmlformats.org/markup-compatibility/2006" xmlns:m="http://schemas.openxmlformats.org/officeDocument/2006/math" xmlns:aink="http://schemas.microsoft.com/office/drawing/2016/ink" xmlns:am3d="http://schemas.microsoft.com/office/drawing/2017/model3d" xmlns:oel="http://schemas.microsoft.com/office/2019/extlst" xmlns:r="http://schemas.openxmlformats.org/officeDocument/2006/relationships" xmlns:wp14="http://schemas.microsoft.com/office/word/2010/wordprocessingDrawing" xmlns:wp="http://schemas.openxmlformats.org/drawingml/2006/wordprocessingDrawing" xmlns:wpg="http://schemas.microsoft.com/office/word/2010/wordprocessingGroup" xmlns:wpi="http://schemas.microsoft.com/office/word/2010/wordprocessingInk" xmlns:wps="http://schemas.microsoft.com/office/word/2010/wordprocessingShape" xmlns:o="urn:schemas-microsoft-com:office:office" xmlns:v="urn:schemas-microsoft-com:vml" xmlns:w10="urn:schemas-microsoft-com:office:word" xmlns:w="http://schemas.openxmlformats.org/wordprocessingml/2006/main" xmlns:w14="http://schemas.microsoft.com/office/word/2010/wordml" xmlns:w15="http://schemas.microsoft.com/office/word/2012/wordml" xmlns:w16cei="http://schemas.microsoft.com/office/word/2026/wordml/cei" xmlns:w16cex="http://schemas.microsoft.com/office/word/2018/wordml/cex" xmlns:w16cid="http://schemas.microsoft.com/office/word/2016/wordml/cid" xmlns:w16="http://schemas.microsoft.com/office/word/2018/wordml" xmlns:w16sdtdh="http://schemas.microsoft.com/office/word/2020/wordml/sdtdatahash" xmlns:w16sdtfl="http://schemas.microsoft.com/office/word/2024/wordml/sdtformatlock" xmlns:w16se="http://schemas.microsoft.com/office/word/2015/wordml/symex" xmlns:w16du="http://schemas.microsoft.com/office/word/2023/wordml/word16du" xmlns:wne="http://schemas.microsoft.com/office/word/2006/wordml" mc:Ignorable="w14 w15 w16se w16cid w16 w16cex w16sdtdh w16sdtfl w16du wp14">
   <w:endnote w:type="separator" w:id="-1">
     <w:p>
       <w:pPr>
@@ -1858,7 +1663,7 @@
 </file>
 
 <file path=word/footer1.xml><?xml version="1.0" encoding="utf-8"?>
-<w:ftr xmlns:wpc="http://schemas.microsoft.com/office/word/2010/wordprocessingCanvas" xmlns:cx="http://schemas.microsoft.com/office/drawing/2014/chartex" xmlns:cx1="http://schemas.microsoft.com/office/drawing/2015/9/8/chartex" xmlns:cx2="http://schemas.microsoft.com/office/drawing/2015/10/21/chartex" xmlns:cx3="http://schemas.microsoft.com/office/drawing/2016/5/9/chartex" xmlns:cx4="http://schemas.microsoft.com/office/drawing/2016/5/10/chartex" xmlns:cx5="http://schemas.microsoft.com/office/drawing/2016/5/11/chartex" xmlns:cx6="http://schemas.microsoft.com/office/drawing/2016/5/12/chartex" xmlns:cx7="http://schemas.microsoft.com/office/drawing/2016/5/13/chartex" xmlns:cx8="http://schemas.microsoft.com/office/drawing/2016/5/14/chartex" xmlns:mc="http://schemas.openxmlformats.org/markup-compatibility/2006" xmlns:aink="http://schemas.microsoft.com/office/drawing/2016/ink" xmlns:am3d="http://schemas.microsoft.com/office/drawing/2017/model3d" xmlns:o="urn:schemas-microsoft-com:office:office" xmlns:oel="http://schemas.microsoft.com/office/2019/extlst" xmlns:r="http://schemas.openxmlformats.org/officeDocument/2006/relationships" xmlns:m="http://schemas.openxmlformats.org/officeDocument/2006/math" xmlns:v="urn:schemas-microsoft-com:vml" xmlns:wp14="http://schemas.microsoft.com/office/word/2010/wordprocessingDrawing" xmlns:wp="http://schemas.openxmlformats.org/drawingml/2006/wordprocessingDrawing" xmlns:w10="urn:schemas-microsoft-com:office:word" xmlns:w="http://schemas.openxmlformats.org/wordprocessingml/2006/main" xmlns:w14="http://schemas.microsoft.com/office/word/2010/wordml" xmlns:w15="http://schemas.microsoft.com/office/word/2012/wordml" xmlns:w16cex="http://schemas.microsoft.com/office/word/2018/wordml/cex" xmlns:w16cid="http://schemas.microsoft.com/office/word/2016/wordml/cid" xmlns:w16="http://schemas.microsoft.com/office/word/2018/wordml" xmlns:w16sdtdh="http://schemas.microsoft.com/office/word/2020/wordml/sdtdatahash" xmlns:w16se="http://schemas.microsoft.com/office/word/2015/wordml/symex" xmlns:wpg="http://schemas.microsoft.com/office/word/2010/wordprocessingGroup" xmlns:wpi="http://schemas.microsoft.com/office/word/2010/wordprocessingInk" xmlns:wne="http://schemas.microsoft.com/office/word/2006/wordml" xmlns:wps="http://schemas.microsoft.com/office/word/2010/wordprocessingShape" mc:Ignorable="w14 w15 w16se w16cid w16 w16cex w16sdtdh wp14">
+<w:ftr xmlns:wpc="http://schemas.microsoft.com/office/word/2010/wordprocessingCanvas" xmlns:cx="http://schemas.microsoft.com/office/drawing/2014/chartex" xmlns:cx1="http://schemas.microsoft.com/office/drawing/2015/9/8/chartex" xmlns:cx2="http://schemas.microsoft.com/office/drawing/2015/10/21/chartex" xmlns:cx3="http://schemas.microsoft.com/office/drawing/2016/5/9/chartex" xmlns:cx4="http://schemas.microsoft.com/office/drawing/2016/5/10/chartex" xmlns:cx5="http://schemas.microsoft.com/office/drawing/2016/5/11/chartex" xmlns:cx6="http://schemas.microsoft.com/office/drawing/2016/5/12/chartex" xmlns:cx7="http://schemas.microsoft.com/office/drawing/2016/5/13/chartex" xmlns:cx8="http://schemas.microsoft.com/office/drawing/2016/5/14/chartex" xmlns:mc="http://schemas.openxmlformats.org/markup-compatibility/2006" xmlns:m="http://schemas.openxmlformats.org/officeDocument/2006/math" xmlns:aink="http://schemas.microsoft.com/office/drawing/2016/ink" xmlns:am3d="http://schemas.microsoft.com/office/drawing/2017/model3d" xmlns:oel="http://schemas.microsoft.com/office/2019/extlst" xmlns:r="http://schemas.openxmlformats.org/officeDocument/2006/relationships" xmlns:wp14="http://schemas.microsoft.com/office/word/2010/wordprocessingDrawing" xmlns:wp="http://schemas.openxmlformats.org/drawingml/2006/wordprocessingDrawing" xmlns:wpg="http://schemas.microsoft.com/office/word/2010/wordprocessingGroup" xmlns:wpi="http://schemas.microsoft.com/office/word/2010/wordprocessingInk" xmlns:wps="http://schemas.microsoft.com/office/word/2010/wordprocessingShape" xmlns:o="urn:schemas-microsoft-com:office:office" xmlns:v="urn:schemas-microsoft-com:vml" xmlns:w10="urn:schemas-microsoft-com:office:word" xmlns:w="http://schemas.openxmlformats.org/wordprocessingml/2006/main" xmlns:w14="http://schemas.microsoft.com/office/word/2010/wordml" xmlns:w15="http://schemas.microsoft.com/office/word/2012/wordml" xmlns:w16cei="http://schemas.microsoft.com/office/word/2026/wordml/cei" xmlns:w16cex="http://schemas.microsoft.com/office/word/2018/wordml/cex" xmlns:w16cid="http://schemas.microsoft.com/office/word/2016/wordml/cid" xmlns:w16="http://schemas.microsoft.com/office/word/2018/wordml" xmlns:w16sdtdh="http://schemas.microsoft.com/office/word/2020/wordml/sdtdatahash" xmlns:w16sdtfl="http://schemas.microsoft.com/office/word/2024/wordml/sdtformatlock" xmlns:w16se="http://schemas.microsoft.com/office/word/2015/wordml/symex" xmlns:w16du="http://schemas.microsoft.com/office/word/2023/wordml/word16du" xmlns:wne="http://schemas.microsoft.com/office/word/2006/wordml" mc:Ignorable="w14 w15 w16se w16cid w16 w16cex w16sdtdh w16sdtfl w16du wp14">
   <w:p>
     <w:pPr>
       <w:pStyle w:val="Footer"/>
@@ -1868,7 +1673,7 @@
 </file>
 
 <file path=word/footer2.xml><?xml version="1.0" encoding="utf-8"?>
-<w:ftr xmlns:wpc="http://schemas.microsoft.com/office/word/2010/wordprocessingCanvas" xmlns:cx="http://schemas.microsoft.com/office/drawing/2014/chartex" xmlns:cx1="http://schemas.microsoft.com/office/drawing/2015/9/8/chartex" xmlns:cx2="http://schemas.microsoft.com/office/drawing/2015/10/21/chartex" xmlns:cx3="http://schemas.microsoft.com/office/drawing/2016/5/9/chartex" xmlns:cx4="http://schemas.microsoft.com/office/drawing/2016/5/10/chartex" xmlns:cx5="http://schemas.microsoft.com/office/drawing/2016/5/11/chartex" xmlns:cx6="http://schemas.microsoft.com/office/drawing/2016/5/12/chartex" xmlns:cx7="http://schemas.microsoft.com/office/drawing/2016/5/13/chartex" xmlns:cx8="http://schemas.microsoft.com/office/drawing/2016/5/14/chartex" xmlns:mc="http://schemas.openxmlformats.org/markup-compatibility/2006" xmlns:aink="http://schemas.microsoft.com/office/drawing/2016/ink" xmlns:am3d="http://schemas.microsoft.com/office/drawing/2017/model3d" xmlns:o="urn:schemas-microsoft-com:office:office" xmlns:oel="http://schemas.microsoft.com/office/2019/extlst" xmlns:r="http://schemas.openxmlformats.org/officeDocument/2006/relationships" xmlns:m="http://schemas.openxmlformats.org/officeDocument/2006/math" xmlns:v="urn:schemas-microsoft-com:vml" xmlns:wp14="http://schemas.microsoft.com/office/word/2010/wordprocessingDrawing" xmlns:wp="http://schemas.openxmlformats.org/drawingml/2006/wordprocessingDrawing" xmlns:w10="urn:schemas-microsoft-com:office:word" xmlns:w="http://schemas.openxmlformats.org/wordprocessingml/2006/main" xmlns:w14="http://schemas.microsoft.com/office/word/2010/wordml" xmlns:w15="http://schemas.microsoft.com/office/word/2012/wordml" xmlns:w16cex="http://schemas.microsoft.com/office/word/2018/wordml/cex" xmlns:w16cid="http://schemas.microsoft.com/office/word/2016/wordml/cid" xmlns:w16="http://schemas.microsoft.com/office/word/2018/wordml" xmlns:w16sdtdh="http://schemas.microsoft.com/office/word/2020/wordml/sdtdatahash" xmlns:w16se="http://schemas.microsoft.com/office/word/2015/wordml/symex" xmlns:wpg="http://schemas.microsoft.com/office/word/2010/wordprocessingGroup" xmlns:wpi="http://schemas.microsoft.com/office/word/2010/wordprocessingInk" xmlns:wne="http://schemas.microsoft.com/office/word/2006/wordml" xmlns:wps="http://schemas.microsoft.com/office/word/2010/wordprocessingShape" mc:Ignorable="w14 w15 w16se w16cid w16 w16cex w16sdtdh wp14">
+<w:ftr xmlns:wpc="http://schemas.microsoft.com/office/word/2010/wordprocessingCanvas" xmlns:cx="http://schemas.microsoft.com/office/drawing/2014/chartex" xmlns:cx1="http://schemas.microsoft.com/office/drawing/2015/9/8/chartex" xmlns:cx2="http://schemas.microsoft.com/office/drawing/2015/10/21/chartex" xmlns:cx3="http://schemas.microsoft.com/office/drawing/2016/5/9/chartex" xmlns:cx4="http://schemas.microsoft.com/office/drawing/2016/5/10/chartex" xmlns:cx5="http://schemas.microsoft.com/office/drawing/2016/5/11/chartex" xmlns:cx6="http://schemas.microsoft.com/office/drawing/2016/5/12/chartex" xmlns:cx7="http://schemas.microsoft.com/office/drawing/2016/5/13/chartex" xmlns:cx8="http://schemas.microsoft.com/office/drawing/2016/5/14/chartex" xmlns:mc="http://schemas.openxmlformats.org/markup-compatibility/2006" xmlns:m="http://schemas.openxmlformats.org/officeDocument/2006/math" xmlns:aink="http://schemas.microsoft.com/office/drawing/2016/ink" xmlns:am3d="http://schemas.microsoft.com/office/drawing/2017/model3d" xmlns:oel="http://schemas.microsoft.com/office/2019/extlst" xmlns:r="http://schemas.openxmlformats.org/officeDocument/2006/relationships" xmlns:wp14="http://schemas.microsoft.com/office/word/2010/wordprocessingDrawing" xmlns:wp="http://schemas.openxmlformats.org/drawingml/2006/wordprocessingDrawing" xmlns:wpg="http://schemas.microsoft.com/office/word/2010/wordprocessingGroup" xmlns:wpi="http://schemas.microsoft.com/office/word/2010/wordprocessingInk" xmlns:wps="http://schemas.microsoft.com/office/word/2010/wordprocessingShape" xmlns:o="urn:schemas-microsoft-com:office:office" xmlns:v="urn:schemas-microsoft-com:vml" xmlns:w10="urn:schemas-microsoft-com:office:word" xmlns:w="http://schemas.openxmlformats.org/wordprocessingml/2006/main" xmlns:w14="http://schemas.microsoft.com/office/word/2010/wordml" xmlns:w15="http://schemas.microsoft.com/office/word/2012/wordml" xmlns:w16cei="http://schemas.microsoft.com/office/word/2026/wordml/cei" xmlns:w16cex="http://schemas.microsoft.com/office/word/2018/wordml/cex" xmlns:w16cid="http://schemas.microsoft.com/office/word/2016/wordml/cid" xmlns:w16="http://schemas.microsoft.com/office/word/2018/wordml" xmlns:w16sdtdh="http://schemas.microsoft.com/office/word/2020/wordml/sdtdatahash" xmlns:w16sdtfl="http://schemas.microsoft.com/office/word/2024/wordml/sdtformatlock" xmlns:w16se="http://schemas.microsoft.com/office/word/2015/wordml/symex" xmlns:w16du="http://schemas.microsoft.com/office/word/2023/wordml/word16du" xmlns:wne="http://schemas.microsoft.com/office/word/2006/wordml" mc:Ignorable="w14 w15 w16se w16cid w16 w16cex w16sdtdh w16sdtfl w16du wp14">
   <w:p>
     <w:pPr>
       <w:pStyle w:val="Footer"/>
@@ -1878,7 +1683,7 @@
 </file>
 
 <file path=word/footer3.xml><?xml version="1.0" encoding="utf-8"?>
-<w:ftr xmlns:wpc="http://schemas.microsoft.com/office/word/2010/wordprocessingCanvas" xmlns:cx="http://schemas.microsoft.com/office/drawing/2014/chartex" xmlns:cx1="http://schemas.microsoft.com/office/drawing/2015/9/8/chartex" xmlns:cx2="http://schemas.microsoft.com/office/drawing/2015/10/21/chartex" xmlns:cx3="http://schemas.microsoft.com/office/drawing/2016/5/9/chartex" xmlns:cx4="http://schemas.microsoft.com/office/drawing/2016/5/10/chartex" xmlns:cx5="http://schemas.microsoft.com/office/drawing/2016/5/11/chartex" xmlns:cx6="http://schemas.microsoft.com/office/drawing/2016/5/12/chartex" xmlns:cx7="http://schemas.microsoft.com/office/drawing/2016/5/13/chartex" xmlns:cx8="http://schemas.microsoft.com/office/drawing/2016/5/14/chartex" xmlns:mc="http://schemas.openxmlformats.org/markup-compatibility/2006" xmlns:aink="http://schemas.microsoft.com/office/drawing/2016/ink" xmlns:am3d="http://schemas.microsoft.com/office/drawing/2017/model3d" xmlns:o="urn:schemas-microsoft-com:office:office" xmlns:oel="http://schemas.microsoft.com/office/2019/extlst" xmlns:r="http://schemas.openxmlformats.org/officeDocument/2006/relationships" xmlns:m="http://schemas.openxmlformats.org/officeDocument/2006/math" xmlns:v="urn:schemas-microsoft-com:vml" xmlns:wp14="http://schemas.microsoft.com/office/word/2010/wordprocessingDrawing" xmlns:wp="http://schemas.openxmlformats.org/drawingml/2006/wordprocessingDrawing" xmlns:w10="urn:schemas-microsoft-com:office:word" xmlns:w="http://schemas.openxmlformats.org/wordprocessingml/2006/main" xmlns:w14="http://schemas.microsoft.com/office/word/2010/wordml" xmlns:w15="http://schemas.microsoft.com/office/word/2012/wordml" xmlns:w16cex="http://schemas.microsoft.com/office/word/2018/wordml/cex" xmlns:w16cid="http://schemas.microsoft.com/office/word/2016/wordml/cid" xmlns:w16="http://schemas.microsoft.com/office/word/2018/wordml" xmlns:w16sdtdh="http://schemas.microsoft.com/office/word/2020/wordml/sdtdatahash" xmlns:w16se="http://schemas.microsoft.com/office/word/2015/wordml/symex" xmlns:wpg="http://schemas.microsoft.com/office/word/2010/wordprocessingGroup" xmlns:wpi="http://schemas.microsoft.com/office/word/2010/wordprocessingInk" xmlns:wne="http://schemas.microsoft.com/office/word/2006/wordml" xmlns:wps="http://schemas.microsoft.com/office/word/2010/wordprocessingShape" mc:Ignorable="w14 w15 w16se w16cid w16 w16cex w16sdtdh wp14">
+<w:ftr xmlns:wpc="http://schemas.microsoft.com/office/word/2010/wordprocessingCanvas" xmlns:cx="http://schemas.microsoft.com/office/drawing/2014/chartex" xmlns:cx1="http://schemas.microsoft.com/office/drawing/2015/9/8/chartex" xmlns:cx2="http://schemas.microsoft.com/office/drawing/2015/10/21/chartex" xmlns:cx3="http://schemas.microsoft.com/office/drawing/2016/5/9/chartex" xmlns:cx4="http://schemas.microsoft.com/office/drawing/2016/5/10/chartex" xmlns:cx5="http://schemas.microsoft.com/office/drawing/2016/5/11/chartex" xmlns:cx6="http://schemas.microsoft.com/office/drawing/2016/5/12/chartex" xmlns:cx7="http://schemas.microsoft.com/office/drawing/2016/5/13/chartex" xmlns:cx8="http://schemas.microsoft.com/office/drawing/2016/5/14/chartex" xmlns:mc="http://schemas.openxmlformats.org/markup-compatibility/2006" xmlns:m="http://schemas.openxmlformats.org/officeDocument/2006/math" xmlns:aink="http://schemas.microsoft.com/office/drawing/2016/ink" xmlns:am3d="http://schemas.microsoft.com/office/drawing/2017/model3d" xmlns:oel="http://schemas.microsoft.com/office/2019/extlst" xmlns:r="http://schemas.openxmlformats.org/officeDocument/2006/relationships" xmlns:wp14="http://schemas.microsoft.com/office/word/2010/wordprocessingDrawing" xmlns:wp="http://schemas.openxmlformats.org/drawingml/2006/wordprocessingDrawing" xmlns:wpg="http://schemas.microsoft.com/office/word/2010/wordprocessingGroup" xmlns:wpi="http://schemas.microsoft.com/office/word/2010/wordprocessingInk" xmlns:wps="http://schemas.microsoft.com/office/word/2010/wordprocessingShape" xmlns:o="urn:schemas-microsoft-com:office:office" xmlns:v="urn:schemas-microsoft-com:vml" xmlns:w10="urn:schemas-microsoft-com:office:word" xmlns:w="http://schemas.openxmlformats.org/wordprocessingml/2006/main" xmlns:w14="http://schemas.microsoft.com/office/word/2010/wordml" xmlns:w15="http://schemas.microsoft.com/office/word/2012/wordml" xmlns:w16cei="http://schemas.microsoft.com/office/word/2026/wordml/cei" xmlns:w16cex="http://schemas.microsoft.com/office/word/2018/wordml/cex" xmlns:w16cid="http://schemas.microsoft.com/office/word/2016/wordml/cid" xmlns:w16="http://schemas.microsoft.com/office/word/2018/wordml" xmlns:w16sdtdh="http://schemas.microsoft.com/office/word/2020/wordml/sdtdatahash" xmlns:w16sdtfl="http://schemas.microsoft.com/office/word/2024/wordml/sdtformatlock" xmlns:w16se="http://schemas.microsoft.com/office/word/2015/wordml/symex" xmlns:w16du="http://schemas.microsoft.com/office/word/2023/wordml/word16du" xmlns:wne="http://schemas.microsoft.com/office/word/2006/wordml" mc:Ignorable="w14 w15 w16se w16cid w16 w16cex w16sdtdh w16sdtfl w16du wp14">
   <w:p>
     <w:pPr>
       <w:pStyle w:val="Footer"/>
@@ -1888,7 +1693,7 @@
 </file>
 
 <file path=word/footnotes.xml><?xml version="1.0" encoding="utf-8"?>
-<w:footnotes xmlns:wpc="http://schemas.microsoft.com/office/word/2010/wordprocessingCanvas" xmlns:cx="http://schemas.microsoft.com/office/drawing/2014/chartex" xmlns:cx1="http://schemas.microsoft.com/office/drawing/2015/9/8/chartex" xmlns:cx2="http://schemas.microsoft.com/office/drawing/2015/10/21/chartex" xmlns:cx3="http://schemas.microsoft.com/office/drawing/2016/5/9/chartex" xmlns:cx4="http://schemas.microsoft.com/office/drawing/2016/5/10/chartex" xmlns:cx5="http://schemas.microsoft.com/office/drawing/2016/5/11/chartex" xmlns:cx6="http://schemas.microsoft.com/office/drawing/2016/5/12/chartex" xmlns:cx7="http://schemas.microsoft.com/office/drawing/2016/5/13/chartex" xmlns:cx8="http://schemas.microsoft.com/office/drawing/2016/5/14/chartex" xmlns:mc="http://schemas.openxmlformats.org/markup-compatibility/2006" xmlns:aink="http://schemas.microsoft.com/office/drawing/2016/ink" xmlns:am3d="http://schemas.microsoft.com/office/drawing/2017/model3d" xmlns:o="urn:schemas-microsoft-com:office:office" xmlns:oel="http://schemas.microsoft.com/office/2019/extlst" xmlns:r="http://schemas.openxmlformats.org/officeDocument/2006/relationships" xmlns:m="http://schemas.openxmlformats.org/officeDocument/2006/math" xmlns:v="urn:schemas-microsoft-com:vml" xmlns:wp14="http://schemas.microsoft.com/office/word/2010/wordprocessingDrawing" xmlns:wp="http://schemas.openxmlformats.org/drawingml/2006/wordprocessingDrawing" xmlns:w10="urn:schemas-microsoft-com:office:word" xmlns:w="http://schemas.openxmlformats.org/wordprocessingml/2006/main" xmlns:w14="http://schemas.microsoft.com/office/word/2010/wordml" xmlns:w15="http://schemas.microsoft.com/office/word/2012/wordml" xmlns:w16cex="http://schemas.microsoft.com/office/word/2018/wordml/cex" xmlns:w16cid="http://schemas.microsoft.com/office/word/2016/wordml/cid" xmlns:w16="http://schemas.microsoft.com/office/word/2018/wordml" xmlns:w16sdtdh="http://schemas.microsoft.com/office/word/2020/wordml/sdtdatahash" xmlns:w16se="http://schemas.microsoft.com/office/word/2015/wordml/symex" xmlns:wpg="http://schemas.microsoft.com/office/word/2010/wordprocessingGroup" xmlns:wpi="http://schemas.microsoft.com/office/word/2010/wordprocessingInk" xmlns:wne="http://schemas.microsoft.com/office/word/2006/wordml" xmlns:wps="http://schemas.microsoft.com/office/word/2010/wordprocessingShape" mc:Ignorable="w14 w15 w16se w16cid w16 w16cex w16sdtdh wp14">
+<w:footnotes xmlns:wpc="http://schemas.microsoft.com/office/word/2010/wordprocessingCanvas" xmlns:cx="http://schemas.microsoft.com/office/drawing/2014/chartex" xmlns:cx1="http://schemas.microsoft.com/office/drawing/2015/9/8/chartex" xmlns:cx2="http://schemas.microsoft.com/office/drawing/2015/10/21/chartex" xmlns:cx3="http://schemas.microsoft.com/office/drawing/2016/5/9/chartex" xmlns:cx4="http://schemas.microsoft.com/office/drawing/2016/5/10/chartex" xmlns:cx5="http://schemas.microsoft.com/office/drawing/2016/5/11/chartex" xmlns:cx6="http://schemas.microsoft.com/office/drawing/2016/5/12/chartex" xmlns:cx7="http://schemas.microsoft.com/office/drawing/2016/5/13/chartex" xmlns:cx8="http://schemas.microsoft.com/office/drawing/2016/5/14/chartex" xmlns:mc="http://schemas.openxmlformats.org/markup-compatibility/2006" xmlns:m="http://schemas.openxmlformats.org/officeDocument/2006/math" xmlns:aink="http://schemas.microsoft.com/office/drawing/2016/ink" xmlns:am3d="http://schemas.microsoft.com/office/drawing/2017/model3d" xmlns:oel="http://schemas.microsoft.com/office/2019/extlst" xmlns:r="http://schemas.openxmlformats.org/officeDocument/2006/relationships" xmlns:wp14="http://schemas.microsoft.com/office/word/2010/wordprocessingDrawing" xmlns:wp="http://schemas.openxmlformats.org/drawingml/2006/wordprocessingDrawing" xmlns:wpg="http://schemas.microsoft.com/office/word/2010/wordprocessingGroup" xmlns:wpi="http://schemas.microsoft.com/office/word/2010/wordprocessingInk" xmlns:wps="http://schemas.microsoft.com/office/word/2010/wordprocessingShape" xmlns:o="urn:schemas-microsoft-com:office:office" xmlns:v="urn:schemas-microsoft-com:vml" xmlns:w10="urn:schemas-microsoft-com:office:word" xmlns:w="http://schemas.openxmlformats.org/wordprocessingml/2006/main" xmlns:w14="http://schemas.microsoft.com/office/word/2010/wordml" xmlns:w15="http://schemas.microsoft.com/office/word/2012/wordml" xmlns:w16cei="http://schemas.microsoft.com/office/word/2026/wordml/cei" xmlns:w16cex="http://schemas.microsoft.com/office/word/2018/wordml/cex" xmlns:w16cid="http://schemas.microsoft.com/office/word/2016/wordml/cid" xmlns:w16="http://schemas.microsoft.com/office/word/2018/wordml" xmlns:w16sdtdh="http://schemas.microsoft.com/office/word/2020/wordml/sdtdatahash" xmlns:w16sdtfl="http://schemas.microsoft.com/office/word/2024/wordml/sdtformatlock" xmlns:w16se="http://schemas.microsoft.com/office/word/2015/wordml/symex" xmlns:w16du="http://schemas.microsoft.com/office/word/2023/wordml/word16du" xmlns:wne="http://schemas.microsoft.com/office/word/2006/wordml" mc:Ignorable="w14 w15 w16se w16cid w16 w16cex w16sdtdh w16sdtfl w16du wp14">
   <w:footnote w:type="separator" w:id="-1">
     <w:p>
       <w:pPr>
@@ -1913,7 +1718,7 @@
 </file>
 
 <file path=word/header1.xml><?xml version="1.0" encoding="utf-8"?>
-<w:hdr xmlns:wpc="http://schemas.microsoft.com/office/word/2010/wordprocessingCanvas" xmlns:cx="http://schemas.microsoft.com/office/drawing/2014/chartex" xmlns:cx1="http://schemas.microsoft.com/office/drawing/2015/9/8/chartex" xmlns:cx2="http://schemas.microsoft.com/office/drawing/2015/10/21/chartex" xmlns:cx3="http://schemas.microsoft.com/office/drawing/2016/5/9/chartex" xmlns:cx4="http://schemas.microsoft.com/office/drawing/2016/5/10/chartex" xmlns:cx5="http://schemas.microsoft.com/office/drawing/2016/5/11/chartex" xmlns:cx6="http://schemas.microsoft.com/office/drawing/2016/5/12/chartex" xmlns:cx7="http://schemas.microsoft.com/office/drawing/2016/5/13/chartex" xmlns:cx8="http://schemas.microsoft.com/office/drawing/2016/5/14/chartex" xmlns:mc="http://schemas.openxmlformats.org/markup-compatibility/2006" xmlns:aink="http://schemas.microsoft.com/office/drawing/2016/ink" xmlns:am3d="http://schemas.microsoft.com/office/drawing/2017/model3d" xmlns:o="urn:schemas-microsoft-com:office:office" xmlns:oel="http://schemas.microsoft.com/office/2019/extlst" xmlns:r="http://schemas.openxmlformats.org/officeDocument/2006/relationships" xmlns:m="http://schemas.openxmlformats.org/officeDocument/2006/math" xmlns:v="urn:schemas-microsoft-com:vml" xmlns:wp14="http://schemas.microsoft.com/office/word/2010/wordprocessingDrawing" xmlns:wp="http://schemas.openxmlformats.org/drawingml/2006/wordprocessingDrawing" xmlns:w10="urn:schemas-microsoft-com:office:word" xmlns:w="http://schemas.openxmlformats.org/wordprocessingml/2006/main" xmlns:w14="http://schemas.microsoft.com/office/word/2010/wordml" xmlns:w15="http://schemas.microsoft.com/office/word/2012/wordml" xmlns:w16cex="http://schemas.microsoft.com/office/word/2018/wordml/cex" xmlns:w16cid="http://schemas.microsoft.com/office/word/2016/wordml/cid" xmlns:w16="http://schemas.microsoft.com/office/word/2018/wordml" xmlns:w16sdtdh="http://schemas.microsoft.com/office/word/2020/wordml/sdtdatahash" xmlns:w16se="http://schemas.microsoft.com/office/word/2015/wordml/symex" xmlns:wpg="http://schemas.microsoft.com/office/word/2010/wordprocessingGroup" xmlns:wpi="http://schemas.microsoft.com/office/word/2010/wordprocessingInk" xmlns:wne="http://schemas.microsoft.com/office/word/2006/wordml" xmlns:wps="http://schemas.microsoft.com/office/word/2010/wordprocessingShape" mc:Ignorable="w14 w15 w16se w16cid w16 w16cex w16sdtdh wp14">
+<w:hdr xmlns:wpc="http://schemas.microsoft.com/office/word/2010/wordprocessingCanvas" xmlns:cx="http://schemas.microsoft.com/office/drawing/2014/chartex" xmlns:cx1="http://schemas.microsoft.com/office/drawing/2015/9/8/chartex" xmlns:cx2="http://schemas.microsoft.com/office/drawing/2015/10/21/chartex" xmlns:cx3="http://schemas.microsoft.com/office/drawing/2016/5/9/chartex" xmlns:cx4="http://schemas.microsoft.com/office/drawing/2016/5/10/chartex" xmlns:cx5="http://schemas.microsoft.com/office/drawing/2016/5/11/chartex" xmlns:cx6="http://schemas.microsoft.com/office/drawing/2016/5/12/chartex" xmlns:cx7="http://schemas.microsoft.com/office/drawing/2016/5/13/chartex" xmlns:cx8="http://schemas.microsoft.com/office/drawing/2016/5/14/chartex" xmlns:mc="http://schemas.openxmlformats.org/markup-compatibility/2006" xmlns:m="http://schemas.openxmlformats.org/officeDocument/2006/math" xmlns:aink="http://schemas.microsoft.com/office/drawing/2016/ink" xmlns:am3d="http://schemas.microsoft.com/office/drawing/2017/model3d" xmlns:oel="http://schemas.microsoft.com/office/2019/extlst" xmlns:r="http://schemas.openxmlformats.org/officeDocument/2006/relationships" xmlns:wp14="http://schemas.microsoft.com/office/word/2010/wordprocessingDrawing" xmlns:wp="http://schemas.openxmlformats.org/drawingml/2006/wordprocessingDrawing" xmlns:wpg="http://schemas.microsoft.com/office/word/2010/wordprocessingGroup" xmlns:wpi="http://schemas.microsoft.com/office/word/2010/wordprocessingInk" xmlns:wps="http://schemas.microsoft.com/office/word/2010/wordprocessingShape" xmlns:o="urn:schemas-microsoft-com:office:office" xmlns:v="urn:schemas-microsoft-com:vml" xmlns:w10="urn:schemas-microsoft-com:office:word" xmlns:w="http://schemas.openxmlformats.org/wordprocessingml/2006/main" xmlns:w14="http://schemas.microsoft.com/office/word/2010/wordml" xmlns:w15="http://schemas.microsoft.com/office/word/2012/wordml" xmlns:w16cei="http://schemas.microsoft.com/office/word/2026/wordml/cei" xmlns:w16cex="http://schemas.microsoft.com/office/word/2018/wordml/cex" xmlns:w16cid="http://schemas.microsoft.com/office/word/2016/wordml/cid" xmlns:w16="http://schemas.microsoft.com/office/word/2018/wordml" xmlns:w16sdtdh="http://schemas.microsoft.com/office/word/2020/wordml/sdtdatahash" xmlns:w16sdtfl="http://schemas.microsoft.com/office/word/2024/wordml/sdtformatlock" xmlns:w16se="http://schemas.microsoft.com/office/word/2015/wordml/symex" xmlns:w16du="http://schemas.microsoft.com/office/word/2023/wordml/word16du" xmlns:wne="http://schemas.microsoft.com/office/word/2006/wordml" mc:Ignorable="w14 w15 w16se w16cid w16 w16cex w16sdtdh w16sdtfl w16du wp14">
   <w:p>
     <w:pPr>
       <w:pStyle w:val="Header"/>
@@ -1923,7 +1728,7 @@
 </file>
 
 <file path=word/header2.xml><?xml version="1.0" encoding="utf-8"?>
-<w:hdr xmlns:wpc="http://schemas.microsoft.com/office/word/2010/wordprocessingCanvas" xmlns:cx="http://schemas.microsoft.com/office/drawing/2014/chartex" xmlns:cx1="http://schemas.microsoft.com/office/drawing/2015/9/8/chartex" xmlns:cx2="http://schemas.microsoft.com/office/drawing/2015/10/21/chartex" xmlns:cx3="http://schemas.microsoft.com/office/drawing/2016/5/9/chartex" xmlns:cx4="http://schemas.microsoft.com/office/drawing/2016/5/10/chartex" xmlns:cx5="http://schemas.microsoft.com/office/drawing/2016/5/11/chartex" xmlns:cx6="http://schemas.microsoft.com/office/drawing/2016/5/12/chartex" xmlns:cx7="http://schemas.microsoft.com/office/drawing/2016/5/13/chartex" xmlns:cx8="http://schemas.microsoft.com/office/drawing/2016/5/14/chartex" xmlns:mc="http://schemas.openxmlformats.org/markup-compatibility/2006" xmlns:aink="http://schemas.microsoft.com/office/drawing/2016/ink" xmlns:am3d="http://schemas.microsoft.com/office/drawing/2017/model3d" xmlns:o="urn:schemas-microsoft-com:office:office" xmlns:oel="http://schemas.microsoft.com/office/2019/extlst" xmlns:r="http://schemas.openxmlformats.org/officeDocument/2006/relationships" xmlns:m="http://schemas.openxmlformats.org/officeDocument/2006/math" xmlns:v="urn:schemas-microsoft-com:vml" xmlns:wp14="http://schemas.microsoft.com/office/word/2010/wordprocessingDrawing" xmlns:wp="http://schemas.openxmlformats.org/drawingml/2006/wordprocessingDrawing" xmlns:w10="urn:schemas-microsoft-com:office:word" xmlns:w="http://schemas.openxmlformats.org/wordprocessingml/2006/main" xmlns:w14="http://schemas.microsoft.com/office/word/2010/wordml" xmlns:w15="http://schemas.microsoft.com/office/word/2012/wordml" xmlns:w16cex="http://schemas.microsoft.com/office/word/2018/wordml/cex" xmlns:w16cid="http://schemas.microsoft.com/office/word/2016/wordml/cid" xmlns:w16="http://schemas.microsoft.com/office/word/2018/wordml" xmlns:w16sdtdh="http://schemas.microsoft.com/office/word/2020/wordml/sdtdatahash" xmlns:w16se="http://schemas.microsoft.com/office/word/2015/wordml/symex" xmlns:wpg="http://schemas.microsoft.com/office/word/2010/wordprocessingGroup" xmlns:wpi="http://schemas.microsoft.com/office/word/2010/wordprocessingInk" xmlns:wne="http://schemas.microsoft.com/office/word/2006/wordml" xmlns:wps="http://schemas.microsoft.com/office/word/2010/wordprocessingShape" mc:Ignorable="w14 w15 w16se w16cid w16 w16cex w16sdtdh wp14">
+<w:hdr xmlns:wpc="http://schemas.microsoft.com/office/word/2010/wordprocessingCanvas" xmlns:cx="http://schemas.microsoft.com/office/drawing/2014/chartex" xmlns:cx1="http://schemas.microsoft.com/office/drawing/2015/9/8/chartex" xmlns:cx2="http://schemas.microsoft.com/office/drawing/2015/10/21/chartex" xmlns:cx3="http://schemas.microsoft.com/office/drawing/2016/5/9/chartex" xmlns:cx4="http://schemas.microsoft.com/office/drawing/2016/5/10/chartex" xmlns:cx5="http://schemas.microsoft.com/office/drawing/2016/5/11/chartex" xmlns:cx6="http://schemas.microsoft.com/office/drawing/2016/5/12/chartex" xmlns:cx7="http://schemas.microsoft.com/office/drawing/2016/5/13/chartex" xmlns:cx8="http://schemas.microsoft.com/office/drawing/2016/5/14/chartex" xmlns:mc="http://schemas.openxmlformats.org/markup-compatibility/2006" xmlns:m="http://schemas.openxmlformats.org/officeDocument/2006/math" xmlns:aink="http://schemas.microsoft.com/office/drawing/2016/ink" xmlns:am3d="http://schemas.microsoft.com/office/drawing/2017/model3d" xmlns:oel="http://schemas.microsoft.com/office/2019/extlst" xmlns:r="http://schemas.openxmlformats.org/officeDocument/2006/relationships" xmlns:wp14="http://schemas.microsoft.com/office/word/2010/wordprocessingDrawing" xmlns:wp="http://schemas.openxmlformats.org/drawingml/2006/wordprocessingDrawing" xmlns:wpg="http://schemas.microsoft.com/office/word/2010/wordprocessingGroup" xmlns:wpi="http://schemas.microsoft.com/office/word/2010/wordprocessingInk" xmlns:wps="http://schemas.microsoft.com/office/word/2010/wordprocessingShape" xmlns:o="urn:schemas-microsoft-com:office:office" xmlns:v="urn:schemas-microsoft-com:vml" xmlns:w10="urn:schemas-microsoft-com:office:word" xmlns:w="http://schemas.openxmlformats.org/wordprocessingml/2006/main" xmlns:w14="http://schemas.microsoft.com/office/word/2010/wordml" xmlns:w15="http://schemas.microsoft.com/office/word/2012/wordml" xmlns:w16cei="http://schemas.microsoft.com/office/word/2026/wordml/cei" xmlns:w16cex="http://schemas.microsoft.com/office/word/2018/wordml/cex" xmlns:w16cid="http://schemas.microsoft.com/office/word/2016/wordml/cid" xmlns:w16="http://schemas.microsoft.com/office/word/2018/wordml" xmlns:w16sdtdh="http://schemas.microsoft.com/office/word/2020/wordml/sdtdatahash" xmlns:w16sdtfl="http://schemas.microsoft.com/office/word/2024/wordml/sdtformatlock" xmlns:w16se="http://schemas.microsoft.com/office/word/2015/wordml/symex" xmlns:w16du="http://schemas.microsoft.com/office/word/2023/wordml/word16du" xmlns:wne="http://schemas.microsoft.com/office/word/2006/wordml" mc:Ignorable="w14 w15 w16se w16cid w16 w16cex w16sdtdh w16sdtfl w16du wp14">
   <w:p>
     <w:pPr>
       <w:pStyle w:val="Header"/>
@@ -1933,7 +1738,7 @@
 </file>
 
 <file path=word/header3.xml><?xml version="1.0" encoding="utf-8"?>
-<w:hdr xmlns:wpc="http://schemas.microsoft.com/office/word/2010/wordprocessingCanvas" xmlns:cx="http://schemas.microsoft.com/office/drawing/2014/chartex" xmlns:cx1="http://schemas.microsoft.com/office/drawing/2015/9/8/chartex" xmlns:cx2="http://schemas.microsoft.com/office/drawing/2015/10/21/chartex" xmlns:cx3="http://schemas.microsoft.com/office/drawing/2016/5/9/chartex" xmlns:cx4="http://schemas.microsoft.com/office/drawing/2016/5/10/chartex" xmlns:cx5="http://schemas.microsoft.com/office/drawing/2016/5/11/chartex" xmlns:cx6="http://schemas.microsoft.com/office/drawing/2016/5/12/chartex" xmlns:cx7="http://schemas.microsoft.com/office/drawing/2016/5/13/chartex" xmlns:cx8="http://schemas.microsoft.com/office/drawing/2016/5/14/chartex" xmlns:mc="http://schemas.openxmlformats.org/markup-compatibility/2006" xmlns:aink="http://schemas.microsoft.com/office/drawing/2016/ink" xmlns:am3d="http://schemas.microsoft.com/office/drawing/2017/model3d" xmlns:o="urn:schemas-microsoft-com:office:office" xmlns:oel="http://schemas.microsoft.com/office/2019/extlst" xmlns:r="http://schemas.openxmlformats.org/officeDocument/2006/relationships" xmlns:m="http://schemas.openxmlformats.org/officeDocument/2006/math" xmlns:v="urn:schemas-microsoft-com:vml" xmlns:wp14="http://schemas.microsoft.com/office/word/2010/wordprocessingDrawing" xmlns:wp="http://schemas.openxmlformats.org/drawingml/2006/wordprocessingDrawing" xmlns:w10="urn:schemas-microsoft-com:office:word" xmlns:w="http://schemas.openxmlformats.org/wordprocessingml/2006/main" xmlns:w14="http://schemas.microsoft.com/office/word/2010/wordml" xmlns:w15="http://schemas.microsoft.com/office/word/2012/wordml" xmlns:w16cex="http://schemas.microsoft.com/office/word/2018/wordml/cex" xmlns:w16cid="http://schemas.microsoft.com/office/word/2016/wordml/cid" xmlns:w16="http://schemas.microsoft.com/office/word/2018/wordml" xmlns:w16sdtdh="http://schemas.microsoft.com/office/word/2020/wordml/sdtdatahash" xmlns:w16se="http://schemas.microsoft.com/office/word/2015/wordml/symex" xmlns:wpg="http://schemas.microsoft.com/office/word/2010/wordprocessingGroup" xmlns:wpi="http://schemas.microsoft.com/office/word/2010/wordprocessingInk" xmlns:wne="http://schemas.microsoft.com/office/word/2006/wordml" xmlns:wps="http://schemas.microsoft.com/office/word/2010/wordprocessingShape" mc:Ignorable="w14 w15 w16se w16cid w16 w16cex w16sdtdh wp14">
+<w:hdr xmlns:wpc="http://schemas.microsoft.com/office/word/2010/wordprocessingCanvas" xmlns:cx="http://schemas.microsoft.com/office/drawing/2014/chartex" xmlns:cx1="http://schemas.microsoft.com/office/drawing/2015/9/8/chartex" xmlns:cx2="http://schemas.microsoft.com/office/drawing/2015/10/21/chartex" xmlns:cx3="http://schemas.microsoft.com/office/drawing/2016/5/9/chartex" xmlns:cx4="http://schemas.microsoft.com/office/drawing/2016/5/10/chartex" xmlns:cx5="http://schemas.microsoft.com/office/drawing/2016/5/11/chartex" xmlns:cx6="http://schemas.microsoft.com/office/drawing/2016/5/12/chartex" xmlns:cx7="http://schemas.microsoft.com/office/drawing/2016/5/13/chartex" xmlns:cx8="http://schemas.microsoft.com/office/drawing/2016/5/14/chartex" xmlns:mc="http://schemas.openxmlformats.org/markup-compatibility/2006" xmlns:m="http://schemas.openxmlformats.org/officeDocument/2006/math" xmlns:aink="http://schemas.microsoft.com/office/drawing/2016/ink" xmlns:am3d="http://schemas.microsoft.com/office/drawing/2017/model3d" xmlns:oel="http://schemas.microsoft.com/office/2019/extlst" xmlns:r="http://schemas.openxmlformats.org/officeDocument/2006/relationships" xmlns:wp14="http://schemas.microsoft.com/office/word/2010/wordprocessingDrawing" xmlns:wp="http://schemas.openxmlformats.org/drawingml/2006/wordprocessingDrawing" xmlns:wpg="http://schemas.microsoft.com/office/word/2010/wordprocessingGroup" xmlns:wpi="http://schemas.microsoft.com/office/word/2010/wordprocessingInk" xmlns:wps="http://schemas.microsoft.com/office/word/2010/wordprocessingShape" xmlns:o="urn:schemas-microsoft-com:office:office" xmlns:v="urn:schemas-microsoft-com:vml" xmlns:w10="urn:schemas-microsoft-com:office:word" xmlns:w="http://schemas.openxmlformats.org/wordprocessingml/2006/main" xmlns:w14="http://schemas.microsoft.com/office/word/2010/wordml" xmlns:w15="http://schemas.microsoft.com/office/word/2012/wordml" xmlns:w16cei="http://schemas.microsoft.com/office/word/2026/wordml/cei" xmlns:w16cex="http://schemas.microsoft.com/office/word/2018/wordml/cex" xmlns:w16cid="http://schemas.microsoft.com/office/word/2016/wordml/cid" xmlns:w16="http://schemas.microsoft.com/office/word/2018/wordml" xmlns:w16sdtdh="http://schemas.microsoft.com/office/word/2020/wordml/sdtdatahash" xmlns:w16sdtfl="http://schemas.microsoft.com/office/word/2024/wordml/sdtformatlock" xmlns:w16se="http://schemas.microsoft.com/office/word/2015/wordml/symex" xmlns:w16du="http://schemas.microsoft.com/office/word/2023/wordml/word16du" xmlns:wne="http://schemas.microsoft.com/office/word/2006/wordml" mc:Ignorable="w14 w15 w16se w16cid w16 w16cex w16sdtdh w16sdtfl w16du wp14">
   <w:p>
     <w:pPr>
       <w:pStyle w:val="Header"/>
@@ -1943,7 +1748,7 @@
 </file>
 
 <file path=word/numbering.xml><?xml version="1.0" encoding="utf-8"?>
-<w:numbering xmlns:wpc="http://schemas.microsoft.com/office/word/2010/wordprocessingCanvas" xmlns:cx="http://schemas.microsoft.com/office/drawing/2014/chartex" xmlns:cx1="http://schemas.microsoft.com/office/drawing/2015/9/8/chartex" xmlns:cx2="http://schemas.microsoft.com/office/drawing/2015/10/21/chartex" xmlns:cx3="http://schemas.microsoft.com/office/drawing/2016/5/9/chartex" xmlns:cx4="http://schemas.microsoft.com/office/drawing/2016/5/10/chartex" xmlns:cx5="http://schemas.microsoft.com/office/drawing/2016/5/11/chartex" xmlns:cx6="http://schemas.microsoft.com/office/drawing/2016/5/12/chartex" xmlns:cx7="http://schemas.microsoft.com/office/drawing/2016/5/13/chartex" xmlns:cx8="http://schemas.microsoft.com/office/drawing/2016/5/14/chartex" xmlns:mc="http://schemas.openxmlformats.org/markup-compatibility/2006" xmlns:aink="http://schemas.microsoft.com/office/drawing/2016/ink" xmlns:am3d="http://schemas.microsoft.com/office/drawing/2017/model3d" xmlns:o="urn:schemas-microsoft-com:office:office" xmlns:oel="http://schemas.microsoft.com/office/2019/extlst" xmlns:r="http://schemas.openxmlformats.org/officeDocument/2006/relationships" xmlns:m="http://schemas.openxmlformats.org/officeDocument/2006/math" xmlns:v="urn:schemas-microsoft-com:vml" xmlns:wp14="http://schemas.microsoft.com/office/word/2010/wordprocessingDrawing" xmlns:wp="http://schemas.openxmlformats.org/drawingml/2006/wordprocessingDrawing" xmlns:w10="urn:schemas-microsoft-com:office:word" xmlns:w="http://schemas.openxmlformats.org/wordprocessingml/2006/main" xmlns:w14="http://schemas.microsoft.com/office/word/2010/wordml" xmlns:w15="http://schemas.microsoft.com/office/word/2012/wordml" xmlns:w16cex="http://schemas.microsoft.com/office/word/2018/wordml/cex" xmlns:w16cid="http://schemas.microsoft.com/office/word/2016/wordml/cid" xmlns:w16="http://schemas.microsoft.com/office/word/2018/wordml" xmlns:w16sdtdh="http://schemas.microsoft.com/office/word/2020/wordml/sdtdatahash" xmlns:w16se="http://schemas.microsoft.com/office/word/2015/wordml/symex" xmlns:wpg="http://schemas.microsoft.com/office/word/2010/wordprocessingGroup" xmlns:wpi="http://schemas.microsoft.com/office/word/2010/wordprocessingInk" xmlns:wne="http://schemas.microsoft.com/office/word/2006/wordml" xmlns:wps="http://schemas.microsoft.com/office/word/2010/wordprocessingShape" mc:Ignorable="w14 w15 w16se w16cid w16 w16cex w16sdtdh wp14">
+<w:numbering xmlns:wpc="http://schemas.microsoft.com/office/word/2010/wordprocessingCanvas" xmlns:cx="http://schemas.microsoft.com/office/drawing/2014/chartex" xmlns:cx1="http://schemas.microsoft.com/office/drawing/2015/9/8/chartex" xmlns:cx2="http://schemas.microsoft.com/office/drawing/2015/10/21/chartex" xmlns:cx3="http://schemas.microsoft.com/office/drawing/2016/5/9/chartex" xmlns:cx4="http://schemas.microsoft.com/office/drawing/2016/5/10/chartex" xmlns:cx5="http://schemas.microsoft.com/office/drawing/2016/5/11/chartex" xmlns:cx6="http://schemas.microsoft.com/office/drawing/2016/5/12/chartex" xmlns:cx7="http://schemas.microsoft.com/office/drawing/2016/5/13/chartex" xmlns:cx8="http://schemas.microsoft.com/office/drawing/2016/5/14/chartex" xmlns:mc="http://schemas.openxmlformats.org/markup-compatibility/2006" xmlns:m="http://schemas.openxmlformats.org/officeDocument/2006/math" xmlns:aink="http://schemas.microsoft.com/office/drawing/2016/ink" xmlns:am3d="http://schemas.microsoft.com/office/drawing/2017/model3d" xmlns:oel="http://schemas.microsoft.com/office/2019/extlst" xmlns:r="http://schemas.openxmlformats.org/officeDocument/2006/relationships" xmlns:wp14="http://schemas.microsoft.com/office/word/2010/wordprocessingDrawing" xmlns:wp="http://schemas.openxmlformats.org/drawingml/2006/wordprocessingDrawing" xmlns:wpg="http://schemas.microsoft.com/office/word/2010/wordprocessingGroup" xmlns:wpi="http://schemas.microsoft.com/office/word/2010/wordprocessingInk" xmlns:wps="http://schemas.microsoft.com/office/word/2010/wordprocessingShape" xmlns:o="urn:schemas-microsoft-com:office:office" xmlns:v="urn:schemas-microsoft-com:vml" xmlns:w10="urn:schemas-microsoft-com:office:word" xmlns:w="http://schemas.openxmlformats.org/wordprocessingml/2006/main" xmlns:w14="http://schemas.microsoft.com/office/word/2010/wordml" xmlns:w15="http://schemas.microsoft.com/office/word/2012/wordml" xmlns:w16cei="http://schemas.microsoft.com/office/word/2026/wordml/cei" xmlns:w16cex="http://schemas.microsoft.com/office/word/2018/wordml/cex" xmlns:w16cid="http://schemas.microsoft.com/office/word/2016/wordml/cid" xmlns:w16="http://schemas.microsoft.com/office/word/2018/wordml" xmlns:w16sdtdh="http://schemas.microsoft.com/office/word/2020/wordml/sdtdatahash" xmlns:w16sdtfl="http://schemas.microsoft.com/office/word/2024/wordml/sdtformatlock" xmlns:w16se="http://schemas.microsoft.com/office/word/2015/wordml/symex" xmlns:w16du="http://schemas.microsoft.com/office/word/2023/wordml/word16du" xmlns:wne="http://schemas.microsoft.com/office/word/2006/wordml" mc:Ignorable="w14 w15 w16se w16cid w16 w16cex w16sdtdh w16sdtfl w16du wp14">
   <w:abstractNum w:abstractNumId="0" w15:restartNumberingAfterBreak="0">
     <w:nsid w:val="1A39375F"/>
     <w:multiLevelType w:val="hybridMultilevel"/>
@@ -1954,7 +1759,7 @@
       <w:lvlText w:val=""/>
       <w:lvlJc w:val="left"/>
       <w:pPr>
-        <w:ind w:left="630" w:hanging="360"/>
+        <w:ind w:left="720" w:hanging="360"/>
       </w:pPr>
       <w:rPr>
         <w:rFonts w:ascii="Symbol" w:hAnsi="Symbol" w:hint="default"/>
@@ -1966,7 +1771,7 @@
       <w:lvlText w:val="o"/>
       <w:lvlJc w:val="left"/>
       <w:pPr>
-        <w:ind w:left="1350" w:hanging="360"/>
+        <w:ind w:left="1440" w:hanging="360"/>
       </w:pPr>
       <w:rPr>
         <w:rFonts w:ascii="Courier New" w:hAnsi="Courier New" w:cs="Courier New" w:hint="default"/>
@@ -1978,7 +1783,7 @@
       <w:lvlText w:val=""/>
       <w:lvlJc w:val="left"/>
       <w:pPr>
-        <w:ind w:left="2070" w:hanging="360"/>
+        <w:ind w:left="2160" w:hanging="360"/>
       </w:pPr>
       <w:rPr>
         <w:rFonts w:ascii="Wingdings" w:hAnsi="Wingdings" w:hint="default"/>
@@ -1990,7 +1795,7 @@
       <w:lvlText w:val=""/>
       <w:lvlJc w:val="left"/>
       <w:pPr>
-        <w:ind w:left="2790" w:hanging="360"/>
+        <w:ind w:left="2880" w:hanging="360"/>
       </w:pPr>
       <w:rPr>
         <w:rFonts w:ascii="Symbol" w:hAnsi="Symbol" w:hint="default"/>
@@ -2002,7 +1807,7 @@
       <w:lvlText w:val="o"/>
       <w:lvlJc w:val="left"/>
       <w:pPr>
-        <w:ind w:left="3510" w:hanging="360"/>
+        <w:ind w:left="3600" w:hanging="360"/>
       </w:pPr>
       <w:rPr>
         <w:rFonts w:ascii="Courier New" w:hAnsi="Courier New" w:cs="Courier New" w:hint="default"/>
@@ -2014,7 +1819,7 @@
       <w:lvlText w:val=""/>
       <w:lvlJc w:val="left"/>
       <w:pPr>
-        <w:ind w:left="4230" w:hanging="360"/>
+        <w:ind w:left="4320" w:hanging="360"/>
       </w:pPr>
       <w:rPr>
         <w:rFonts w:ascii="Wingdings" w:hAnsi="Wingdings" w:hint="default"/>
@@ -2026,7 +1831,7 @@
       <w:lvlText w:val=""/>
       <w:lvlJc w:val="left"/>
       <w:pPr>
-        <w:ind w:left="4950" w:hanging="360"/>
+        <w:ind w:left="5040" w:hanging="360"/>
       </w:pPr>
       <w:rPr>
         <w:rFonts w:ascii="Symbol" w:hAnsi="Symbol" w:hint="default"/>
@@ -2038,7 +1843,7 @@
       <w:lvlText w:val="o"/>
       <w:lvlJc w:val="left"/>
       <w:pPr>
-        <w:ind w:left="5670" w:hanging="360"/>
+        <w:ind w:left="5760" w:hanging="360"/>
       </w:pPr>
       <w:rPr>
         <w:rFonts w:ascii="Courier New" w:hAnsi="Courier New" w:cs="Courier New" w:hint="default"/>
@@ -2050,7 +1855,7 @@
       <w:lvlText w:val=""/>
       <w:lvlJc w:val="left"/>
       <w:pPr>
-        <w:ind w:left="6390" w:hanging="360"/>
+        <w:ind w:left="6480" w:hanging="360"/>
       </w:pPr>
       <w:rPr>
         <w:rFonts w:ascii="Wingdings" w:hAnsi="Wingdings" w:hint="default"/>
@@ -2217,9 +2022,9 @@
       <w:lvlJc w:val="left"/>
       <w:pPr>
         <w:tabs>
-          <w:tab w:val="num" w:pos="630"/>
-        </w:tabs>
-        <w:ind w:left="630" w:hanging="360"/>
+          <w:tab w:val="num" w:pos="720"/>
+        </w:tabs>
+        <w:ind w:left="720" w:hanging="360"/>
       </w:pPr>
       <w:rPr>
         <w:rFonts w:ascii="Symbol" w:hAnsi="Symbol" w:hint="default"/>
@@ -2515,9 +2320,9 @@
       <w:lvlJc w:val="left"/>
       <w:pPr>
         <w:tabs>
-          <w:tab w:val="num" w:pos="630"/>
-        </w:tabs>
-        <w:ind w:left="630" w:hanging="360"/>
+          <w:tab w:val="num" w:pos="720"/>
+        </w:tabs>
+        <w:ind w:left="720" w:hanging="360"/>
       </w:pPr>
       <w:rPr>
         <w:rFonts w:ascii="Symbol" w:hAnsi="Symbol" w:hint="default"/>
@@ -2653,26 +2458,26 @@
       </w:rPr>
     </w:lvl>
   </w:abstractNum>
-  <w:num w:numId="1" w16cid:durableId="1744180456">
+  <w:num w:numId="1" w16cid:durableId="1262102670">
     <w:abstractNumId w:val="3"/>
   </w:num>
-  <w:num w:numId="2" w16cid:durableId="544370247">
+  <w:num w:numId="2" w16cid:durableId="1957904376">
     <w:abstractNumId w:val="1"/>
   </w:num>
-  <w:num w:numId="3" w16cid:durableId="916985368">
+  <w:num w:numId="3" w16cid:durableId="2027361996">
     <w:abstractNumId w:val="4"/>
   </w:num>
-  <w:num w:numId="4" w16cid:durableId="2086415115">
+  <w:num w:numId="4" w16cid:durableId="116266427">
     <w:abstractNumId w:val="0"/>
   </w:num>
-  <w:num w:numId="5" w16cid:durableId="562059205">
+  <w:num w:numId="5" w16cid:durableId="1191142344">
     <w:abstractNumId w:val="2"/>
   </w:num>
 </w:numbering>
 </file>
 
 <file path=word/styles.xml><?xml version="1.0" encoding="utf-8"?>
-<w:styles xmlns:mc="http://schemas.openxmlformats.org/markup-compatibility/2006" xmlns:r="http://schemas.openxmlformats.org/officeDocument/2006/relationships" xmlns:w="http://schemas.openxmlformats.org/wordprocessingml/2006/main" xmlns:w14="http://schemas.microsoft.com/office/word/2010/wordml" xmlns:w15="http://schemas.microsoft.com/office/word/2012/wordml" xmlns:w16cex="http://schemas.microsoft.com/office/word/2018/wordml/cex" xmlns:w16cid="http://schemas.microsoft.com/office/word/2016/wordml/cid" xmlns:w16="http://schemas.microsoft.com/office/word/2018/wordml" xmlns:w16sdtdh="http://schemas.microsoft.com/office/word/2020/wordml/sdtdatahash" xmlns:w16se="http://schemas.microsoft.com/office/word/2015/wordml/symex" mc:Ignorable="w14 w15 w16se w16cid w16 w16cex w16sdtdh">
+<w:styles xmlns:mc="http://schemas.openxmlformats.org/markup-compatibility/2006" xmlns:r="http://schemas.openxmlformats.org/officeDocument/2006/relationships" xmlns:w="http://schemas.openxmlformats.org/wordprocessingml/2006/main" xmlns:w14="http://schemas.microsoft.com/office/word/2010/wordml" xmlns:w15="http://schemas.microsoft.com/office/word/2012/wordml" xmlns:w16cex="http://schemas.microsoft.com/office/word/2018/wordml/cex" xmlns:w16cid="http://schemas.microsoft.com/office/word/2016/wordml/cid" xmlns:w16="http://schemas.microsoft.com/office/word/2018/wordml" xmlns:w16sdtdh="http://schemas.microsoft.com/office/word/2020/wordml/sdtdatahash" xmlns:w16sdtfl="http://schemas.microsoft.com/office/word/2024/wordml/sdtformatlock" xmlns:w16se="http://schemas.microsoft.com/office/word/2015/wordml/symex" xmlns:w16du="http://schemas.microsoft.com/office/word/2023/wordml/word16du" mc:Ignorable="w14 w15 w16se w16cid w16 w16cex w16sdtdh w16sdtfl w16du">
   <w:docDefaults>
     <w:rPrDefault>
       <w:rPr>
@@ -3176,29 +2981,6 @@
     <w:uiPriority w:val="99"/>
     <w:rsid w:val="00467794"/>
   </w:style>
-  <w:style w:type="character" w:styleId="Hyperlink">
-    <w:name w:val="Hyperlink"/>
-    <w:basedOn w:val="DefaultParagraphFont"/>
-    <w:uiPriority w:val="99"/>
-    <w:unhideWhenUsed/>
-    <w:rsid w:val="00EA79AC"/>
-    <w:rPr>
-      <w:color w:val="0563C1" w:themeColor="hyperlink"/>
-      <w:u w:val="single"/>
-    </w:rPr>
-  </w:style>
-  <w:style w:type="character" w:styleId="UnresolvedMention">
-    <w:name w:val="Unresolved Mention"/>
-    <w:basedOn w:val="DefaultParagraphFont"/>
-    <w:uiPriority w:val="99"/>
-    <w:semiHidden/>
-    <w:unhideWhenUsed/>
-    <w:rsid w:val="00EA79AC"/>
-    <w:rPr>
-      <w:color w:val="605E5C"/>
-      <w:shd w:val="clear" w:color="auto" w:fill="E1DFDD"/>
-    </w:rPr>
-  </w:style>
 </w:styles>
 </file>
 

--- a/resume/template.docx
+++ b/resume/template.docx
@@ -30,7 +30,7 @@
           <w:tcPr>
             <w:tcW w:w="11194" w:type="dxa"/>
             <w:gridSpan w:val="3"/>
-            <w:shd w:val="clear" w:color="auto" w:fill="3D6AB2"/>
+            <w:shd w:val="clear" w:color="auto" w:fill="643B9F"/>
             <w:vAlign w:val="center"/>
           </w:tcPr>
           <w:p>
@@ -49,17 +49,7 @@
                 <w:sz w:val="38"/>
                 <w:szCs w:val="38"/>
               </w:rPr>
-              <w:t xml:space="preserve">Richard </w:t>
-            </w:r>
-            <w:r>
-              <w:rPr>
-                <w:rFonts w:ascii="Roboto Slab" w:hAnsi="Roboto Slab" w:cs="Arimo"/>
-                <w:color w:val="FFFFFF" w:themeColor="background1"/>
-                <w:spacing w:val="20"/>
-                <w:sz w:val="38"/>
-                <w:szCs w:val="38"/>
-              </w:rPr>
-              <w:t>Tang</w:t>
+              <w:t>Kevin Grant</w:t>
             </w:r>
           </w:p>
         </w:tc>
@@ -94,20 +84,34 @@
           </w:tcPr>
           <w:p>
             <w:pPr>
-              <w:rPr>
-                <w:rFonts w:ascii="Roboto Slab" w:hAnsi="Roboto Slab"/>
-                <w:sz w:val="20"/>
-                <w:szCs w:val="20"/>
-              </w:rPr>
-            </w:pPr>
-            <w:r>
-              <w:rPr>
-                <w:rFonts w:ascii="Roboto Slab" w:hAnsi="Roboto Slab"/>
-                <w:color w:val="000000"/>
-                <w:sz w:val="20"/>
-                <w:szCs w:val="20"/>
-              </w:rPr>
-              <w:t>Seattle, WA</w:t>
+              <w:pStyle w:val="NormalWeb"/>
+            </w:pPr>
+            <w:r>
+              <w:rPr>
+                <w:rFonts w:ascii="Roboto Slab" w:hAnsi="Roboto Slab"/>
+                <w:color w:val="000000"/>
+                <w:sz w:val="20"/>
+                <w:szCs w:val="20"/>
+              </w:rPr>
+              <w:t>Tempe</w:t>
+            </w:r>
+            <w:r>
+              <w:rPr>
+                <w:rFonts w:ascii="Roboto Slab" w:hAnsi="Roboto Slab"/>
+                <w:color w:val="000000"/>
+                <w:sz w:val="20"/>
+                <w:szCs w:val="20"/>
+              </w:rPr>
+              <w:t xml:space="preserve">, </w:t>
+            </w:r>
+            <w:r>
+              <w:rPr>
+                <w:rFonts w:ascii="Roboto Slab" w:hAnsi="Roboto Slab"/>
+                <w:color w:val="000000"/>
+                <w:sz w:val="20"/>
+                <w:szCs w:val="20"/>
+              </w:rPr>
+              <w:t>AZ</w:t>
             </w:r>
             <w:r>
               <w:rPr>
@@ -158,13 +162,7 @@
               <w:t xml:space="preserve"> </w:t>
             </w:r>
             <w:r>
-              <w:rPr>
-                <w:rFonts w:ascii="Roboto Slab" w:hAnsi="Roboto Slab"/>
-                <w:color w:val="000000"/>
-                <w:sz w:val="20"/>
-                <w:szCs w:val="20"/>
-              </w:rPr>
-              <w:t>richardtsoft</w:t>
+              <w:t>kevingrantech</w:t>
             </w:r>
             <w:r>
               <w:rPr>
@@ -201,16 +199,16 @@
                 <w:sz w:val="20"/>
                 <w:szCs w:val="20"/>
               </w:rPr>
-              <w:t>(77</w:t>
-            </w:r>
-            <w:r>
-              <w:rPr>
-                <w:rFonts w:ascii="Roboto Slab" w:hAnsi="Roboto Slab"/>
-                <w:color w:val="000000"/>
-                <w:sz w:val="20"/>
-                <w:szCs w:val="20"/>
-              </w:rPr>
-              <w:t>9</w:t>
+              <w:t>(</w:t>
+            </w:r>
+            <w:r>
+              <w:rPr>
+                <w:rFonts w:ascii="Roboto Slab" w:hAnsi="Roboto Slab"/>
+                <w:color w:val="000000"/>
+                <w:sz w:val="20"/>
+                <w:szCs w:val="20"/>
+              </w:rPr>
+              <w:t>520</w:t>
             </w:r>
             <w:r>
               <w:rPr>
@@ -228,7 +226,7 @@
                 <w:sz w:val="20"/>
                 <w:szCs w:val="20"/>
               </w:rPr>
-              <w:t>410</w:t>
+              <w:t>376</w:t>
             </w:r>
             <w:r>
               <w:rPr>
@@ -246,7 +244,7 @@
                 <w:sz w:val="20"/>
                 <w:szCs w:val="20"/>
               </w:rPr>
-              <w:t>1272</w:t>
+              <w:t>7996</w:t>
             </w:r>
             <w:r>
               <w:rPr>
@@ -274,7 +272,25 @@
                 <w:sz w:val="20"/>
                 <w:szCs w:val="20"/>
               </w:rPr>
-              <w:t>https://www.linkedin.com/in/tangrs/</w:t>
+              <w:t>https://www.linkedin.com/in/</w:t>
+            </w:r>
+            <w:r>
+              <w:rPr>
+                <w:rFonts w:ascii="Roboto Slab" w:hAnsi="Roboto Slab"/>
+                <w:color w:val="000000"/>
+                <w:sz w:val="20"/>
+                <w:szCs w:val="20"/>
+              </w:rPr>
+              <w:t>kevin-g-0b1a676</w:t>
+            </w:r>
+            <w:r>
+              <w:rPr>
+                <w:rFonts w:ascii="Roboto Slab" w:hAnsi="Roboto Slab"/>
+                <w:color w:val="000000"/>
+                <w:sz w:val="20"/>
+                <w:szCs w:val="20"/>
+              </w:rPr>
+              <w:t>/</w:t>
             </w:r>
           </w:p>
         </w:tc>
@@ -316,6 +332,7 @@
                 <w:rFonts w:ascii="Roboto Slab" w:hAnsi="Roboto Slab"/>
                 <w:b/>
                 <w:bCs/>
+                <w:color w:val="643B9F"/>
                 <w:sz w:val="20"/>
                 <w:szCs w:val="20"/>
               </w:rPr>
@@ -325,7 +342,7 @@
                 <w:rFonts w:ascii="Roboto Slab" w:hAnsi="Roboto Slab"/>
                 <w:b/>
                 <w:bCs/>
-                <w:color w:val="3D6AB2"/>
+                <w:color w:val="643B9F"/>
                 <w:spacing w:val="20"/>
               </w:rPr>
               <w:t>SUMMARY</w:t>
@@ -418,6 +435,7 @@
                 <w:rFonts w:ascii="Roboto Slab" w:hAnsi="Roboto Slab" w:cs="Arimo"/>
                 <w:b/>
                 <w:bCs/>
+                <w:color w:val="643B9F"/>
                 <w:spacing w:val="20"/>
                 <w:sz w:val="18"/>
                 <w:szCs w:val="18"/>
@@ -428,7 +446,7 @@
                 <w:rFonts w:ascii="Roboto Slab" w:hAnsi="Roboto Slab"/>
                 <w:b/>
                 <w:bCs/>
-                <w:color w:val="3D6AB2"/>
+                <w:color w:val="643B9F"/>
                 <w:spacing w:val="20"/>
               </w:rPr>
               <w:t>EXPERIENCE</w:t>
@@ -512,7 +530,7 @@
                 <w:sz w:val="20"/>
                 <w:szCs w:val="20"/>
               </w:rPr>
-              <w:t>Instacart</w:t>
+              <w:t>ForeFlight</w:t>
             </w:r>
           </w:p>
         </w:tc>
@@ -586,7 +604,7 @@
                 <w:sz w:val="20"/>
                 <w:szCs w:val="20"/>
               </w:rPr>
-              <w:t>Present</w:t>
+              <w:t>Jun 2026</w:t>
             </w:r>
             <w:r>
               <w:rPr>
@@ -750,7 +768,7 @@
                 <w:szCs w:val="20"/>
                 <w:lang w:eastAsia="en-IN"/>
               </w:rPr>
-              <w:t>Software Engineer II</w:t>
+              <w:t>Senior Software Engineer</w:t>
             </w:r>
             <w:r>
               <w:rPr>
@@ -780,7 +798,27 @@
                 <w:szCs w:val="20"/>
                 <w:lang w:eastAsia="en-IN"/>
               </w:rPr>
-              <w:t>Twitch</w:t>
+              <w:t>Revolution</w:t>
+            </w:r>
+            <w:r>
+              <w:rPr>
+                <w:rFonts w:ascii="Roboto Slab" w:eastAsia="Times New Roman" w:hAnsi="Roboto Slab" w:cs="Times New Roman"/>
+                <w:color w:val="000000"/>
+                <w:sz w:val="20"/>
+                <w:szCs w:val="20"/>
+                <w:lang w:eastAsia="en-IN"/>
+              </w:rPr>
+              <w:t xml:space="preserve"> </w:t>
+            </w:r>
+            <w:r>
+              <w:rPr>
+                <w:rFonts w:ascii="Roboto Slab" w:eastAsia="Times New Roman" w:hAnsi="Roboto Slab" w:cs="Times New Roman"/>
+                <w:color w:val="000000"/>
+                <w:sz w:val="20"/>
+                <w:szCs w:val="20"/>
+                <w:lang w:eastAsia="en-IN"/>
+              </w:rPr>
+              <w:t>Parts</w:t>
             </w:r>
           </w:p>
         </w:tc>
@@ -807,27 +845,37 @@
                 <w:szCs w:val="20"/>
                 <w:lang w:eastAsia="en-IN"/>
               </w:rPr>
-              <w:t>Mar</w:t>
-            </w:r>
-            <w:r>
-              <w:rPr>
-                <w:rFonts w:ascii="Roboto Slab" w:eastAsia="Times New Roman" w:hAnsi="Roboto Slab" w:cs="Times New Roman"/>
-                <w:color w:val="000000"/>
-                <w:sz w:val="20"/>
-                <w:szCs w:val="20"/>
-                <w:lang w:eastAsia="en-IN"/>
-              </w:rPr>
-              <w:t xml:space="preserve"> 201</w:t>
-            </w:r>
-            <w:r>
-              <w:rPr>
-                <w:rFonts w:ascii="Roboto Slab" w:eastAsia="Times New Roman" w:hAnsi="Roboto Slab" w:cs="Times New Roman"/>
-                <w:color w:val="000000"/>
-                <w:sz w:val="20"/>
-                <w:szCs w:val="20"/>
-                <w:lang w:eastAsia="en-IN"/>
-              </w:rPr>
-              <w:t xml:space="preserve">6 </w:t>
+              <w:t>Jun</w:t>
+            </w:r>
+            <w:r>
+              <w:rPr>
+                <w:rFonts w:ascii="Roboto Slab" w:eastAsia="Times New Roman" w:hAnsi="Roboto Slab" w:cs="Times New Roman"/>
+                <w:color w:val="000000"/>
+                <w:sz w:val="20"/>
+                <w:szCs w:val="20"/>
+                <w:lang w:eastAsia="en-IN"/>
+              </w:rPr>
+              <w:t xml:space="preserve"> 20</w:t>
+            </w:r>
+            <w:r>
+              <w:rPr>
+                <w:rFonts w:ascii="Roboto Slab" w:eastAsia="Times New Roman" w:hAnsi="Roboto Slab" w:cs="Times New Roman"/>
+                <w:color w:val="000000"/>
+                <w:sz w:val="20"/>
+                <w:szCs w:val="20"/>
+                <w:lang w:eastAsia="en-IN"/>
+              </w:rPr>
+              <w:t>20</w:t>
+            </w:r>
+            <w:r>
+              <w:rPr>
+                <w:rFonts w:ascii="Roboto Slab" w:eastAsia="Times New Roman" w:hAnsi="Roboto Slab" w:cs="Times New Roman"/>
+                <w:color w:val="000000"/>
+                <w:sz w:val="20"/>
+                <w:szCs w:val="20"/>
+                <w:lang w:eastAsia="en-IN"/>
+              </w:rPr>
+              <w:t xml:space="preserve"> </w:t>
             </w:r>
             <w:r>
               <w:rPr>
@@ -1044,7 +1092,7 @@
                 <w:szCs w:val="20"/>
                 <w:lang w:eastAsia="en-IN"/>
               </w:rPr>
-              <w:t>Amazon</w:t>
+              <w:t>Sandoval Agency</w:t>
             </w:r>
           </w:p>
         </w:tc>
@@ -1072,17 +1120,27 @@
                 <w:szCs w:val="20"/>
                 <w:lang w:eastAsia="en-IN"/>
               </w:rPr>
-              <w:t>May</w:t>
-            </w:r>
-            <w:r>
-              <w:rPr>
-                <w:rFonts w:ascii="Roboto Slab" w:eastAsia="Times New Roman" w:hAnsi="Roboto Slab" w:cs="Times New Roman"/>
-                <w:color w:val="000000"/>
-                <w:sz w:val="20"/>
-                <w:szCs w:val="20"/>
-                <w:lang w:eastAsia="en-IN"/>
-              </w:rPr>
-              <w:t xml:space="preserve"> 2014</w:t>
+              <w:t xml:space="preserve">Oct </w:t>
+            </w:r>
+            <w:r>
+              <w:rPr>
+                <w:rFonts w:ascii="Roboto Slab" w:eastAsia="Times New Roman" w:hAnsi="Roboto Slab" w:cs="Times New Roman"/>
+                <w:color w:val="000000"/>
+                <w:sz w:val="20"/>
+                <w:szCs w:val="20"/>
+                <w:lang w:eastAsia="en-IN"/>
+              </w:rPr>
+              <w:t>201</w:t>
+            </w:r>
+            <w:r>
+              <w:rPr>
+                <w:rFonts w:ascii="Roboto Slab" w:eastAsia="Times New Roman" w:hAnsi="Roboto Slab" w:cs="Times New Roman"/>
+                <w:color w:val="000000"/>
+                <w:sz w:val="20"/>
+                <w:szCs w:val="20"/>
+                <w:lang w:eastAsia="en-IN"/>
+              </w:rPr>
+              <w:t>9</w:t>
             </w:r>
             <w:r>
               <w:rPr>
@@ -1112,27 +1170,37 @@
                 <w:szCs w:val="20"/>
                 <w:lang w:eastAsia="en-IN"/>
               </w:rPr>
-              <w:t xml:space="preserve"> Mar</w:t>
-            </w:r>
-            <w:r>
-              <w:rPr>
-                <w:rFonts w:ascii="Roboto Slab" w:eastAsia="Times New Roman" w:hAnsi="Roboto Slab" w:cs="Times New Roman"/>
-                <w:color w:val="000000"/>
-                <w:sz w:val="20"/>
-                <w:szCs w:val="20"/>
-                <w:lang w:eastAsia="en-IN"/>
-              </w:rPr>
-              <w:t xml:space="preserve"> 201</w:t>
-            </w:r>
-            <w:r>
-              <w:rPr>
-                <w:rFonts w:ascii="Roboto Slab" w:eastAsia="Times New Roman" w:hAnsi="Roboto Slab" w:cs="Times New Roman"/>
-                <w:color w:val="000000"/>
-                <w:sz w:val="20"/>
-                <w:szCs w:val="20"/>
-                <w:lang w:eastAsia="en-IN"/>
-              </w:rPr>
-              <w:t>6</w:t>
+              <w:t xml:space="preserve"> </w:t>
+            </w:r>
+            <w:r>
+              <w:rPr>
+                <w:rFonts w:ascii="Roboto Slab" w:eastAsia="Times New Roman" w:hAnsi="Roboto Slab" w:cs="Times New Roman"/>
+                <w:color w:val="000000"/>
+                <w:sz w:val="20"/>
+                <w:szCs w:val="20"/>
+                <w:lang w:eastAsia="en-IN"/>
+              </w:rPr>
+              <w:t>Jun</w:t>
+            </w:r>
+            <w:r>
+              <w:rPr>
+                <w:rFonts w:ascii="Roboto Slab" w:eastAsia="Times New Roman" w:hAnsi="Roboto Slab" w:cs="Times New Roman"/>
+                <w:color w:val="000000"/>
+                <w:sz w:val="20"/>
+                <w:szCs w:val="20"/>
+                <w:lang w:eastAsia="en-IN"/>
+              </w:rPr>
+              <w:t xml:space="preserve"> 20</w:t>
+            </w:r>
+            <w:r>
+              <w:rPr>
+                <w:rFonts w:ascii="Roboto Slab" w:eastAsia="Times New Roman" w:hAnsi="Roboto Slab" w:cs="Times New Roman"/>
+                <w:color w:val="000000"/>
+                <w:sz w:val="20"/>
+                <w:szCs w:val="20"/>
+                <w:lang w:eastAsia="en-IN"/>
+              </w:rPr>
+              <w:t>20</w:t>
             </w:r>
           </w:p>
         </w:tc>
@@ -1238,6 +1306,294 @@
       </w:tr>
       <w:tr>
         <w:trPr>
+          <w:trHeight w:val="639"/>
+        </w:trPr>
+        <w:tc>
+          <w:tcPr>
+            <w:tcW w:w="8123" w:type="dxa"/>
+          </w:tcPr>
+          <w:p>
+            <w:pPr>
+              <w:rPr>
+                <w:rFonts w:ascii="Roboto Slab" w:eastAsia="Times New Roman" w:hAnsi="Roboto Slab" w:cs="Times New Roman"/>
+                <w:color w:val="000000"/>
+                <w:sz w:val="20"/>
+                <w:szCs w:val="20"/>
+                <w:lang w:eastAsia="en-IN"/>
+              </w:rPr>
+            </w:pPr>
+            <w:r>
+              <w:rPr>
+                <w:rFonts w:ascii="Roboto Slab" w:eastAsia="Times New Roman" w:hAnsi="Roboto Slab" w:cs="Times New Roman"/>
+                <w:color w:val="000000"/>
+                <w:sz w:val="20"/>
+                <w:szCs w:val="20"/>
+                <w:lang w:eastAsia="en-IN"/>
+              </w:rPr>
+              <w:t>Software Engineer</w:t>
+            </w:r>
+            <w:r>
+              <w:rPr>
+                <w:rFonts w:ascii="Roboto Slab" w:eastAsia="Times New Roman" w:hAnsi="Roboto Slab" w:cs="Times New Roman"/>
+                <w:color w:val="000000"/>
+                <w:sz w:val="20"/>
+                <w:szCs w:val="20"/>
+                <w:lang w:eastAsia="en-IN"/>
+              </w:rPr>
+              <w:t xml:space="preserve"> </w:t>
+            </w:r>
+          </w:p>
+          <w:p>
+            <w:pPr>
+              <w:rPr>
+                <w:rFonts w:ascii="Roboto Slab" w:eastAsia="Times New Roman" w:hAnsi="Roboto Slab" w:cs="Times New Roman"/>
+                <w:sz w:val="20"/>
+                <w:szCs w:val="20"/>
+                <w:lang w:eastAsia="en-IN"/>
+              </w:rPr>
+            </w:pPr>
+            <w:r>
+              <w:rPr>
+                <w:rFonts w:ascii="Roboto Slab" w:eastAsia="Times New Roman" w:hAnsi="Roboto Slab" w:cs="Times New Roman"/>
+                <w:color w:val="000000"/>
+                <w:sz w:val="20"/>
+                <w:szCs w:val="20"/>
+                <w:lang w:eastAsia="en-IN"/>
+              </w:rPr>
+              <w:t>Google</w:t>
+            </w:r>
+          </w:p>
+        </w:tc>
+        <w:tc>
+          <w:tcPr>
+            <w:tcW w:w="3071" w:type="dxa"/>
+            <w:gridSpan w:val="2"/>
+          </w:tcPr>
+          <w:p>
+            <w:pPr>
+              <w:spacing w:line="360" w:lineRule="auto"/>
+              <w:jc w:val="right"/>
+              <w:rPr>
+                <w:rFonts w:ascii="Roboto Slab" w:eastAsia="Times New Roman" w:hAnsi="Roboto Slab" w:cs="Times New Roman"/>
+                <w:sz w:val="20"/>
+                <w:szCs w:val="20"/>
+                <w:lang w:eastAsia="en-IN"/>
+              </w:rPr>
+            </w:pPr>
+            <w:r>
+              <w:rPr>
+                <w:rFonts w:ascii="Roboto Slab" w:eastAsia="Times New Roman" w:hAnsi="Roboto Slab" w:cs="Times New Roman"/>
+                <w:color w:val="000000"/>
+                <w:sz w:val="20"/>
+                <w:szCs w:val="20"/>
+                <w:lang w:eastAsia="en-IN"/>
+              </w:rPr>
+              <w:t>Aug</w:t>
+            </w:r>
+            <w:r>
+              <w:rPr>
+                <w:rFonts w:ascii="Roboto Slab" w:eastAsia="Times New Roman" w:hAnsi="Roboto Slab" w:cs="Times New Roman"/>
+                <w:color w:val="000000"/>
+                <w:sz w:val="20"/>
+                <w:szCs w:val="20"/>
+                <w:lang w:eastAsia="en-IN"/>
+              </w:rPr>
+              <w:t xml:space="preserve"> </w:t>
+            </w:r>
+            <w:r>
+              <w:rPr>
+                <w:rFonts w:ascii="Roboto Slab" w:eastAsia="Times New Roman" w:hAnsi="Roboto Slab" w:cs="Times New Roman"/>
+                <w:color w:val="000000"/>
+                <w:sz w:val="20"/>
+                <w:szCs w:val="20"/>
+                <w:lang w:eastAsia="en-IN"/>
+              </w:rPr>
+              <w:t>201</w:t>
+            </w:r>
+            <w:r>
+              <w:rPr>
+                <w:rFonts w:ascii="Roboto Slab" w:eastAsia="Times New Roman" w:hAnsi="Roboto Slab" w:cs="Times New Roman"/>
+                <w:color w:val="000000"/>
+                <w:sz w:val="20"/>
+                <w:szCs w:val="20"/>
+                <w:lang w:eastAsia="en-IN"/>
+              </w:rPr>
+              <w:t>5</w:t>
+            </w:r>
+            <w:r>
+              <w:rPr>
+                <w:rFonts w:ascii="Roboto Slab" w:eastAsia="Times New Roman" w:hAnsi="Roboto Slab" w:cs="Times New Roman"/>
+                <w:color w:val="000000"/>
+                <w:sz w:val="20"/>
+                <w:szCs w:val="20"/>
+                <w:lang w:eastAsia="en-IN"/>
+              </w:rPr>
+              <w:t xml:space="preserve"> </w:t>
+            </w:r>
+            <w:r>
+              <w:rPr>
+                <w:rFonts w:ascii="Roboto Slab" w:eastAsia="Times New Roman" w:hAnsi="Roboto Slab" w:cs="Times New Roman"/>
+                <w:color w:val="000000"/>
+                <w:sz w:val="20"/>
+                <w:szCs w:val="20"/>
+                <w:lang w:eastAsia="en-IN"/>
+              </w:rPr>
+              <w:t>–</w:t>
+            </w:r>
+            <w:r>
+              <w:rPr>
+                <w:rFonts w:ascii="Roboto Slab" w:eastAsia="Times New Roman" w:hAnsi="Roboto Slab" w:cs="Times New Roman"/>
+                <w:color w:val="000000"/>
+                <w:sz w:val="20"/>
+                <w:szCs w:val="20"/>
+                <w:lang w:eastAsia="en-IN"/>
+              </w:rPr>
+              <w:t xml:space="preserve"> </w:t>
+            </w:r>
+            <w:r>
+              <w:rPr>
+                <w:rFonts w:ascii="Roboto Slab" w:eastAsia="Times New Roman" w:hAnsi="Roboto Slab" w:cs="Times New Roman"/>
+                <w:color w:val="000000"/>
+                <w:sz w:val="20"/>
+                <w:szCs w:val="20"/>
+                <w:lang w:eastAsia="en-IN"/>
+              </w:rPr>
+              <w:t>Oct</w:t>
+            </w:r>
+            <w:r>
+              <w:rPr>
+                <w:rFonts w:ascii="Roboto Slab" w:eastAsia="Times New Roman" w:hAnsi="Roboto Slab" w:cs="Times New Roman"/>
+                <w:color w:val="000000"/>
+                <w:sz w:val="20"/>
+                <w:szCs w:val="20"/>
+                <w:lang w:eastAsia="en-IN"/>
+              </w:rPr>
+              <w:t xml:space="preserve"> 20</w:t>
+            </w:r>
+            <w:r>
+              <w:rPr>
+                <w:rFonts w:ascii="Roboto Slab" w:eastAsia="Times New Roman" w:hAnsi="Roboto Slab" w:cs="Times New Roman"/>
+                <w:color w:val="000000"/>
+                <w:sz w:val="20"/>
+                <w:szCs w:val="20"/>
+                <w:lang w:eastAsia="en-IN"/>
+              </w:rPr>
+              <w:t>19</w:t>
+            </w:r>
+          </w:p>
+        </w:tc>
+      </w:tr>
+      <w:tr>
+        <w:trPr>
+          <w:trHeight w:val="121"/>
+        </w:trPr>
+        <w:tc>
+          <w:tcPr>
+            <w:tcW w:w="11194" w:type="dxa"/>
+            <w:gridSpan w:val="3"/>
+          </w:tcPr>
+          <w:p>
+            <w:pPr>
+              <w:numPr>
+                <w:ilvl w:val="0"/>
+                <w:numId w:val="5"/>
+              </w:numPr>
+              <w:spacing w:after="100"/>
+              <w:ind w:left="253" w:right="10" w:hanging="180"/>
+              <w:jc w:val="both"/>
+              <w:textAlignment w:val="baseline"/>
+              <w:rPr>
+                <w:rFonts w:ascii="Roboto Slab" w:eastAsia="Times New Roman" w:hAnsi="Roboto Slab" w:cs="Times New Roman"/>
+                <w:color w:val="000000"/>
+                <w:sz w:val="20"/>
+                <w:szCs w:val="20"/>
+                <w:lang w:eastAsia="en-IN"/>
+              </w:rPr>
+            </w:pPr>
+            <w:r>
+              <w:rPr>
+                <w:rFonts w:ascii="Roboto Slab" w:eastAsia="Times New Roman" w:hAnsi="Roboto Slab" w:cs="Times New Roman"/>
+                <w:color w:val="000000"/>
+                <w:sz w:val="20"/>
+                <w:szCs w:val="20"/>
+                <w:lang w:eastAsia="en-IN"/>
+              </w:rPr>
+              <w:t>{{ exp</w:t>
+            </w:r>
+            <w:r>
+              <w:rPr>
+                <w:rFonts w:ascii="Roboto Slab" w:eastAsia="Times New Roman" w:hAnsi="Roboto Slab" w:cs="Times New Roman"/>
+                <w:color w:val="000000"/>
+                <w:sz w:val="20"/>
+                <w:szCs w:val="20"/>
+                <w:lang w:eastAsia="en-IN"/>
+              </w:rPr>
+              <w:t>4</w:t>
+            </w:r>
+            <w:r>
+              <w:rPr>
+                <w:rFonts w:ascii="Roboto Slab" w:eastAsia="Times New Roman" w:hAnsi="Roboto Slab" w:cs="Times New Roman"/>
+                <w:color w:val="000000"/>
+                <w:sz w:val="20"/>
+                <w:szCs w:val="20"/>
+                <w:lang w:eastAsia="en-IN"/>
+              </w:rPr>
+              <w:t>_bullet1 }}</w:t>
+            </w:r>
+          </w:p>
+          <w:p>
+            <w:pPr>
+              <w:numPr>
+                <w:ilvl w:val="0"/>
+                <w:numId w:val="5"/>
+              </w:numPr>
+              <w:spacing w:after="100"/>
+              <w:ind w:left="253" w:right="10" w:hanging="180"/>
+              <w:jc w:val="both"/>
+              <w:textAlignment w:val="baseline"/>
+              <w:rPr>
+                <w:rFonts w:ascii="Roboto Slab" w:eastAsia="Times New Roman" w:hAnsi="Roboto Slab" w:cs="Times New Roman"/>
+                <w:color w:val="000000"/>
+                <w:sz w:val="20"/>
+                <w:szCs w:val="20"/>
+                <w:lang w:eastAsia="en-IN"/>
+              </w:rPr>
+            </w:pPr>
+            <w:r>
+              <w:rPr>
+                <w:rFonts w:ascii="Roboto Slab" w:eastAsia="Times New Roman" w:hAnsi="Roboto Slab" w:cs="Times New Roman"/>
+                <w:color w:val="000000"/>
+                <w:sz w:val="20"/>
+                <w:szCs w:val="20"/>
+                <w:lang w:eastAsia="en-IN"/>
+              </w:rPr>
+              <w:t>{{ exp</w:t>
+            </w:r>
+            <w:r>
+              <w:rPr>
+                <w:rFonts w:ascii="Roboto Slab" w:eastAsia="Times New Roman" w:hAnsi="Roboto Slab" w:cs="Times New Roman"/>
+                <w:color w:val="000000"/>
+                <w:sz w:val="20"/>
+                <w:szCs w:val="20"/>
+                <w:lang w:eastAsia="en-IN"/>
+              </w:rPr>
+              <w:t>4</w:t>
+            </w:r>
+            <w:r>
+              <w:rPr>
+                <w:rFonts w:ascii="Roboto Slab" w:eastAsia="Times New Roman" w:hAnsi="Roboto Slab" w:cs="Times New Roman"/>
+                <w:color w:val="000000"/>
+                <w:sz w:val="20"/>
+                <w:szCs w:val="20"/>
+                <w:lang w:eastAsia="en-IN"/>
+              </w:rPr>
+              <w:t>_bullet2 }}</w:t>
+            </w:r>
+          </w:p>
+        </w:tc>
+      </w:tr>
+      <w:tr>
+        <w:trPr>
           <w:trHeight w:val="87"/>
         </w:trPr>
         <w:tc>
@@ -1271,7 +1627,7 @@
                 <w:rFonts w:ascii="Roboto Slab" w:hAnsi="Roboto Slab" w:cs="Arimo"/>
                 <w:b/>
                 <w:bCs/>
-                <w:color w:val="3D6AB2"/>
+                <w:color w:val="643B9F"/>
                 <w:sz w:val="18"/>
                 <w:szCs w:val="18"/>
               </w:rPr>
@@ -1281,7 +1637,7 @@
                 <w:rFonts w:ascii="Roboto Slab" w:hAnsi="Roboto Slab"/>
                 <w:b/>
                 <w:bCs/>
-                <w:color w:val="3D6AB2"/>
+                <w:color w:val="643B9F"/>
                 <w:spacing w:val="20"/>
               </w:rPr>
               <w:t>EDUCATION</w:t>
@@ -1314,6 +1670,9 @@
         </w:tc>
       </w:tr>
       <w:tr>
+        <w:trPr>
+          <w:trHeight w:val="634"/>
+        </w:trPr>
         <w:tc>
           <w:tcPr>
             <w:tcW w:w="8217" w:type="dxa"/>
@@ -1336,25 +1695,7 @@
                 <w:sz w:val="20"/>
                 <w:szCs w:val="20"/>
               </w:rPr>
-              <w:t xml:space="preserve">University of </w:t>
-            </w:r>
-            <w:r>
-              <w:rPr>
-                <w:rFonts w:ascii="Roboto Slab" w:hAnsi="Roboto Slab"/>
-                <w:color w:val="000000"/>
-                <w:sz w:val="20"/>
-                <w:szCs w:val="20"/>
-              </w:rPr>
-              <w:t>I</w:t>
-            </w:r>
-            <w:r>
-              <w:rPr>
-                <w:rFonts w:ascii="Roboto Slab" w:hAnsi="Roboto Slab"/>
-                <w:color w:val="000000"/>
-                <w:sz w:val="20"/>
-                <w:szCs w:val="20"/>
-              </w:rPr>
-              <w:t>llinois Urbana-Champaign</w:t>
+              <w:t>University of Illinois Chicago</w:t>
             </w:r>
           </w:p>
           <w:p>
@@ -1374,7 +1715,16 @@
                 <w:sz w:val="20"/>
                 <w:szCs w:val="20"/>
               </w:rPr>
-              <w:t xml:space="preserve">Bachelor of Science in </w:t>
+              <w:t>Master</w:t>
+            </w:r>
+            <w:r>
+              <w:rPr>
+                <w:rFonts w:ascii="Roboto Slab" w:hAnsi="Roboto Slab"/>
+                <w:color w:val="000000"/>
+                <w:sz w:val="20"/>
+                <w:szCs w:val="20"/>
+              </w:rPr>
+              <w:t xml:space="preserve"> of Science in </w:t>
             </w:r>
             <w:r>
               <w:rPr>
@@ -1419,7 +1769,25 @@
                 <w:sz w:val="20"/>
                 <w:szCs w:val="20"/>
               </w:rPr>
-              <w:t xml:space="preserve">2011 </w:t>
+              <w:t>201</w:t>
+            </w:r>
+            <w:r>
+              <w:rPr>
+                <w:rFonts w:ascii="Roboto Slab" w:hAnsi="Roboto Slab"/>
+                <w:color w:val="000000"/>
+                <w:sz w:val="20"/>
+                <w:szCs w:val="20"/>
+              </w:rPr>
+              <w:t>4</w:t>
+            </w:r>
+            <w:r>
+              <w:rPr>
+                <w:rFonts w:ascii="Roboto Slab" w:hAnsi="Roboto Slab"/>
+                <w:color w:val="000000"/>
+                <w:sz w:val="20"/>
+                <w:szCs w:val="20"/>
+              </w:rPr>
+              <w:t xml:space="preserve"> </w:t>
             </w:r>
             <w:r>
               <w:rPr>
@@ -1437,7 +1805,154 @@
                 <w:sz w:val="20"/>
                 <w:szCs w:val="20"/>
               </w:rPr>
-              <w:t xml:space="preserve"> 2015</w:t>
+              <w:t xml:space="preserve"> 201</w:t>
+            </w:r>
+            <w:r>
+              <w:rPr>
+                <w:rFonts w:ascii="Roboto Slab" w:hAnsi="Roboto Slab"/>
+                <w:color w:val="000000"/>
+                <w:sz w:val="20"/>
+                <w:szCs w:val="20"/>
+              </w:rPr>
+              <w:t>6</w:t>
+            </w:r>
+          </w:p>
+        </w:tc>
+      </w:tr>
+      <w:tr>
+        <w:tc>
+          <w:tcPr>
+            <w:tcW w:w="8217" w:type="dxa"/>
+            <w:gridSpan w:val="2"/>
+          </w:tcPr>
+          <w:p>
+            <w:pPr>
+              <w:pStyle w:val="NormalWeb"/>
+              <w:spacing w:before="0" w:beforeAutospacing="0" w:after="0" w:afterAutospacing="0"/>
+              <w:rPr>
+                <w:rFonts w:ascii="Roboto Slab" w:hAnsi="Roboto Slab"/>
+                <w:sz w:val="20"/>
+                <w:szCs w:val="20"/>
+              </w:rPr>
+            </w:pPr>
+            <w:r>
+              <w:rPr>
+                <w:rFonts w:ascii="Roboto Slab" w:hAnsi="Roboto Slab"/>
+                <w:color w:val="000000"/>
+                <w:sz w:val="20"/>
+                <w:szCs w:val="20"/>
+              </w:rPr>
+              <w:t>DeVry University</w:t>
+            </w:r>
+          </w:p>
+          <w:p>
+            <w:pPr>
+              <w:pStyle w:val="NormalWeb"/>
+              <w:spacing w:before="0" w:beforeAutospacing="0" w:after="0" w:afterAutospacing="0"/>
+              <w:rPr>
+                <w:rFonts w:ascii="Roboto Slab" w:hAnsi="Roboto Slab"/>
+                <w:sz w:val="20"/>
+                <w:szCs w:val="20"/>
+              </w:rPr>
+            </w:pPr>
+            <w:r>
+              <w:rPr>
+                <w:rFonts w:ascii="Roboto Slab" w:hAnsi="Roboto Slab"/>
+                <w:color w:val="000000"/>
+                <w:sz w:val="20"/>
+                <w:szCs w:val="20"/>
+              </w:rPr>
+              <w:t xml:space="preserve">Bachelor of Science in </w:t>
+            </w:r>
+            <w:r>
+              <w:rPr>
+                <w:rFonts w:ascii="Roboto Slab" w:hAnsi="Roboto Slab"/>
+                <w:color w:val="000000"/>
+                <w:sz w:val="20"/>
+                <w:szCs w:val="20"/>
+              </w:rPr>
+              <w:t>Computer Science</w:t>
+            </w:r>
+            <w:r>
+              <w:rPr>
+                <w:rFonts w:ascii="Roboto Slab" w:hAnsi="Roboto Slab"/>
+                <w:color w:val="000000"/>
+                <w:sz w:val="20"/>
+                <w:szCs w:val="20"/>
+              </w:rPr>
+              <w:t xml:space="preserve"> </w:t>
+            </w:r>
+          </w:p>
+        </w:tc>
+        <w:tc>
+          <w:tcPr>
+            <w:tcW w:w="2977" w:type="dxa"/>
+          </w:tcPr>
+          <w:p>
+            <w:pPr>
+              <w:pStyle w:val="NormalWeb"/>
+              <w:spacing w:before="0" w:beforeAutospacing="0" w:after="0" w:afterAutospacing="0" w:line="360" w:lineRule="auto"/>
+              <w:jc w:val="right"/>
+              <w:rPr>
+                <w:rFonts w:ascii="Roboto Slab" w:hAnsi="Roboto Slab"/>
+                <w:color w:val="000000"/>
+                <w:sz w:val="20"/>
+                <w:szCs w:val="20"/>
+              </w:rPr>
+            </w:pPr>
+            <w:r>
+              <w:rPr>
+                <w:rFonts w:ascii="Roboto Slab" w:hAnsi="Roboto Slab"/>
+                <w:color w:val="000000"/>
+                <w:sz w:val="20"/>
+                <w:szCs w:val="20"/>
+              </w:rPr>
+              <w:t>201</w:t>
+            </w:r>
+            <w:r>
+              <w:rPr>
+                <w:rFonts w:ascii="Roboto Slab" w:hAnsi="Roboto Slab"/>
+                <w:color w:val="000000"/>
+                <w:sz w:val="20"/>
+                <w:szCs w:val="20"/>
+              </w:rPr>
+              <w:t>0</w:t>
+            </w:r>
+            <w:r>
+              <w:rPr>
+                <w:rFonts w:ascii="Roboto Slab" w:hAnsi="Roboto Slab"/>
+                <w:color w:val="000000"/>
+                <w:sz w:val="20"/>
+                <w:szCs w:val="20"/>
+              </w:rPr>
+              <w:t xml:space="preserve"> </w:t>
+            </w:r>
+            <w:r>
+              <w:rPr>
+                <w:rFonts w:ascii="Roboto Slab" w:hAnsi="Roboto Slab"/>
+                <w:color w:val="000000"/>
+                <w:sz w:val="20"/>
+                <w:szCs w:val="20"/>
+              </w:rPr>
+              <w:t>–</w:t>
+            </w:r>
+            <w:r>
+              <w:rPr>
+                <w:rFonts w:ascii="Roboto Slab" w:hAnsi="Roboto Slab"/>
+                <w:color w:val="000000"/>
+                <w:sz w:val="20"/>
+                <w:szCs w:val="20"/>
+              </w:rPr>
+              <w:t xml:space="preserve"> 201</w:t>
+            </w:r>
+            <w:r>
+              <w:rPr>
+                <w:rFonts w:ascii="Roboto Slab" w:hAnsi="Roboto Slab"/>
+                <w:color w:val="000000"/>
+                <w:sz w:val="20"/>
+                <w:szCs w:val="20"/>
+              </w:rPr>
+              <w:t>4</w:t>
             </w:r>
           </w:p>
         </w:tc>
@@ -1481,7 +1996,7 @@
                 <w:rFonts w:ascii="Roboto Slab" w:hAnsi="Roboto Slab"/>
                 <w:b/>
                 <w:bCs/>
-                <w:color w:val="3D6AB2"/>
+                <w:color w:val="643B9F"/>
                 <w:spacing w:val="20"/>
                 <w:sz w:val="16"/>
                 <w:szCs w:val="16"/>
@@ -1492,7 +2007,7 @@
                 <w:rFonts w:ascii="Roboto Slab" w:hAnsi="Roboto Slab"/>
                 <w:b/>
                 <w:bCs/>
-                <w:color w:val="3D6AB2"/>
+                <w:color w:val="643B9F"/>
                 <w:spacing w:val="20"/>
               </w:rPr>
               <w:t>SKILLS</w:t>
